--- a/templates/word/ĐK 08 Gia hạn đất .docx
+++ b/templates/word/ĐK 08 Gia hạn đất .docx
@@ -1,5 +1,71 @@
 
-<file path=word/document.xml><?xml version="1.0" encoding="utf-8"?>
+<file path=customXml\item1.xml><?xml version="1.0" encoding="utf-8"?>
+<b:Sources xmlns:b="http://schemas.openxmlformats.org/officeDocument/2006/bibliography" xmlns="http://schemas.openxmlformats.org/officeDocument/2006/bibliography" SelectedStyle="\APASixthEditionOfficeOnline.xsl" StyleName="APA" Version="6"/>
+</file>
+
+<file path=customXml\itemProps1.xml><?xml version="1.0" encoding="utf-8"?>
+<ds:datastoreItem xmlns:ds="http://schemas.openxmlformats.org/officeDocument/2006/customXml" ds:itemID="{FFC2BB99-A74C-43FE-B994-1119C79A2F6A}">
+  <ds:schemaRefs>
+    <ds:schemaRef ds:uri="http://schemas.openxmlformats.org/officeDocument/2006/bibliography"/>
+  </ds:schemaRefs>
+</ds:datastoreItem>
+</file>
+
+<file path=docProps\app.xml><?xml version="1.0" encoding="utf-8"?>
+<Properties xmlns="http://schemas.openxmlformats.org/officeDocument/2006/extended-properties" xmlns:vt="http://schemas.openxmlformats.org/officeDocument/2006/docPropsVTypes">
+  <Template>Normal.dotm</Template>
+  <TotalTime>24</TotalTime>
+  <Pages>1</Pages>
+  <Words>184</Words>
+  <Characters>1051</Characters>
+  <Application>Microsoft Office Word</Application>
+  <DocSecurity>0</DocSecurity>
+  <Lines>8</Lines>
+  <Paragraphs>2</Paragraphs>
+  <ScaleCrop>false</ScaleCrop>
+  <HeadingPairs>
+    <vt:vector size="4" baseType="variant">
+      <vt:variant>
+        <vt:lpstr>Title</vt:lpstr>
+      </vt:variant>
+      <vt:variant>
+        <vt:i4>1</vt:i4>
+      </vt:variant>
+      <vt:variant>
+        <vt:lpstr>Tiêu đề</vt:lpstr>
+      </vt:variant>
+      <vt:variant>
+        <vt:i4>1</vt:i4>
+      </vt:variant>
+    </vt:vector>
+  </HeadingPairs>
+  <TitlesOfParts>
+    <vt:vector size="2" baseType="lpstr">
+      <vt:lpstr/>
+      <vt:lpstr/>
+    </vt:vector>
+  </TitlesOfParts>
+  <Company/>
+  <LinksUpToDate>false</LinksUpToDate>
+  <CharactersWithSpaces>1233</CharactersWithSpaces>
+  <SharedDoc>false</SharedDoc>
+  <HyperlinksChanged>false</HyperlinksChanged>
+  <AppVersion>16.0000</AppVersion>
+</Properties>
+</file>
+
+<file path=docProps\core.xml><?xml version="1.0" encoding="utf-8"?>
+<cp:coreProperties xmlns:cp="http://schemas.openxmlformats.org/package/2006/metadata/core-properties" xmlns:dc="http://purl.org/dc/elements/1.1/" xmlns:dcterms="http://purl.org/dc/terms/" xmlns:dcmitype="http://purl.org/dc/dcmitype/" xmlns:xsi="http://www.w3.org/2001/XMLSchema-instance">
+  <dc:creator>Windows User</dc:creator>
+  <cp:lastModifiedBy>Administrator</cp:lastModifiedBy>
+  <cp:revision>6</cp:revision>
+  <cp:lastPrinted>2025-10-13T04:39:00Z</cp:lastPrinted>
+  <dcterms:created xsi:type="dcterms:W3CDTF">2025-10-13T04:40:00Z</dcterms:created>
+  <dcterms:modified xsi:type="dcterms:W3CDTF">2026-06-10T09:03:00Z</dcterms:modified>
+</cp:coreProperties>
+</file>
+
+<file path=word\document.xml><?xml version="1.0" encoding="utf-8"?>
 <w:document xmlns:wpc="http://schemas.microsoft.com/office/word/2010/wordprocessingCanvas" xmlns:cx="http://schemas.microsoft.com/office/drawing/2014/chartex" xmlns:cx1="http://schemas.microsoft.com/office/drawing/2015/9/8/chartex" xmlns:cx2="http://schemas.microsoft.com/office/drawing/2015/10/21/chartex" xmlns:cx3="http://schemas.microsoft.com/office/drawing/2016/5/9/chartex" xmlns:cx4="http://schemas.microsoft.com/office/drawing/2016/5/10/chartex" xmlns:cx5="http://schemas.microsoft.com/office/drawing/2016/5/11/chartex" xmlns:cx6="http://schemas.microsoft.com/office/drawing/2016/5/12/chartex" xmlns:cx7="http://schemas.microsoft.com/office/drawing/2016/5/13/chartex" xmlns:cx8="http://schemas.microsoft.com/office/drawing/2016/5/14/chartex" xmlns:mc="http://schemas.openxmlformats.org/markup-compatibility/2006" xmlns:aink="http://schemas.microsoft.com/office/drawing/2016/ink" xmlns:am3d="http://schemas.microsoft.com/office/drawing/2017/model3d" xmlns:o="urn:schemas-microsoft-com:office:office" xmlns:r="http://schemas.openxmlformats.org/officeDocument/2006/relationships" xmlns:m="http://schemas.openxmlformats.org/officeDocument/2006/math" xmlns:v="urn:schemas-microsoft-com:vml" xmlns:wp14="http://schemas.microsoft.com/office/word/2010/wordprocessingDrawing" xmlns:wp="http://schemas.openxmlformats.org/drawingml/2006/wordprocessingDrawing" xmlns:w10="urn:schemas-microsoft-com:office:word" xmlns:w="http://schemas.openxmlformats.org/wordprocessingml/2006/main" xmlns:w14="http://schemas.microsoft.com/office/word/2010/wordml" xmlns:w15="http://schemas.microsoft.com/office/word/2012/wordml" xmlns:w16cid="http://schemas.microsoft.com/office/word/2016/wordml/cid" xmlns:w16se="http://schemas.microsoft.com/office/word/2015/wordml/symex" xmlns:wpg="http://schemas.microsoft.com/office/word/2010/wordprocessingGroup" xmlns:wpi="http://schemas.microsoft.com/office/word/2010/wordprocessingInk" xmlns:wne="http://schemas.microsoft.com/office/word/2006/wordml" xmlns:wps="http://schemas.microsoft.com/office/word/2010/wordprocessingShape" mc:Ignorable="w14 w15 w16se w16cid wp14">
   <w:body>
     <w:p>
@@ -307,7 +373,7 @@
           <w:szCs w:val="24"/>
           <w:lang w:val="vi-VN"/>
         </w:rPr>
-        <w:t>[Ngày]</w:t>
+        <w:t>{{ngay}}</w:t>
       </w:r>
       <w:r>
         <w:rPr>
@@ -331,7 +397,7 @@
           <w:szCs w:val="24"/>
           <w:lang w:val="vi-VN"/>
         </w:rPr>
-        <w:t>[Tháng]</w:t>
+        <w:t>{{thang}}</w:t>
       </w:r>
       <w:r>
         <w:rPr>
@@ -524,7 +590,7 @@
           <w:sz w:val="24"/>
           <w:szCs w:val="24"/>
         </w:rPr>
-        <w:t>[Tên 3]</w:t>
+        <w:t>{{ten3}}</w:t>
       </w:r>
     </w:p>
     <w:p>
@@ -657,7 +723,7 @@
         <w:rPr>
           <w:rFonts w:asciiTheme="majorHAnsi" w:hAnsiTheme="majorHAnsi" w:cstheme="majorHAnsi"/>
         </w:rPr>
-        <w:t>[Địa chỉ đất]</w:t>
+        <w:t>{{diachidat1}}</w:t>
       </w:r>
     </w:p>
     <w:p>
@@ -705,7 +771,7 @@
           <w:sz w:val="24"/>
           <w:szCs w:val="24"/>
         </w:rPr>
-        <w:t>[Số thửa]</w:t>
+        <w:t>{{sothua1}}</w:t>
       </w:r>
     </w:p>
     <w:p>
@@ -743,7 +809,7 @@
           <w:sz w:val="24"/>
           <w:szCs w:val="24"/>
         </w:rPr>
-        <w:t>[Số tờ]</w:t>
+        <w:t>{{soto1}}</w:t>
       </w:r>
     </w:p>
     <w:p>
@@ -836,7 +902,7 @@
           <w:sz w:val="24"/>
           <w:szCs w:val="24"/>
         </w:rPr>
-        <w:t>[Diện tích]</w:t>
+        <w:t>{{dientich1}}</w:t>
       </w:r>
     </w:p>
     <w:p>
@@ -928,7 +994,7 @@
           <w:sz w:val="24"/>
           <w:szCs w:val="24"/>
         </w:rPr>
-        <w:t>[Loại đất]</w:t>
+        <w:t>{{loaidat1}}</w:t>
       </w:r>
     </w:p>
     <w:p>
@@ -998,7 +1064,7 @@
           <w:sz w:val="24"/>
           <w:szCs w:val="24"/>
         </w:rPr>
-        <w:t>[Thời hạn 1]</w:t>
+        <w:t>{{thoihan1}}</w:t>
       </w:r>
     </w:p>
     <w:p>
@@ -1123,7 +1189,7 @@
           <w:sz w:val="24"/>
           <w:szCs w:val="24"/>
         </w:rPr>
-        <w:t>[Địa chỉ đất]</w:t>
+        <w:t>{{diachidat1}}</w:t>
       </w:r>
     </w:p>
     <w:p>
@@ -1265,7 +1331,7 @@
           <w:sz w:val="24"/>
           <w:szCs w:val="24"/>
         </w:rPr>
-        <w:t xml:space="preserve">[Serial] </w:t>
+        <w:t xml:space="preserve">{{serial1}} </w:t>
       </w:r>
       <w:r>
         <w:rPr>
@@ -1300,7 +1366,7 @@
           <w:sz w:val="24"/>
           <w:szCs w:val="24"/>
         </w:rPr>
-        <w:t>[Số vào sổ]</w:t>
+        <w:t>{{sovaoso1}}</w:t>
       </w:r>
       <w:r>
         <w:rPr>
@@ -1348,7 +1414,7 @@
           <w:sz w:val="24"/>
           <w:szCs w:val="24"/>
         </w:rPr>
-        <w:t>[Ngày cấp sổ]</w:t>
+        <w:t>{{ngaycapso1}}</w:t>
       </w:r>
     </w:p>
     <w:p>
@@ -1937,7 +2003,7 @@
           <w:sz w:val="24"/>
           <w:szCs w:val="24"/>
         </w:rPr>
-        <w:t xml:space="preserve">[Tên </w:t>
+        <w:t xml:space="preserve">{{ten3}}</w:t>
       </w:r>
       <w:r>
         <w:rPr>
@@ -1946,7 +2012,7 @@
           <w:sz w:val="24"/>
           <w:szCs w:val="24"/>
         </w:rPr>
-        <w:t>3</w:t>
+        <w:t/>
       </w:r>
       <w:r>
         <w:rPr>
@@ -1955,7 +2021,7 @@
           <w:sz w:val="24"/>
           <w:szCs w:val="24"/>
         </w:rPr>
-        <w:t>]</w:t>
+        <w:t/>
       </w:r>
     </w:p>
     <w:sectPr>
@@ -1976,7 +2042,7 @@
 </w:document>
 </file>
 
-<file path=word/endnotes.xml><?xml version="1.0" encoding="utf-8"?>
+<file path=word\endnotes.xml><?xml version="1.0" encoding="utf-8"?>
 <w:endnotes xmlns:wpc="http://schemas.microsoft.com/office/word/2010/wordprocessingCanvas" xmlns:cx="http://schemas.microsoft.com/office/drawing/2014/chartex" xmlns:cx1="http://schemas.microsoft.com/office/drawing/2015/9/8/chartex" xmlns:cx2="http://schemas.microsoft.com/office/drawing/2015/10/21/chartex" xmlns:cx3="http://schemas.microsoft.com/office/drawing/2016/5/9/chartex" xmlns:cx4="http://schemas.microsoft.com/office/drawing/2016/5/10/chartex" xmlns:cx5="http://schemas.microsoft.com/office/drawing/2016/5/11/chartex" xmlns:cx6="http://schemas.microsoft.com/office/drawing/2016/5/12/chartex" xmlns:cx7="http://schemas.microsoft.com/office/drawing/2016/5/13/chartex" xmlns:cx8="http://schemas.microsoft.com/office/drawing/2016/5/14/chartex" xmlns:mc="http://schemas.openxmlformats.org/markup-compatibility/2006" xmlns:aink="http://schemas.microsoft.com/office/drawing/2016/ink" xmlns:am3d="http://schemas.microsoft.com/office/drawing/2017/model3d" xmlns:o="urn:schemas-microsoft-com:office:office" xmlns:r="http://schemas.openxmlformats.org/officeDocument/2006/relationships" xmlns:m="http://schemas.openxmlformats.org/officeDocument/2006/math" xmlns:v="urn:schemas-microsoft-com:vml" xmlns:wp14="http://schemas.microsoft.com/office/word/2010/wordprocessingDrawing" xmlns:wp="http://schemas.openxmlformats.org/drawingml/2006/wordprocessingDrawing" xmlns:w10="urn:schemas-microsoft-com:office:word" xmlns:w="http://schemas.openxmlformats.org/wordprocessingml/2006/main" xmlns:w14="http://schemas.microsoft.com/office/word/2010/wordml" xmlns:w15="http://schemas.microsoft.com/office/word/2012/wordml" xmlns:w16cid="http://schemas.microsoft.com/office/word/2016/wordml/cid" xmlns:w16se="http://schemas.microsoft.com/office/word/2015/wordml/symex" xmlns:wpg="http://schemas.microsoft.com/office/word/2010/wordprocessingGroup" xmlns:wpi="http://schemas.microsoft.com/office/word/2010/wordprocessingInk" xmlns:wne="http://schemas.microsoft.com/office/word/2006/wordml" xmlns:wps="http://schemas.microsoft.com/office/word/2010/wordprocessingShape" mc:Ignorable="w14 w15 w16se w16cid wp14">
   <w:endnote w:type="separator" w:id="-1">
     <w:p>
@@ -2008,7 +2074,161 @@
 </w:endnotes>
 </file>
 
-<file path=word/footer1.xml><?xml version="1.0" encoding="utf-8"?>
+<file path=word\fontTable.xml><?xml version="1.0" encoding="utf-8"?>
+<w:fonts xmlns:mc="http://schemas.openxmlformats.org/markup-compatibility/2006" xmlns:r="http://schemas.openxmlformats.org/officeDocument/2006/relationships" xmlns:w="http://schemas.openxmlformats.org/wordprocessingml/2006/main" xmlns:w14="http://schemas.microsoft.com/office/word/2010/wordml" xmlns:w15="http://schemas.microsoft.com/office/word/2012/wordml" xmlns:w16cid="http://schemas.microsoft.com/office/word/2016/wordml/cid" xmlns:w16se="http://schemas.microsoft.com/office/word/2015/wordml/symex" mc:Ignorable="w14 w15 w16se w16cid">
+  <w:font w:name="Times New Roman">
+    <w:panose1 w:val="02020603050405020304"/>
+    <w:charset w:val="00"/>
+    <w:family w:val="roman"/>
+    <w:pitch w:val="variable"/>
+    <w:sig w:usb0="E0002EFF" w:usb1="C000785B" w:usb2="00000009" w:usb3="00000000" w:csb0="000001FF" w:csb1="00000000"/>
+  </w:font>
+  <w:font w:name="Courier New">
+    <w:panose1 w:val="02070309020205020404"/>
+    <w:charset w:val="00"/>
+    <w:family w:val="modern"/>
+    <w:pitch w:val="fixed"/>
+    <w:sig w:usb0="E0002EFF" w:usb1="C0007843" w:usb2="00000009" w:usb3="00000000" w:csb0="000001FF" w:csb1="00000000"/>
+  </w:font>
+  <w:font w:name="Wingdings">
+    <w:panose1 w:val="05000000000000000000"/>
+    <w:charset w:val="02"/>
+    <w:family w:val="auto"/>
+    <w:pitch w:val="variable"/>
+    <w:sig w:usb0="00000000" w:usb1="10000000" w:usb2="00000000" w:usb3="00000000" w:csb0="80000000" w:csb1="00000000"/>
+  </w:font>
+  <w:font w:name="Symbol">
+    <w:panose1 w:val="05050102010706020507"/>
+    <w:charset w:val="02"/>
+    <w:family w:val="roman"/>
+    <w:pitch w:val="variable"/>
+    <w:sig w:usb0="00000000" w:usb1="10000000" w:usb2="00000000" w:usb3="00000000" w:csb0="80000000" w:csb1="00000000"/>
+  </w:font>
+  <w:font w:name="Calibri">
+    <w:panose1 w:val="020F0502020204030204"/>
+    <w:charset w:val="00"/>
+    <w:family w:val="swiss"/>
+    <w:pitch w:val="variable"/>
+    <w:sig w:usb0="E4002EFF" w:usb1="C000247B" w:usb2="00000009" w:usb3="00000000" w:csb0="000001FF" w:csb1="00000000"/>
+  </w:font>
+  <w:font w:name="Cambria Math">
+    <w:panose1 w:val="02040503050406030204"/>
+    <w:charset w:val="00"/>
+    <w:family w:val="roman"/>
+    <w:pitch w:val="variable"/>
+    <w:sig w:usb0="E00006FF" w:usb1="420024FF" w:usb2="02000000" w:usb3="00000000" w:csb0="0000019F" w:csb1="00000000"/>
+  </w:font>
+  <w:font w:name=".VnTime">
+    <w:panose1 w:val="020B7200000000000000"/>
+    <w:charset w:val="00"/>
+    <w:family w:val="swiss"/>
+    <w:pitch w:val="variable"/>
+    <w:sig w:usb0="00000003" w:usb1="00000000" w:usb2="00000000" w:usb3="00000000" w:csb0="00000001" w:csb1="00000000"/>
+  </w:font>
+  <w:font w:name="Calibri Light">
+    <w:panose1 w:val="020F0302020204030204"/>
+    <w:charset w:val="00"/>
+    <w:family w:val="swiss"/>
+    <w:pitch w:val="variable"/>
+    <w:sig w:usb0="E4002EFF" w:usb1="C000247B" w:usb2="00000009" w:usb3="00000000" w:csb0="000001FF" w:csb1="00000000"/>
+  </w:font>
+  <w:font w:name=".VnTimeH">
+    <w:panose1 w:val="020B7200000000000000"/>
+    <w:charset w:val="00"/>
+    <w:family w:val="swiss"/>
+    <w:pitch w:val="variable"/>
+    <w:sig w:usb0="00000007" w:usb1="00000000" w:usb2="00000000" w:usb3="00000000" w:csb0="00000013" w:csb1="00000000"/>
+  </w:font>
+  <w:font w:name="MT Extra">
+    <w:panose1 w:val="05050102010205020202"/>
+    <w:charset w:val="02"/>
+    <w:family w:val="roman"/>
+    <w:pitch w:val="variable"/>
+    <w:sig w:usb0="00000000" w:usb1="10000000" w:usb2="00000000" w:usb3="00000000" w:csb0="80000000" w:csb1="00000000"/>
+  </w:font>
+  <w:font w:name="Times New Roman Bold">
+    <w:altName w:val="Times New Roman"/>
+    <w:panose1 w:val="02020803070505020304"/>
+    <w:charset w:val="00"/>
+    <w:family w:val="roman"/>
+    <w:pitch w:val="variable"/>
+    <w:sig w:usb0="E0002AEF" w:usb1="C0007841" w:usb2="00000009" w:usb3="00000000" w:csb0="000001FF" w:csb1="00000000"/>
+  </w:font>
+  <w:font w:name="Arial">
+    <w:panose1 w:val="020B0604020202020204"/>
+    <w:charset w:val="00"/>
+    <w:family w:val="swiss"/>
+    <w:pitch w:val="variable"/>
+    <w:sig w:usb0="E0002EFF" w:usb1="C000785B" w:usb2="00000009" w:usb3="00000000" w:csb0="000001FF" w:csb1="00000000"/>
+  </w:font>
+  <w:font w:name=".VnCentury Schoolbook">
+    <w:panose1 w:val="020B7200000000000000"/>
+    <w:charset w:val="00"/>
+    <w:family w:val="swiss"/>
+    <w:pitch w:val="variable"/>
+    <w:sig w:usb0="00000003" w:usb1="00000000" w:usb2="00000000" w:usb3="00000000" w:csb0="00000001" w:csb1="00000000"/>
+  </w:font>
+  <w:font w:name="Tahoma">
+    <w:panose1 w:val="020B0604030504040204"/>
+    <w:charset w:val="00"/>
+    <w:family w:val="swiss"/>
+    <w:pitch w:val="variable"/>
+    <w:sig w:usb0="E1002EFF" w:usb1="C000605B" w:usb2="00000029" w:usb3="00000000" w:csb0="000101FF" w:csb1="00000000"/>
+  </w:font>
+  <w:font w:name="Segoe UI">
+    <w:panose1 w:val="020B0502040204020203"/>
+    <w:charset w:val="00"/>
+    <w:family w:val="swiss"/>
+    <w:pitch w:val="variable"/>
+    <w:sig w:usb0="E4002EFF" w:usb1="C000E47F" w:usb2="00000009" w:usb3="00000000" w:csb0="000001FF" w:csb1="00000000"/>
+  </w:font>
+  <w:font w:name="SimSun">
+    <w:altName w:val="宋体"/>
+    <w:panose1 w:val="02010600030101010101"/>
+    <w:charset w:val="86"/>
+    <w:family w:val="auto"/>
+    <w:pitch w:val="variable"/>
+    <w:sig w:usb0="00000003" w:usb1="288F0000" w:usb2="00000016" w:usb3="00000000" w:csb0="00040001" w:csb1="00000000"/>
+  </w:font>
+  <w:font w:name=".VnArial">
+    <w:panose1 w:val="020B7200000000000000"/>
+    <w:charset w:val="00"/>
+    <w:family w:val="swiss"/>
+    <w:pitch w:val="variable"/>
+    <w:sig w:usb0="00000007" w:usb1="00000000" w:usb2="00000000" w:usb3="00000000" w:csb0="00000011" w:csb1="00000000"/>
+  </w:font>
+  <w:font w:name=".VnArialH">
+    <w:panose1 w:val="020B7200000000000000"/>
+    <w:charset w:val="00"/>
+    <w:family w:val="swiss"/>
+    <w:pitch w:val="variable"/>
+    <w:sig w:usb0="00000003" w:usb1="00000000" w:usb2="00000000" w:usb3="00000000" w:csb0="00000001" w:csb1="00000000"/>
+  </w:font>
+  <w:font w:name="Cambria">
+    <w:panose1 w:val="02040503050406030204"/>
+    <w:charset w:val="00"/>
+    <w:family w:val="roman"/>
+    <w:pitch w:val="variable"/>
+    <w:sig w:usb0="E00006FF" w:usb1="420024FF" w:usb2="02000000" w:usb3="00000000" w:csb0="0000019F" w:csb1="00000000"/>
+  </w:font>
+  <w:font w:name=".VnHelvetInsH">
+    <w:panose1 w:val="020B7200000000000000"/>
+    <w:charset w:val="00"/>
+    <w:family w:val="swiss"/>
+    <w:pitch w:val="variable"/>
+    <w:sig w:usb0="00000003" w:usb1="00000000" w:usb2="00000000" w:usb3="00000000" w:csb0="00000001" w:csb1="00000000"/>
+  </w:font>
+  <w:font w:name=".VnHelvetIns">
+    <w:panose1 w:val="020B7200000000000000"/>
+    <w:charset w:val="00"/>
+    <w:family w:val="swiss"/>
+    <w:pitch w:val="variable"/>
+    <w:sig w:usb0="00000003" w:usb1="00000000" w:usb2="00000000" w:usb3="00000000" w:csb0="00000001" w:csb1="00000000"/>
+  </w:font>
+</w:fonts>
+</file>
+
+<file path=word\footer1.xml><?xml version="1.0" encoding="utf-8"?>
 <w:ftr xmlns:wpc="http://schemas.microsoft.com/office/word/2010/wordprocessingCanvas" xmlns:cx="http://schemas.microsoft.com/office/drawing/2014/chartex" xmlns:cx1="http://schemas.microsoft.com/office/drawing/2015/9/8/chartex" xmlns:cx2="http://schemas.microsoft.com/office/drawing/2015/10/21/chartex" xmlns:cx3="http://schemas.microsoft.com/office/drawing/2016/5/9/chartex" xmlns:cx4="http://schemas.microsoft.com/office/drawing/2016/5/10/chartex" xmlns:cx5="http://schemas.microsoft.com/office/drawing/2016/5/11/chartex" xmlns:cx6="http://schemas.microsoft.com/office/drawing/2016/5/12/chartex" xmlns:cx7="http://schemas.microsoft.com/office/drawing/2016/5/13/chartex" xmlns:cx8="http://schemas.microsoft.com/office/drawing/2016/5/14/chartex" xmlns:mc="http://schemas.openxmlformats.org/markup-compatibility/2006" xmlns:aink="http://schemas.microsoft.com/office/drawing/2016/ink" xmlns:am3d="http://schemas.microsoft.com/office/drawing/2017/model3d" xmlns:o="urn:schemas-microsoft-com:office:office" xmlns:r="http://schemas.openxmlformats.org/officeDocument/2006/relationships" xmlns:m="http://schemas.openxmlformats.org/officeDocument/2006/math" xmlns:v="urn:schemas-microsoft-com:vml" xmlns:wp14="http://schemas.microsoft.com/office/word/2010/wordprocessingDrawing" xmlns:wp="http://schemas.openxmlformats.org/drawingml/2006/wordprocessingDrawing" xmlns:w10="urn:schemas-microsoft-com:office:word" xmlns:w="http://schemas.openxmlformats.org/wordprocessingml/2006/main" xmlns:w14="http://schemas.microsoft.com/office/word/2010/wordml" xmlns:w15="http://schemas.microsoft.com/office/word/2012/wordml" xmlns:w16cid="http://schemas.microsoft.com/office/word/2016/wordml/cid" xmlns:w16se="http://schemas.microsoft.com/office/word/2015/wordml/symex" xmlns:wpg="http://schemas.microsoft.com/office/word/2010/wordprocessingGroup" xmlns:wpi="http://schemas.microsoft.com/office/word/2010/wordprocessingInk" xmlns:wne="http://schemas.microsoft.com/office/word/2006/wordml" xmlns:wps="http://schemas.microsoft.com/office/word/2010/wordprocessingShape" mc:Ignorable="w14 w15 w16se w16cid wp14">
   <w:p>
     <w:pPr>
@@ -2024,7 +2244,7 @@
 </w:ftr>
 </file>
 
-<file path=word/footnotes.xml><?xml version="1.0" encoding="utf-8"?>
+<file path=word\footnotes.xml><?xml version="1.0" encoding="utf-8"?>
 <w:footnotes xmlns:wpc="http://schemas.microsoft.com/office/word/2010/wordprocessingCanvas" xmlns:cx="http://schemas.microsoft.com/office/drawing/2014/chartex" xmlns:cx1="http://schemas.microsoft.com/office/drawing/2015/9/8/chartex" xmlns:cx2="http://schemas.microsoft.com/office/drawing/2015/10/21/chartex" xmlns:cx3="http://schemas.microsoft.com/office/drawing/2016/5/9/chartex" xmlns:cx4="http://schemas.microsoft.com/office/drawing/2016/5/10/chartex" xmlns:cx5="http://schemas.microsoft.com/office/drawing/2016/5/11/chartex" xmlns:cx6="http://schemas.microsoft.com/office/drawing/2016/5/12/chartex" xmlns:cx7="http://schemas.microsoft.com/office/drawing/2016/5/13/chartex" xmlns:cx8="http://schemas.microsoft.com/office/drawing/2016/5/14/chartex" xmlns:mc="http://schemas.openxmlformats.org/markup-compatibility/2006" xmlns:aink="http://schemas.microsoft.com/office/drawing/2016/ink" xmlns:am3d="http://schemas.microsoft.com/office/drawing/2017/model3d" xmlns:o="urn:schemas-microsoft-com:office:office" xmlns:r="http://schemas.openxmlformats.org/officeDocument/2006/relationships" xmlns:m="http://schemas.openxmlformats.org/officeDocument/2006/math" xmlns:v="urn:schemas-microsoft-com:vml" xmlns:wp14="http://schemas.microsoft.com/office/word/2010/wordprocessingDrawing" xmlns:wp="http://schemas.openxmlformats.org/drawingml/2006/wordprocessingDrawing" xmlns:w10="urn:schemas-microsoft-com:office:word" xmlns:w="http://schemas.openxmlformats.org/wordprocessingml/2006/main" xmlns:w14="http://schemas.microsoft.com/office/word/2010/wordml" xmlns:w15="http://schemas.microsoft.com/office/word/2012/wordml" xmlns:w16cid="http://schemas.microsoft.com/office/word/2016/wordml/cid" xmlns:w16se="http://schemas.microsoft.com/office/word/2015/wordml/symex" xmlns:wpg="http://schemas.microsoft.com/office/word/2010/wordprocessingGroup" xmlns:wpi="http://schemas.microsoft.com/office/word/2010/wordprocessingInk" xmlns:wne="http://schemas.microsoft.com/office/word/2006/wordml" xmlns:wps="http://schemas.microsoft.com/office/word/2010/wordprocessingShape" mc:Ignorable="w14 w15 w16se w16cid wp14">
   <w:footnote w:type="separator" w:id="-1">
     <w:p>
@@ -2502,7 +2722,7 @@
 </w:footnotes>
 </file>
 
-<file path=word/header1.xml><?xml version="1.0" encoding="utf-8"?>
+<file path=word\header1.xml><?xml version="1.0" encoding="utf-8"?>
 <w:hdr xmlns:wpc="http://schemas.microsoft.com/office/word/2010/wordprocessingCanvas" xmlns:cx="http://schemas.microsoft.com/office/drawing/2014/chartex" xmlns:cx1="http://schemas.microsoft.com/office/drawing/2015/9/8/chartex" xmlns:cx2="http://schemas.microsoft.com/office/drawing/2015/10/21/chartex" xmlns:cx3="http://schemas.microsoft.com/office/drawing/2016/5/9/chartex" xmlns:cx4="http://schemas.microsoft.com/office/drawing/2016/5/10/chartex" xmlns:cx5="http://schemas.microsoft.com/office/drawing/2016/5/11/chartex" xmlns:cx6="http://schemas.microsoft.com/office/drawing/2016/5/12/chartex" xmlns:cx7="http://schemas.microsoft.com/office/drawing/2016/5/13/chartex" xmlns:cx8="http://schemas.microsoft.com/office/drawing/2016/5/14/chartex" xmlns:mc="http://schemas.openxmlformats.org/markup-compatibility/2006" xmlns:aink="http://schemas.microsoft.com/office/drawing/2016/ink" xmlns:am3d="http://schemas.microsoft.com/office/drawing/2017/model3d" xmlns:o="urn:schemas-microsoft-com:office:office" xmlns:r="http://schemas.openxmlformats.org/officeDocument/2006/relationships" xmlns:m="http://schemas.openxmlformats.org/officeDocument/2006/math" xmlns:v="urn:schemas-microsoft-com:vml" xmlns:wp14="http://schemas.microsoft.com/office/word/2010/wordprocessingDrawing" xmlns:wp="http://schemas.openxmlformats.org/drawingml/2006/wordprocessingDrawing" xmlns:w10="urn:schemas-microsoft-com:office:word" xmlns:w="http://schemas.openxmlformats.org/wordprocessingml/2006/main" xmlns:w14="http://schemas.microsoft.com/office/word/2010/wordml" xmlns:w15="http://schemas.microsoft.com/office/word/2012/wordml" xmlns:w16cid="http://schemas.microsoft.com/office/word/2016/wordml/cid" xmlns:w16se="http://schemas.microsoft.com/office/word/2015/wordml/symex" xmlns:wpg="http://schemas.microsoft.com/office/word/2010/wordprocessingGroup" xmlns:wpi="http://schemas.microsoft.com/office/word/2010/wordprocessingInk" xmlns:wne="http://schemas.microsoft.com/office/word/2006/wordml" xmlns:wps="http://schemas.microsoft.com/office/word/2010/wordprocessingShape" mc:Ignorable="w14 w15 w16se w16cid wp14">
   <w:p>
     <w:pPr>
@@ -2561,7 +2781,7 @@
 </w:hdr>
 </file>
 
-<file path=word/header2.xml><?xml version="1.0" encoding="utf-8"?>
+<file path=word\header2.xml><?xml version="1.0" encoding="utf-8"?>
 <w:hdr xmlns:wpc="http://schemas.microsoft.com/office/word/2010/wordprocessingCanvas" xmlns:cx="http://schemas.microsoft.com/office/drawing/2014/chartex" xmlns:cx1="http://schemas.microsoft.com/office/drawing/2015/9/8/chartex" xmlns:cx2="http://schemas.microsoft.com/office/drawing/2015/10/21/chartex" xmlns:cx3="http://schemas.microsoft.com/office/drawing/2016/5/9/chartex" xmlns:cx4="http://schemas.microsoft.com/office/drawing/2016/5/10/chartex" xmlns:cx5="http://schemas.microsoft.com/office/drawing/2016/5/11/chartex" xmlns:cx6="http://schemas.microsoft.com/office/drawing/2016/5/12/chartex" xmlns:cx7="http://schemas.microsoft.com/office/drawing/2016/5/13/chartex" xmlns:cx8="http://schemas.microsoft.com/office/drawing/2016/5/14/chartex" xmlns:mc="http://schemas.openxmlformats.org/markup-compatibility/2006" xmlns:aink="http://schemas.microsoft.com/office/drawing/2016/ink" xmlns:am3d="http://schemas.microsoft.com/office/drawing/2017/model3d" xmlns:o="urn:schemas-microsoft-com:office:office" xmlns:r="http://schemas.openxmlformats.org/officeDocument/2006/relationships" xmlns:m="http://schemas.openxmlformats.org/officeDocument/2006/math" xmlns:v="urn:schemas-microsoft-com:vml" xmlns:wp14="http://schemas.microsoft.com/office/word/2010/wordprocessingDrawing" xmlns:wp="http://schemas.openxmlformats.org/drawingml/2006/wordprocessingDrawing" xmlns:w10="urn:schemas-microsoft-com:office:word" xmlns:w="http://schemas.openxmlformats.org/wordprocessingml/2006/main" xmlns:w14="http://schemas.microsoft.com/office/word/2010/wordml" xmlns:w15="http://schemas.microsoft.com/office/word/2012/wordml" xmlns:w16cid="http://schemas.microsoft.com/office/word/2016/wordml/cid" xmlns:w16se="http://schemas.microsoft.com/office/word/2015/wordml/symex" xmlns:wpg="http://schemas.microsoft.com/office/word/2010/wordprocessingGroup" xmlns:wpi="http://schemas.microsoft.com/office/word/2010/wordprocessingInk" xmlns:wne="http://schemas.microsoft.com/office/word/2006/wordml" xmlns:wps="http://schemas.microsoft.com/office/word/2010/wordprocessingShape" mc:Ignorable="w14 w15 w16se w16cid wp14">
   <w:p>
     <w:pPr>
@@ -2596,7 +2816,7 @@
 </w:hdr>
 </file>
 
-<file path=word/numbering.xml><?xml version="1.0" encoding="utf-8"?>
+<file path=word\numbering.xml><?xml version="1.0" encoding="utf-8"?>
 <w:numbering xmlns:wpc="http://schemas.microsoft.com/office/word/2010/wordprocessingCanvas" xmlns:cx="http://schemas.microsoft.com/office/drawing/2014/chartex" xmlns:cx1="http://schemas.microsoft.com/office/drawing/2015/9/8/chartex" xmlns:cx2="http://schemas.microsoft.com/office/drawing/2015/10/21/chartex" xmlns:cx3="http://schemas.microsoft.com/office/drawing/2016/5/9/chartex" xmlns:cx4="http://schemas.microsoft.com/office/drawing/2016/5/10/chartex" xmlns:cx5="http://schemas.microsoft.com/office/drawing/2016/5/11/chartex" xmlns:cx6="http://schemas.microsoft.com/office/drawing/2016/5/12/chartex" xmlns:cx7="http://schemas.microsoft.com/office/drawing/2016/5/13/chartex" xmlns:cx8="http://schemas.microsoft.com/office/drawing/2016/5/14/chartex" xmlns:mc="http://schemas.openxmlformats.org/markup-compatibility/2006" xmlns:aink="http://schemas.microsoft.com/office/drawing/2016/ink" xmlns:am3d="http://schemas.microsoft.com/office/drawing/2017/model3d" xmlns:o="urn:schemas-microsoft-com:office:office" xmlns:r="http://schemas.openxmlformats.org/officeDocument/2006/relationships" xmlns:m="http://schemas.openxmlformats.org/officeDocument/2006/math" xmlns:v="urn:schemas-microsoft-com:vml" xmlns:wp14="http://schemas.microsoft.com/office/word/2010/wordprocessingDrawing" xmlns:wp="http://schemas.openxmlformats.org/drawingml/2006/wordprocessingDrawing" xmlns:w10="urn:schemas-microsoft-com:office:word" xmlns:w="http://schemas.openxmlformats.org/wordprocessingml/2006/main" xmlns:w14="http://schemas.microsoft.com/office/word/2010/wordml" xmlns:w15="http://schemas.microsoft.com/office/word/2012/wordml" xmlns:w16cid="http://schemas.microsoft.com/office/word/2016/wordml/cid" xmlns:w16se="http://schemas.microsoft.com/office/word/2015/wordml/symex" xmlns:wpg="http://schemas.microsoft.com/office/word/2010/wordprocessingGroup" xmlns:wpi="http://schemas.microsoft.com/office/word/2010/wordprocessingInk" xmlns:wne="http://schemas.microsoft.com/office/word/2006/wordml" xmlns:wps="http://schemas.microsoft.com/office/word/2010/wordprocessingShape" mc:Ignorable="w14 w15 w16se w16cid wp14">
   <w:abstractNum w:abstractNumId="0" w15:restartNumberingAfterBreak="0">
     <w:nsid w:val="00667DF1"/>
@@ -15389,7 +15609,5354 @@
 </w:numbering>
 </file>
 
-<file path=word/styles.xml><?xml version="1.0" encoding="utf-8"?>
+<file path=word\settings.xml><?xml version="1.0" encoding="utf-8"?>
+<w:settings xmlns:mc="http://schemas.openxmlformats.org/markup-compatibility/2006" xmlns:o="urn:schemas-microsoft-com:office:office" xmlns:r="http://schemas.openxmlformats.org/officeDocument/2006/relationships" xmlns:m="http://schemas.openxmlformats.org/officeDocument/2006/math" xmlns:v="urn:schemas-microsoft-com:vml" xmlns:w10="urn:schemas-microsoft-com:office:word" xmlns:w="http://schemas.openxmlformats.org/wordprocessingml/2006/main" xmlns:w14="http://schemas.microsoft.com/office/word/2010/wordml" xmlns:w15="http://schemas.microsoft.com/office/word/2012/wordml" xmlns:w16cid="http://schemas.microsoft.com/office/word/2016/wordml/cid" xmlns:w16se="http://schemas.microsoft.com/office/word/2015/wordml/symex" xmlns:sl="http://schemas.openxmlformats.org/schemaLibrary/2006/main" mc:Ignorable="w14 w15 w16se w16cid">
+  <w:zoom w:percent="112"/>
+  <w:hideSpellingErrors/>
+  <w:activeWritingStyle w:appName="MSWord" w:lang="en-US" w:vendorID="64" w:dllVersion="6" w:nlCheck="1" w:checkStyle="1"/>
+  <w:activeWritingStyle w:appName="MSWord" w:lang="es-ES" w:vendorID="64" w:dllVersion="6" w:nlCheck="1" w:checkStyle="0"/>
+  <w:activeWritingStyle w:appName="MSWord" w:lang="en-GB" w:vendorID="64" w:dllVersion="6" w:nlCheck="1" w:checkStyle="1"/>
+  <w:activeWritingStyle w:appName="MSWord" w:lang="fr-FR" w:vendorID="64" w:dllVersion="6" w:nlCheck="1" w:checkStyle="1"/>
+  <w:activeWritingStyle w:appName="MSWord" w:lang="en-NZ" w:vendorID="64" w:dllVersion="6" w:nlCheck="1" w:checkStyle="1"/>
+  <w:activeWritingStyle w:appName="MSWord" w:lang="en-US" w:vendorID="64" w:dllVersion="4096" w:nlCheck="1" w:checkStyle="0"/>
+  <w:activeWritingStyle w:appName="MSWord" w:lang="es-ES" w:vendorID="64" w:dllVersion="4096" w:nlCheck="1" w:checkStyle="0"/>
+  <w:activeWritingStyle w:appName="MSWord" w:lang="en-GB" w:vendorID="64" w:dllVersion="4096" w:nlCheck="1" w:checkStyle="0"/>
+  <w:activeWritingStyle w:appName="MSWord" w:lang="fr-FR" w:vendorID="64" w:dllVersion="4096" w:nlCheck="1" w:checkStyle="0"/>
+  <w:activeWritingStyle w:appName="MSWord" w:lang="en-US" w:vendorID="64" w:dllVersion="0" w:nlCheck="1" w:checkStyle="0"/>
+  <w:activeWritingStyle w:appName="MSWord" w:lang="es-ES" w:vendorID="64" w:dllVersion="0" w:nlCheck="1" w:checkStyle="0"/>
+  <w:activeWritingStyle w:appName="MSWord" w:lang="en-GB" w:vendorID="64" w:dllVersion="0" w:nlCheck="1" w:checkStyle="0"/>
+  <w:activeWritingStyle w:appName="MSWord" w:lang="fr-FR" w:vendorID="64" w:dllVersion="0" w:nlCheck="1" w:checkStyle="0"/>
+  <w:activeWritingStyle w:appName="MSWord" w:lang="en-NZ" w:vendorID="64" w:dllVersion="0" w:nlCheck="1" w:checkStyle="0"/>
+  <w:activeWritingStyle w:appName="MSWord" w:lang="en-NZ" w:vendorID="64" w:dllVersion="4096" w:nlCheck="1" w:checkStyle="0"/>
+  <w:defaultTabStop w:val="0"/>
+  <w:characterSpacingControl w:val="doNotCompress"/>
+  <w:hdrShapeDefaults>
+    <o:shapedefaults v:ext="edit" spidmax="12289"/>
+  </w:hdrShapeDefaults>
+  <w:footnotePr>
+    <w:numRestart w:val="eachPage"/>
+    <w:footnote w:id="-1"/>
+    <w:footnote w:id="0"/>
+    <w:footnote w:id="1"/>
+  </w:footnotePr>
+  <w:endnotePr>
+    <w:endnote w:id="-1"/>
+    <w:endnote w:id="0"/>
+    <w:endnote w:id="1"/>
+  </w:endnotePr>
+  <w:compat>
+    <w:compatSetting w:name="compatibilityMode" w:uri="http://schemas.microsoft.com/office/word" w:val="15"/>
+    <w:compatSetting w:name="overrideTableStyleFontSizeAndJustification" w:uri="http://schemas.microsoft.com/office/word" w:val="1"/>
+    <w:compatSetting w:name="enableOpenTypeFeatures" w:uri="http://schemas.microsoft.com/office/word" w:val="1"/>
+    <w:compatSetting w:name="doNotFlipMirrorIndents" w:uri="http://schemas.microsoft.com/office/word" w:val="1"/>
+    <w:compatSetting w:name="differentiateMultirowTableHeaders" w:uri="http://schemas.microsoft.com/office/word" w:val="1"/>
+    <w:compatSetting w:name="useWord2013TrackBottomHyphenation" w:uri="http://schemas.microsoft.com/office/word" w:val="0"/>
+  </w:compat>
+  <w:rsids>
+    <w:rsidRoot w:val="00835286"/>
+    <w:rsid w:val="000002EF"/>
+    <w:rsid w:val="000005D0"/>
+    <w:rsid w:val="00000932"/>
+    <w:rsid w:val="00000AC9"/>
+    <w:rsid w:val="00000DCF"/>
+    <w:rsid w:val="000011B1"/>
+    <w:rsid w:val="00001331"/>
+    <w:rsid w:val="000014ED"/>
+    <w:rsid w:val="000028B1"/>
+    <w:rsid w:val="000042D8"/>
+    <w:rsid w:val="000042F7"/>
+    <w:rsid w:val="00004CA0"/>
+    <w:rsid w:val="00005285"/>
+    <w:rsid w:val="00005739"/>
+    <w:rsid w:val="000057C6"/>
+    <w:rsid w:val="00005E43"/>
+    <w:rsid w:val="0000626E"/>
+    <w:rsid w:val="00006636"/>
+    <w:rsid w:val="00006C3D"/>
+    <w:rsid w:val="0000773C"/>
+    <w:rsid w:val="00007D27"/>
+    <w:rsid w:val="0001058D"/>
+    <w:rsid w:val="00010AB3"/>
+    <w:rsid w:val="0001182B"/>
+    <w:rsid w:val="00011AF9"/>
+    <w:rsid w:val="00011E19"/>
+    <w:rsid w:val="00013B08"/>
+    <w:rsid w:val="0001435E"/>
+    <w:rsid w:val="00014F6F"/>
+    <w:rsid w:val="000154DB"/>
+    <w:rsid w:val="00015509"/>
+    <w:rsid w:val="0001592A"/>
+    <w:rsid w:val="000159C6"/>
+    <w:rsid w:val="00015D7E"/>
+    <w:rsid w:val="00015F2B"/>
+    <w:rsid w:val="00015FE7"/>
+    <w:rsid w:val="000176DC"/>
+    <w:rsid w:val="0002096E"/>
+    <w:rsid w:val="00020E67"/>
+    <w:rsid w:val="000211BE"/>
+    <w:rsid w:val="0002168D"/>
+    <w:rsid w:val="00021C99"/>
+    <w:rsid w:val="00022EE1"/>
+    <w:rsid w:val="00023113"/>
+    <w:rsid w:val="000236D0"/>
+    <w:rsid w:val="00023776"/>
+    <w:rsid w:val="00023A6D"/>
+    <w:rsid w:val="00023A8D"/>
+    <w:rsid w:val="00023CF1"/>
+    <w:rsid w:val="00023DA7"/>
+    <w:rsid w:val="00023F3C"/>
+    <w:rsid w:val="000240B4"/>
+    <w:rsid w:val="000240C3"/>
+    <w:rsid w:val="00024239"/>
+    <w:rsid w:val="00024866"/>
+    <w:rsid w:val="000249BB"/>
+    <w:rsid w:val="00026416"/>
+    <w:rsid w:val="00026473"/>
+    <w:rsid w:val="00026787"/>
+    <w:rsid w:val="000267C0"/>
+    <w:rsid w:val="00026944"/>
+    <w:rsid w:val="00026F8B"/>
+    <w:rsid w:val="00027766"/>
+    <w:rsid w:val="00027C1B"/>
+    <w:rsid w:val="00030018"/>
+    <w:rsid w:val="00030D38"/>
+    <w:rsid w:val="00030D5A"/>
+    <w:rsid w:val="00030DBC"/>
+    <w:rsid w:val="0003168C"/>
+    <w:rsid w:val="00032BFC"/>
+    <w:rsid w:val="0003305C"/>
+    <w:rsid w:val="00033DC5"/>
+    <w:rsid w:val="00034126"/>
+    <w:rsid w:val="00034235"/>
+    <w:rsid w:val="00034349"/>
+    <w:rsid w:val="000348E1"/>
+    <w:rsid w:val="00034D80"/>
+    <w:rsid w:val="0003509A"/>
+    <w:rsid w:val="000357D0"/>
+    <w:rsid w:val="00035954"/>
+    <w:rsid w:val="000365C9"/>
+    <w:rsid w:val="00036794"/>
+    <w:rsid w:val="000373C0"/>
+    <w:rsid w:val="00037904"/>
+    <w:rsid w:val="00040853"/>
+    <w:rsid w:val="00040B98"/>
+    <w:rsid w:val="00041107"/>
+    <w:rsid w:val="00041AFA"/>
+    <w:rsid w:val="00041BFE"/>
+    <w:rsid w:val="00043457"/>
+    <w:rsid w:val="00043596"/>
+    <w:rsid w:val="00043D97"/>
+    <w:rsid w:val="0004425E"/>
+    <w:rsid w:val="00045114"/>
+    <w:rsid w:val="00045805"/>
+    <w:rsid w:val="000478F6"/>
+    <w:rsid w:val="0005005D"/>
+    <w:rsid w:val="000505B7"/>
+    <w:rsid w:val="0005079D"/>
+    <w:rsid w:val="000509F8"/>
+    <w:rsid w:val="00051131"/>
+    <w:rsid w:val="000511A2"/>
+    <w:rsid w:val="00052E81"/>
+    <w:rsid w:val="00052F26"/>
+    <w:rsid w:val="00053077"/>
+    <w:rsid w:val="000530B1"/>
+    <w:rsid w:val="00053267"/>
+    <w:rsid w:val="0005398B"/>
+    <w:rsid w:val="00053A0F"/>
+    <w:rsid w:val="00053C45"/>
+    <w:rsid w:val="00054F4C"/>
+    <w:rsid w:val="00055687"/>
+    <w:rsid w:val="0005586A"/>
+    <w:rsid w:val="00055DFC"/>
+    <w:rsid w:val="00056530"/>
+    <w:rsid w:val="00056F72"/>
+    <w:rsid w:val="00057528"/>
+    <w:rsid w:val="000575A2"/>
+    <w:rsid w:val="0005796F"/>
+    <w:rsid w:val="000618AE"/>
+    <w:rsid w:val="000618C8"/>
+    <w:rsid w:val="00061BA5"/>
+    <w:rsid w:val="00061F70"/>
+    <w:rsid w:val="00061FE7"/>
+    <w:rsid w:val="00062CD7"/>
+    <w:rsid w:val="00062DD6"/>
+    <w:rsid w:val="000632C1"/>
+    <w:rsid w:val="00064076"/>
+    <w:rsid w:val="000641D0"/>
+    <w:rsid w:val="000646CF"/>
+    <w:rsid w:val="00064707"/>
+    <w:rsid w:val="00065ADB"/>
+    <w:rsid w:val="00065B9E"/>
+    <w:rsid w:val="00065D65"/>
+    <w:rsid w:val="000671C6"/>
+    <w:rsid w:val="000671D2"/>
+    <w:rsid w:val="00067900"/>
+    <w:rsid w:val="0007000C"/>
+    <w:rsid w:val="00070DF9"/>
+    <w:rsid w:val="0007188B"/>
+    <w:rsid w:val="0007277E"/>
+    <w:rsid w:val="0007282E"/>
+    <w:rsid w:val="00072AD4"/>
+    <w:rsid w:val="000739AD"/>
+    <w:rsid w:val="00073A02"/>
+    <w:rsid w:val="00073BC2"/>
+    <w:rsid w:val="00073BD8"/>
+    <w:rsid w:val="00073DB8"/>
+    <w:rsid w:val="00073F21"/>
+    <w:rsid w:val="00073F52"/>
+    <w:rsid w:val="000741C2"/>
+    <w:rsid w:val="000743B9"/>
+    <w:rsid w:val="00074691"/>
+    <w:rsid w:val="0007520F"/>
+    <w:rsid w:val="0007548B"/>
+    <w:rsid w:val="00075F0C"/>
+    <w:rsid w:val="00077960"/>
+    <w:rsid w:val="00077A46"/>
+    <w:rsid w:val="00077E11"/>
+    <w:rsid w:val="000800E9"/>
+    <w:rsid w:val="00080B97"/>
+    <w:rsid w:val="000812E6"/>
+    <w:rsid w:val="00082228"/>
+    <w:rsid w:val="000840E8"/>
+    <w:rsid w:val="00084782"/>
+    <w:rsid w:val="00085112"/>
+    <w:rsid w:val="000855D4"/>
+    <w:rsid w:val="000856F5"/>
+    <w:rsid w:val="00085A1A"/>
+    <w:rsid w:val="00085C4B"/>
+    <w:rsid w:val="0008647B"/>
+    <w:rsid w:val="000865F2"/>
+    <w:rsid w:val="00086732"/>
+    <w:rsid w:val="00086BF3"/>
+    <w:rsid w:val="00086C5D"/>
+    <w:rsid w:val="0008717F"/>
+    <w:rsid w:val="000906AC"/>
+    <w:rsid w:val="000907E2"/>
+    <w:rsid w:val="000913B9"/>
+    <w:rsid w:val="00091599"/>
+    <w:rsid w:val="000925AF"/>
+    <w:rsid w:val="000925C4"/>
+    <w:rsid w:val="000925E1"/>
+    <w:rsid w:val="00092888"/>
+    <w:rsid w:val="0009358F"/>
+    <w:rsid w:val="00093629"/>
+    <w:rsid w:val="00093C13"/>
+    <w:rsid w:val="000942E9"/>
+    <w:rsid w:val="000943D6"/>
+    <w:rsid w:val="0009462F"/>
+    <w:rsid w:val="000948FB"/>
+    <w:rsid w:val="000964D5"/>
+    <w:rsid w:val="00096F84"/>
+    <w:rsid w:val="000A01C8"/>
+    <w:rsid w:val="000A0579"/>
+    <w:rsid w:val="000A110E"/>
+    <w:rsid w:val="000A1595"/>
+    <w:rsid w:val="000A1DFF"/>
+    <w:rsid w:val="000A200F"/>
+    <w:rsid w:val="000A23CC"/>
+    <w:rsid w:val="000A3840"/>
+    <w:rsid w:val="000A3E97"/>
+    <w:rsid w:val="000A4506"/>
+    <w:rsid w:val="000A4AE1"/>
+    <w:rsid w:val="000A525C"/>
+    <w:rsid w:val="000A592E"/>
+    <w:rsid w:val="000A6A73"/>
+    <w:rsid w:val="000A7482"/>
+    <w:rsid w:val="000A7C39"/>
+    <w:rsid w:val="000A7DD1"/>
+    <w:rsid w:val="000B07AD"/>
+    <w:rsid w:val="000B0D89"/>
+    <w:rsid w:val="000B0FD6"/>
+    <w:rsid w:val="000B1312"/>
+    <w:rsid w:val="000B139B"/>
+    <w:rsid w:val="000B1C4D"/>
+    <w:rsid w:val="000B1FD0"/>
+    <w:rsid w:val="000B2D3B"/>
+    <w:rsid w:val="000B3561"/>
+    <w:rsid w:val="000B50ED"/>
+    <w:rsid w:val="000B54E1"/>
+    <w:rsid w:val="000B588A"/>
+    <w:rsid w:val="000B5957"/>
+    <w:rsid w:val="000B6679"/>
+    <w:rsid w:val="000B6A1E"/>
+    <w:rsid w:val="000B6CE8"/>
+    <w:rsid w:val="000B78CB"/>
+    <w:rsid w:val="000C03E1"/>
+    <w:rsid w:val="000C08C5"/>
+    <w:rsid w:val="000C128C"/>
+    <w:rsid w:val="000C17B0"/>
+    <w:rsid w:val="000C2496"/>
+    <w:rsid w:val="000C24CA"/>
+    <w:rsid w:val="000C2FA6"/>
+    <w:rsid w:val="000C34A5"/>
+    <w:rsid w:val="000C3B57"/>
+    <w:rsid w:val="000C3EFD"/>
+    <w:rsid w:val="000C42F2"/>
+    <w:rsid w:val="000C441F"/>
+    <w:rsid w:val="000C465B"/>
+    <w:rsid w:val="000C4E89"/>
+    <w:rsid w:val="000C521E"/>
+    <w:rsid w:val="000C5AD4"/>
+    <w:rsid w:val="000C6321"/>
+    <w:rsid w:val="000C6885"/>
+    <w:rsid w:val="000C7181"/>
+    <w:rsid w:val="000C7487"/>
+    <w:rsid w:val="000D01FA"/>
+    <w:rsid w:val="000D0228"/>
+    <w:rsid w:val="000D05CA"/>
+    <w:rsid w:val="000D0B8A"/>
+    <w:rsid w:val="000D1543"/>
+    <w:rsid w:val="000D159D"/>
+    <w:rsid w:val="000D1F28"/>
+    <w:rsid w:val="000D2668"/>
+    <w:rsid w:val="000D2D0F"/>
+    <w:rsid w:val="000D2E12"/>
+    <w:rsid w:val="000D2EB5"/>
+    <w:rsid w:val="000D2FC1"/>
+    <w:rsid w:val="000D32B1"/>
+    <w:rsid w:val="000D38B4"/>
+    <w:rsid w:val="000D5528"/>
+    <w:rsid w:val="000D5884"/>
+    <w:rsid w:val="000D5D5F"/>
+    <w:rsid w:val="000D68FA"/>
+    <w:rsid w:val="000D6DA8"/>
+    <w:rsid w:val="000D7293"/>
+    <w:rsid w:val="000D77F2"/>
+    <w:rsid w:val="000D79CA"/>
+    <w:rsid w:val="000D7D91"/>
+    <w:rsid w:val="000D7EA6"/>
+    <w:rsid w:val="000E0205"/>
+    <w:rsid w:val="000E04A7"/>
+    <w:rsid w:val="000E12F4"/>
+    <w:rsid w:val="000E2014"/>
+    <w:rsid w:val="000E2780"/>
+    <w:rsid w:val="000E2829"/>
+    <w:rsid w:val="000E2A09"/>
+    <w:rsid w:val="000E2B16"/>
+    <w:rsid w:val="000E2BDE"/>
+    <w:rsid w:val="000E338F"/>
+    <w:rsid w:val="000E4258"/>
+    <w:rsid w:val="000E5B37"/>
+    <w:rsid w:val="000E5E46"/>
+    <w:rsid w:val="000E61E7"/>
+    <w:rsid w:val="000E714B"/>
+    <w:rsid w:val="000E7570"/>
+    <w:rsid w:val="000E7E56"/>
+    <w:rsid w:val="000F01E7"/>
+    <w:rsid w:val="000F0D10"/>
+    <w:rsid w:val="000F100B"/>
+    <w:rsid w:val="000F1189"/>
+    <w:rsid w:val="000F1D75"/>
+    <w:rsid w:val="000F2669"/>
+    <w:rsid w:val="000F2EC8"/>
+    <w:rsid w:val="000F2F06"/>
+    <w:rsid w:val="000F32CB"/>
+    <w:rsid w:val="000F344D"/>
+    <w:rsid w:val="000F3831"/>
+    <w:rsid w:val="000F39B3"/>
+    <w:rsid w:val="000F41AB"/>
+    <w:rsid w:val="000F4A61"/>
+    <w:rsid w:val="000F4BA9"/>
+    <w:rsid w:val="000F55D1"/>
+    <w:rsid w:val="000F6157"/>
+    <w:rsid w:val="000F690F"/>
+    <w:rsid w:val="000F6997"/>
+    <w:rsid w:val="000F6D6D"/>
+    <w:rsid w:val="000F7340"/>
+    <w:rsid w:val="000F744F"/>
+    <w:rsid w:val="000F7B4C"/>
+    <w:rsid w:val="0010000A"/>
+    <w:rsid w:val="00100109"/>
+    <w:rsid w:val="00100120"/>
+    <w:rsid w:val="00100516"/>
+    <w:rsid w:val="00100589"/>
+    <w:rsid w:val="00100D39"/>
+    <w:rsid w:val="00101904"/>
+    <w:rsid w:val="00102462"/>
+    <w:rsid w:val="00102966"/>
+    <w:rsid w:val="00103B65"/>
+    <w:rsid w:val="00104EF2"/>
+    <w:rsid w:val="00106073"/>
+    <w:rsid w:val="001061F8"/>
+    <w:rsid w:val="00106339"/>
+    <w:rsid w:val="00106A46"/>
+    <w:rsid w:val="00107B63"/>
+    <w:rsid w:val="00110342"/>
+    <w:rsid w:val="00110804"/>
+    <w:rsid w:val="00111985"/>
+    <w:rsid w:val="00112378"/>
+    <w:rsid w:val="00113220"/>
+    <w:rsid w:val="001137A7"/>
+    <w:rsid w:val="0011395C"/>
+    <w:rsid w:val="00113E8D"/>
+    <w:rsid w:val="001140B7"/>
+    <w:rsid w:val="001143BE"/>
+    <w:rsid w:val="00114A84"/>
+    <w:rsid w:val="00114DC3"/>
+    <w:rsid w:val="00115738"/>
+    <w:rsid w:val="00115C25"/>
+    <w:rsid w:val="00116359"/>
+    <w:rsid w:val="001168CF"/>
+    <w:rsid w:val="00116A2B"/>
+    <w:rsid w:val="00120590"/>
+    <w:rsid w:val="0012187E"/>
+    <w:rsid w:val="00121E24"/>
+    <w:rsid w:val="00121F75"/>
+    <w:rsid w:val="001223B0"/>
+    <w:rsid w:val="001224D5"/>
+    <w:rsid w:val="00123050"/>
+    <w:rsid w:val="00123B53"/>
+    <w:rsid w:val="00124C8F"/>
+    <w:rsid w:val="00124D26"/>
+    <w:rsid w:val="0012529F"/>
+    <w:rsid w:val="00125745"/>
+    <w:rsid w:val="00125970"/>
+    <w:rsid w:val="00125B76"/>
+    <w:rsid w:val="00126454"/>
+    <w:rsid w:val="001266B3"/>
+    <w:rsid w:val="001267CA"/>
+    <w:rsid w:val="00126DD7"/>
+    <w:rsid w:val="001275CD"/>
+    <w:rsid w:val="001276CE"/>
+    <w:rsid w:val="001276E9"/>
+    <w:rsid w:val="00127A69"/>
+    <w:rsid w:val="00130932"/>
+    <w:rsid w:val="00131143"/>
+    <w:rsid w:val="00132DF5"/>
+    <w:rsid w:val="00132E1C"/>
+    <w:rsid w:val="0013302C"/>
+    <w:rsid w:val="001331FA"/>
+    <w:rsid w:val="00133439"/>
+    <w:rsid w:val="001337EA"/>
+    <w:rsid w:val="00133A09"/>
+    <w:rsid w:val="00133E65"/>
+    <w:rsid w:val="00133FF3"/>
+    <w:rsid w:val="00134038"/>
+    <w:rsid w:val="00135D7E"/>
+    <w:rsid w:val="00136C2E"/>
+    <w:rsid w:val="001378B9"/>
+    <w:rsid w:val="00137DB3"/>
+    <w:rsid w:val="0014020C"/>
+    <w:rsid w:val="001402CF"/>
+    <w:rsid w:val="001405A7"/>
+    <w:rsid w:val="00140A4E"/>
+    <w:rsid w:val="00140BF2"/>
+    <w:rsid w:val="001411AB"/>
+    <w:rsid w:val="00141687"/>
+    <w:rsid w:val="0014169E"/>
+    <w:rsid w:val="001416BD"/>
+    <w:rsid w:val="001425E4"/>
+    <w:rsid w:val="00142FB4"/>
+    <w:rsid w:val="001430B9"/>
+    <w:rsid w:val="001430C9"/>
+    <w:rsid w:val="0014330F"/>
+    <w:rsid w:val="00143575"/>
+    <w:rsid w:val="00143AD1"/>
+    <w:rsid w:val="00143F0D"/>
+    <w:rsid w:val="001446B1"/>
+    <w:rsid w:val="00144877"/>
+    <w:rsid w:val="00144890"/>
+    <w:rsid w:val="00144AEE"/>
+    <w:rsid w:val="0014516A"/>
+    <w:rsid w:val="0014530B"/>
+    <w:rsid w:val="00146103"/>
+    <w:rsid w:val="001463C5"/>
+    <w:rsid w:val="00146676"/>
+    <w:rsid w:val="001474C2"/>
+    <w:rsid w:val="0014793F"/>
+    <w:rsid w:val="00147A0B"/>
+    <w:rsid w:val="00147B76"/>
+    <w:rsid w:val="00147C35"/>
+    <w:rsid w:val="0015060F"/>
+    <w:rsid w:val="00150A3B"/>
+    <w:rsid w:val="00150E19"/>
+    <w:rsid w:val="0015128A"/>
+    <w:rsid w:val="00151859"/>
+    <w:rsid w:val="001524FF"/>
+    <w:rsid w:val="00152837"/>
+    <w:rsid w:val="001529D0"/>
+    <w:rsid w:val="00152C39"/>
+    <w:rsid w:val="001548DF"/>
+    <w:rsid w:val="0015496A"/>
+    <w:rsid w:val="00155581"/>
+    <w:rsid w:val="001559C9"/>
+    <w:rsid w:val="00155D9D"/>
+    <w:rsid w:val="001563A0"/>
+    <w:rsid w:val="00156CCF"/>
+    <w:rsid w:val="001572BB"/>
+    <w:rsid w:val="00157537"/>
+    <w:rsid w:val="001576DF"/>
+    <w:rsid w:val="001578BD"/>
+    <w:rsid w:val="00157EF1"/>
+    <w:rsid w:val="00160954"/>
+    <w:rsid w:val="00160B54"/>
+    <w:rsid w:val="00160B78"/>
+    <w:rsid w:val="00160D4F"/>
+    <w:rsid w:val="00161587"/>
+    <w:rsid w:val="00161888"/>
+    <w:rsid w:val="001622F1"/>
+    <w:rsid w:val="001630A8"/>
+    <w:rsid w:val="00163133"/>
+    <w:rsid w:val="00163D7F"/>
+    <w:rsid w:val="0016493C"/>
+    <w:rsid w:val="00164956"/>
+    <w:rsid w:val="00164BA9"/>
+    <w:rsid w:val="001657A4"/>
+    <w:rsid w:val="001659EA"/>
+    <w:rsid w:val="00165B63"/>
+    <w:rsid w:val="00165D08"/>
+    <w:rsid w:val="00165EF3"/>
+    <w:rsid w:val="00165F66"/>
+    <w:rsid w:val="001663A3"/>
+    <w:rsid w:val="00167926"/>
+    <w:rsid w:val="00167960"/>
+    <w:rsid w:val="00167FBC"/>
+    <w:rsid w:val="0017082F"/>
+    <w:rsid w:val="00170E91"/>
+    <w:rsid w:val="00171328"/>
+    <w:rsid w:val="00172763"/>
+    <w:rsid w:val="00172978"/>
+    <w:rsid w:val="00172A3A"/>
+    <w:rsid w:val="00173539"/>
+    <w:rsid w:val="00173AFC"/>
+    <w:rsid w:val="00173B2C"/>
+    <w:rsid w:val="00173FDD"/>
+    <w:rsid w:val="00174F42"/>
+    <w:rsid w:val="00175B4D"/>
+    <w:rsid w:val="00176005"/>
+    <w:rsid w:val="00176F70"/>
+    <w:rsid w:val="001770AE"/>
+    <w:rsid w:val="001772A3"/>
+    <w:rsid w:val="00177CB7"/>
+    <w:rsid w:val="00180242"/>
+    <w:rsid w:val="00180414"/>
+    <w:rsid w:val="00181006"/>
+    <w:rsid w:val="00183797"/>
+    <w:rsid w:val="001848C2"/>
+    <w:rsid w:val="00184BAD"/>
+    <w:rsid w:val="00184E79"/>
+    <w:rsid w:val="001854DC"/>
+    <w:rsid w:val="00185630"/>
+    <w:rsid w:val="00185F24"/>
+    <w:rsid w:val="001867E5"/>
+    <w:rsid w:val="001868F8"/>
+    <w:rsid w:val="00187387"/>
+    <w:rsid w:val="0018765A"/>
+    <w:rsid w:val="00187735"/>
+    <w:rsid w:val="001879AF"/>
+    <w:rsid w:val="00187DA1"/>
+    <w:rsid w:val="00187F96"/>
+    <w:rsid w:val="00190E12"/>
+    <w:rsid w:val="001918D8"/>
+    <w:rsid w:val="00191AD3"/>
+    <w:rsid w:val="00191E0B"/>
+    <w:rsid w:val="00191F76"/>
+    <w:rsid w:val="001922EF"/>
+    <w:rsid w:val="00192F4B"/>
+    <w:rsid w:val="0019320D"/>
+    <w:rsid w:val="00193662"/>
+    <w:rsid w:val="00193D95"/>
+    <w:rsid w:val="00194F6B"/>
+    <w:rsid w:val="0019528F"/>
+    <w:rsid w:val="001954BC"/>
+    <w:rsid w:val="00195551"/>
+    <w:rsid w:val="00195783"/>
+    <w:rsid w:val="0019599A"/>
+    <w:rsid w:val="00195A79"/>
+    <w:rsid w:val="00195DD2"/>
+    <w:rsid w:val="00196D12"/>
+    <w:rsid w:val="00196F5A"/>
+    <w:rsid w:val="00197B76"/>
+    <w:rsid w:val="00197FBC"/>
+    <w:rsid w:val="001A010B"/>
+    <w:rsid w:val="001A04BB"/>
+    <w:rsid w:val="001A0797"/>
+    <w:rsid w:val="001A0FFD"/>
+    <w:rsid w:val="001A1424"/>
+    <w:rsid w:val="001A17B5"/>
+    <w:rsid w:val="001A1CCB"/>
+    <w:rsid w:val="001A1EA5"/>
+    <w:rsid w:val="001A2455"/>
+    <w:rsid w:val="001A290A"/>
+    <w:rsid w:val="001A3463"/>
+    <w:rsid w:val="001A3CA6"/>
+    <w:rsid w:val="001A651D"/>
+    <w:rsid w:val="001A6898"/>
+    <w:rsid w:val="001A7030"/>
+    <w:rsid w:val="001A745C"/>
+    <w:rsid w:val="001A7781"/>
+    <w:rsid w:val="001B009D"/>
+    <w:rsid w:val="001B0572"/>
+    <w:rsid w:val="001B1735"/>
+    <w:rsid w:val="001B1B8E"/>
+    <w:rsid w:val="001B25C1"/>
+    <w:rsid w:val="001B25F7"/>
+    <w:rsid w:val="001B260E"/>
+    <w:rsid w:val="001B3099"/>
+    <w:rsid w:val="001B35B0"/>
+    <w:rsid w:val="001B3747"/>
+    <w:rsid w:val="001B3DAC"/>
+    <w:rsid w:val="001B3DB9"/>
+    <w:rsid w:val="001B4B6E"/>
+    <w:rsid w:val="001B4D1E"/>
+    <w:rsid w:val="001B5E08"/>
+    <w:rsid w:val="001B60FA"/>
+    <w:rsid w:val="001B6573"/>
+    <w:rsid w:val="001B66A2"/>
+    <w:rsid w:val="001B6851"/>
+    <w:rsid w:val="001B6D13"/>
+    <w:rsid w:val="001B728D"/>
+    <w:rsid w:val="001B75A6"/>
+    <w:rsid w:val="001C02D8"/>
+    <w:rsid w:val="001C033A"/>
+    <w:rsid w:val="001C09BE"/>
+    <w:rsid w:val="001C0A2C"/>
+    <w:rsid w:val="001C0B5A"/>
+    <w:rsid w:val="001C1491"/>
+    <w:rsid w:val="001C14E2"/>
+    <w:rsid w:val="001C1521"/>
+    <w:rsid w:val="001C1E23"/>
+    <w:rsid w:val="001C24D7"/>
+    <w:rsid w:val="001C290D"/>
+    <w:rsid w:val="001C2934"/>
+    <w:rsid w:val="001C3660"/>
+    <w:rsid w:val="001C4005"/>
+    <w:rsid w:val="001C4BB8"/>
+    <w:rsid w:val="001C4CF5"/>
+    <w:rsid w:val="001C5A2D"/>
+    <w:rsid w:val="001C5E6E"/>
+    <w:rsid w:val="001C6168"/>
+    <w:rsid w:val="001C6EAC"/>
+    <w:rsid w:val="001C774A"/>
+    <w:rsid w:val="001C77CC"/>
+    <w:rsid w:val="001C7978"/>
+    <w:rsid w:val="001D02BA"/>
+    <w:rsid w:val="001D03DC"/>
+    <w:rsid w:val="001D09AC"/>
+    <w:rsid w:val="001D1990"/>
+    <w:rsid w:val="001D1ED2"/>
+    <w:rsid w:val="001D2624"/>
+    <w:rsid w:val="001D264C"/>
+    <w:rsid w:val="001D29FD"/>
+    <w:rsid w:val="001D2C0A"/>
+    <w:rsid w:val="001D2E5B"/>
+    <w:rsid w:val="001D3188"/>
+    <w:rsid w:val="001D32E8"/>
+    <w:rsid w:val="001D3AC4"/>
+    <w:rsid w:val="001D3ADB"/>
+    <w:rsid w:val="001D4A03"/>
+    <w:rsid w:val="001D4D4A"/>
+    <w:rsid w:val="001D4EFF"/>
+    <w:rsid w:val="001D5D02"/>
+    <w:rsid w:val="001D6DC4"/>
+    <w:rsid w:val="001D6E49"/>
+    <w:rsid w:val="001D758C"/>
+    <w:rsid w:val="001D7BF7"/>
+    <w:rsid w:val="001E06DF"/>
+    <w:rsid w:val="001E0A32"/>
+    <w:rsid w:val="001E1726"/>
+    <w:rsid w:val="001E195B"/>
+    <w:rsid w:val="001E219E"/>
+    <w:rsid w:val="001E2E1C"/>
+    <w:rsid w:val="001E2E1E"/>
+    <w:rsid w:val="001E3091"/>
+    <w:rsid w:val="001E33A9"/>
+    <w:rsid w:val="001E4CD3"/>
+    <w:rsid w:val="001E50A6"/>
+    <w:rsid w:val="001E5105"/>
+    <w:rsid w:val="001E5C2E"/>
+    <w:rsid w:val="001E6100"/>
+    <w:rsid w:val="001E6541"/>
+    <w:rsid w:val="001E65CC"/>
+    <w:rsid w:val="001E6BCB"/>
+    <w:rsid w:val="001E6FED"/>
+    <w:rsid w:val="001E7482"/>
+    <w:rsid w:val="001E7694"/>
+    <w:rsid w:val="001E7C13"/>
+    <w:rsid w:val="001E7FB4"/>
+    <w:rsid w:val="001F09E2"/>
+    <w:rsid w:val="001F0B9B"/>
+    <w:rsid w:val="001F120C"/>
+    <w:rsid w:val="001F12A3"/>
+    <w:rsid w:val="001F155D"/>
+    <w:rsid w:val="001F1D41"/>
+    <w:rsid w:val="001F1E73"/>
+    <w:rsid w:val="001F218C"/>
+    <w:rsid w:val="001F223B"/>
+    <w:rsid w:val="001F241E"/>
+    <w:rsid w:val="001F25B8"/>
+    <w:rsid w:val="001F2D65"/>
+    <w:rsid w:val="001F2DC5"/>
+    <w:rsid w:val="001F37E5"/>
+    <w:rsid w:val="001F3F65"/>
+    <w:rsid w:val="001F520A"/>
+    <w:rsid w:val="001F5A81"/>
+    <w:rsid w:val="001F754B"/>
+    <w:rsid w:val="001F7847"/>
+    <w:rsid w:val="001F7D33"/>
+    <w:rsid w:val="002005C8"/>
+    <w:rsid w:val="0020091C"/>
+    <w:rsid w:val="00200ED8"/>
+    <w:rsid w:val="00201011"/>
+    <w:rsid w:val="002016E3"/>
+    <w:rsid w:val="00201BB6"/>
+    <w:rsid w:val="0020232D"/>
+    <w:rsid w:val="00202BD0"/>
+    <w:rsid w:val="00203310"/>
+    <w:rsid w:val="0020395B"/>
+    <w:rsid w:val="002040C1"/>
+    <w:rsid w:val="00204239"/>
+    <w:rsid w:val="002049D9"/>
+    <w:rsid w:val="00204EB3"/>
+    <w:rsid w:val="002054CD"/>
+    <w:rsid w:val="00205539"/>
+    <w:rsid w:val="002056F7"/>
+    <w:rsid w:val="00205CE7"/>
+    <w:rsid w:val="00205F11"/>
+    <w:rsid w:val="00205F6A"/>
+    <w:rsid w:val="00206F38"/>
+    <w:rsid w:val="002100B3"/>
+    <w:rsid w:val="00210D4C"/>
+    <w:rsid w:val="0021134D"/>
+    <w:rsid w:val="002113EA"/>
+    <w:rsid w:val="00213D31"/>
+    <w:rsid w:val="0021437E"/>
+    <w:rsid w:val="00214DEC"/>
+    <w:rsid w:val="00214F34"/>
+    <w:rsid w:val="002151B4"/>
+    <w:rsid w:val="002152F5"/>
+    <w:rsid w:val="002159CF"/>
+    <w:rsid w:val="00215D98"/>
+    <w:rsid w:val="002160AB"/>
+    <w:rsid w:val="0021633C"/>
+    <w:rsid w:val="00216786"/>
+    <w:rsid w:val="00216FDA"/>
+    <w:rsid w:val="00217E0D"/>
+    <w:rsid w:val="002205D3"/>
+    <w:rsid w:val="002212E6"/>
+    <w:rsid w:val="002213DB"/>
+    <w:rsid w:val="002216BF"/>
+    <w:rsid w:val="00221A9A"/>
+    <w:rsid w:val="002225D9"/>
+    <w:rsid w:val="00222B44"/>
+    <w:rsid w:val="00222CDC"/>
+    <w:rsid w:val="00223BB3"/>
+    <w:rsid w:val="00224528"/>
+    <w:rsid w:val="002245C0"/>
+    <w:rsid w:val="002247B7"/>
+    <w:rsid w:val="002304F6"/>
+    <w:rsid w:val="00230ED7"/>
+    <w:rsid w:val="002310DF"/>
+    <w:rsid w:val="002315C2"/>
+    <w:rsid w:val="00231600"/>
+    <w:rsid w:val="002317AC"/>
+    <w:rsid w:val="00231905"/>
+    <w:rsid w:val="00231D65"/>
+    <w:rsid w:val="002324B0"/>
+    <w:rsid w:val="0023266F"/>
+    <w:rsid w:val="00232FC2"/>
+    <w:rsid w:val="002334B7"/>
+    <w:rsid w:val="00233841"/>
+    <w:rsid w:val="00234115"/>
+    <w:rsid w:val="0023434D"/>
+    <w:rsid w:val="00234564"/>
+    <w:rsid w:val="00234672"/>
+    <w:rsid w:val="00234EB1"/>
+    <w:rsid w:val="00235521"/>
+    <w:rsid w:val="00235974"/>
+    <w:rsid w:val="00236317"/>
+    <w:rsid w:val="002364B5"/>
+    <w:rsid w:val="00236E2B"/>
+    <w:rsid w:val="002370B7"/>
+    <w:rsid w:val="00237470"/>
+    <w:rsid w:val="002378D0"/>
+    <w:rsid w:val="00237C8A"/>
+    <w:rsid w:val="00237DBE"/>
+    <w:rsid w:val="00240125"/>
+    <w:rsid w:val="0024039D"/>
+    <w:rsid w:val="00241335"/>
+    <w:rsid w:val="00241353"/>
+    <w:rsid w:val="002416E1"/>
+    <w:rsid w:val="002417E7"/>
+    <w:rsid w:val="00241916"/>
+    <w:rsid w:val="00241AD9"/>
+    <w:rsid w:val="002425A6"/>
+    <w:rsid w:val="00242A70"/>
+    <w:rsid w:val="00242B6D"/>
+    <w:rsid w:val="00243894"/>
+    <w:rsid w:val="00243AC9"/>
+    <w:rsid w:val="00243F0E"/>
+    <w:rsid w:val="002455BA"/>
+    <w:rsid w:val="00245A35"/>
+    <w:rsid w:val="0024606B"/>
+    <w:rsid w:val="00246614"/>
+    <w:rsid w:val="002468E3"/>
+    <w:rsid w:val="00250387"/>
+    <w:rsid w:val="00251A6B"/>
+    <w:rsid w:val="00251EBB"/>
+    <w:rsid w:val="00252DD1"/>
+    <w:rsid w:val="0025317A"/>
+    <w:rsid w:val="00253453"/>
+    <w:rsid w:val="00253F4D"/>
+    <w:rsid w:val="002540FF"/>
+    <w:rsid w:val="002544FA"/>
+    <w:rsid w:val="002546D3"/>
+    <w:rsid w:val="00254B0C"/>
+    <w:rsid w:val="00254F96"/>
+    <w:rsid w:val="002550CD"/>
+    <w:rsid w:val="00255A09"/>
+    <w:rsid w:val="002563A2"/>
+    <w:rsid w:val="00256ABA"/>
+    <w:rsid w:val="00256AE2"/>
+    <w:rsid w:val="00256CE6"/>
+    <w:rsid w:val="002600E1"/>
+    <w:rsid w:val="00260876"/>
+    <w:rsid w:val="0026092F"/>
+    <w:rsid w:val="00260FDB"/>
+    <w:rsid w:val="00261013"/>
+    <w:rsid w:val="002612B2"/>
+    <w:rsid w:val="00261400"/>
+    <w:rsid w:val="00261602"/>
+    <w:rsid w:val="00261B07"/>
+    <w:rsid w:val="00262F72"/>
+    <w:rsid w:val="00263A93"/>
+    <w:rsid w:val="00264107"/>
+    <w:rsid w:val="002651C2"/>
+    <w:rsid w:val="00265CAC"/>
+    <w:rsid w:val="00265E74"/>
+    <w:rsid w:val="00266508"/>
+    <w:rsid w:val="0026670D"/>
+    <w:rsid w:val="00267BC3"/>
+    <w:rsid w:val="00267BCA"/>
+    <w:rsid w:val="00267D20"/>
+    <w:rsid w:val="00270693"/>
+    <w:rsid w:val="00270E5B"/>
+    <w:rsid w:val="0027228A"/>
+    <w:rsid w:val="00272684"/>
+    <w:rsid w:val="00272742"/>
+    <w:rsid w:val="00272DE7"/>
+    <w:rsid w:val="00272FFC"/>
+    <w:rsid w:val="0027457B"/>
+    <w:rsid w:val="00274680"/>
+    <w:rsid w:val="00274FEC"/>
+    <w:rsid w:val="002750CE"/>
+    <w:rsid w:val="0027515F"/>
+    <w:rsid w:val="0027586A"/>
+    <w:rsid w:val="00275B88"/>
+    <w:rsid w:val="00276506"/>
+    <w:rsid w:val="002769E1"/>
+    <w:rsid w:val="00276A52"/>
+    <w:rsid w:val="00276D6F"/>
+    <w:rsid w:val="00277350"/>
+    <w:rsid w:val="00277653"/>
+    <w:rsid w:val="00277679"/>
+    <w:rsid w:val="002801BB"/>
+    <w:rsid w:val="00280A38"/>
+    <w:rsid w:val="002812E4"/>
+    <w:rsid w:val="00281456"/>
+    <w:rsid w:val="0028197F"/>
+    <w:rsid w:val="00281B17"/>
+    <w:rsid w:val="00281DBC"/>
+    <w:rsid w:val="00281F81"/>
+    <w:rsid w:val="002820C0"/>
+    <w:rsid w:val="0028251E"/>
+    <w:rsid w:val="00282630"/>
+    <w:rsid w:val="002842E5"/>
+    <w:rsid w:val="002854FB"/>
+    <w:rsid w:val="0028599B"/>
+    <w:rsid w:val="002863C2"/>
+    <w:rsid w:val="00286990"/>
+    <w:rsid w:val="00286A11"/>
+    <w:rsid w:val="00286FDC"/>
+    <w:rsid w:val="002871B3"/>
+    <w:rsid w:val="002874CD"/>
+    <w:rsid w:val="00287716"/>
+    <w:rsid w:val="002878AA"/>
+    <w:rsid w:val="002879D3"/>
+    <w:rsid w:val="00287BD5"/>
+    <w:rsid w:val="00287EEE"/>
+    <w:rsid w:val="00290A2E"/>
+    <w:rsid w:val="002915E1"/>
+    <w:rsid w:val="00291E0A"/>
+    <w:rsid w:val="0029216C"/>
+    <w:rsid w:val="002933DC"/>
+    <w:rsid w:val="002937B6"/>
+    <w:rsid w:val="00293C5B"/>
+    <w:rsid w:val="00293C70"/>
+    <w:rsid w:val="00293E0D"/>
+    <w:rsid w:val="00294707"/>
+    <w:rsid w:val="002947DB"/>
+    <w:rsid w:val="00295B89"/>
+    <w:rsid w:val="00296318"/>
+    <w:rsid w:val="00296439"/>
+    <w:rsid w:val="00297125"/>
+    <w:rsid w:val="002A0955"/>
+    <w:rsid w:val="002A0E61"/>
+    <w:rsid w:val="002A0FBB"/>
+    <w:rsid w:val="002A1369"/>
+    <w:rsid w:val="002A21E0"/>
+    <w:rsid w:val="002A257E"/>
+    <w:rsid w:val="002A26D6"/>
+    <w:rsid w:val="002A26E8"/>
+    <w:rsid w:val="002A2D50"/>
+    <w:rsid w:val="002A3047"/>
+    <w:rsid w:val="002A3AA7"/>
+    <w:rsid w:val="002A3DB0"/>
+    <w:rsid w:val="002A3FE2"/>
+    <w:rsid w:val="002A4EE7"/>
+    <w:rsid w:val="002A529D"/>
+    <w:rsid w:val="002A54AC"/>
+    <w:rsid w:val="002A6031"/>
+    <w:rsid w:val="002A6120"/>
+    <w:rsid w:val="002A63F8"/>
+    <w:rsid w:val="002A6D63"/>
+    <w:rsid w:val="002A73AC"/>
+    <w:rsid w:val="002A76B9"/>
+    <w:rsid w:val="002A7FB6"/>
+    <w:rsid w:val="002B08B5"/>
+    <w:rsid w:val="002B0E06"/>
+    <w:rsid w:val="002B133E"/>
+    <w:rsid w:val="002B15FB"/>
+    <w:rsid w:val="002B17A1"/>
+    <w:rsid w:val="002B18FD"/>
+    <w:rsid w:val="002B1E5D"/>
+    <w:rsid w:val="002B1F12"/>
+    <w:rsid w:val="002B3768"/>
+    <w:rsid w:val="002B43F6"/>
+    <w:rsid w:val="002B6B64"/>
+    <w:rsid w:val="002B6E45"/>
+    <w:rsid w:val="002B71FA"/>
+    <w:rsid w:val="002C04C9"/>
+    <w:rsid w:val="002C0615"/>
+    <w:rsid w:val="002C06D8"/>
+    <w:rsid w:val="002C0734"/>
+    <w:rsid w:val="002C1DB5"/>
+    <w:rsid w:val="002C2249"/>
+    <w:rsid w:val="002C22C4"/>
+    <w:rsid w:val="002C37EC"/>
+    <w:rsid w:val="002C3D11"/>
+    <w:rsid w:val="002C426D"/>
+    <w:rsid w:val="002C461C"/>
+    <w:rsid w:val="002C485C"/>
+    <w:rsid w:val="002C7380"/>
+    <w:rsid w:val="002D0806"/>
+    <w:rsid w:val="002D1DDC"/>
+    <w:rsid w:val="002D2392"/>
+    <w:rsid w:val="002D2C84"/>
+    <w:rsid w:val="002D34BF"/>
+    <w:rsid w:val="002D3D60"/>
+    <w:rsid w:val="002D3F23"/>
+    <w:rsid w:val="002D4327"/>
+    <w:rsid w:val="002D4C9E"/>
+    <w:rsid w:val="002D50A4"/>
+    <w:rsid w:val="002D50C6"/>
+    <w:rsid w:val="002D59D2"/>
+    <w:rsid w:val="002D5A24"/>
+    <w:rsid w:val="002D5B84"/>
+    <w:rsid w:val="002D5FA4"/>
+    <w:rsid w:val="002D69E4"/>
+    <w:rsid w:val="002D7590"/>
+    <w:rsid w:val="002E025D"/>
+    <w:rsid w:val="002E0321"/>
+    <w:rsid w:val="002E04CD"/>
+    <w:rsid w:val="002E061C"/>
+    <w:rsid w:val="002E08C0"/>
+    <w:rsid w:val="002E08C9"/>
+    <w:rsid w:val="002E0B24"/>
+    <w:rsid w:val="002E0B88"/>
+    <w:rsid w:val="002E0C29"/>
+    <w:rsid w:val="002E0DBE"/>
+    <w:rsid w:val="002E1504"/>
+    <w:rsid w:val="002E1933"/>
+    <w:rsid w:val="002E1E41"/>
+    <w:rsid w:val="002E1EE8"/>
+    <w:rsid w:val="002E23C5"/>
+    <w:rsid w:val="002E2B70"/>
+    <w:rsid w:val="002E2BA0"/>
+    <w:rsid w:val="002E326B"/>
+    <w:rsid w:val="002E3316"/>
+    <w:rsid w:val="002E467F"/>
+    <w:rsid w:val="002E4B35"/>
+    <w:rsid w:val="002E5184"/>
+    <w:rsid w:val="002E5497"/>
+    <w:rsid w:val="002E5569"/>
+    <w:rsid w:val="002E5F88"/>
+    <w:rsid w:val="002E610D"/>
+    <w:rsid w:val="002E610F"/>
+    <w:rsid w:val="002E6552"/>
+    <w:rsid w:val="002E6594"/>
+    <w:rsid w:val="002E67D7"/>
+    <w:rsid w:val="002E744B"/>
+    <w:rsid w:val="002E7DCB"/>
+    <w:rsid w:val="002F1684"/>
+    <w:rsid w:val="002F18A7"/>
+    <w:rsid w:val="002F21CB"/>
+    <w:rsid w:val="002F26AA"/>
+    <w:rsid w:val="002F2962"/>
+    <w:rsid w:val="002F46EA"/>
+    <w:rsid w:val="002F4EAC"/>
+    <w:rsid w:val="002F588E"/>
+    <w:rsid w:val="002F5C29"/>
+    <w:rsid w:val="002F67A7"/>
+    <w:rsid w:val="002F695C"/>
+    <w:rsid w:val="002F6B5D"/>
+    <w:rsid w:val="002F6C5A"/>
+    <w:rsid w:val="002F6F63"/>
+    <w:rsid w:val="002F7023"/>
+    <w:rsid w:val="003005A0"/>
+    <w:rsid w:val="00300BEF"/>
+    <w:rsid w:val="00301096"/>
+    <w:rsid w:val="00301C3F"/>
+    <w:rsid w:val="00301CC0"/>
+    <w:rsid w:val="00302116"/>
+    <w:rsid w:val="00302641"/>
+    <w:rsid w:val="00302648"/>
+    <w:rsid w:val="00303612"/>
+    <w:rsid w:val="00303C79"/>
+    <w:rsid w:val="00304009"/>
+    <w:rsid w:val="0030410E"/>
+    <w:rsid w:val="00304402"/>
+    <w:rsid w:val="00304B3F"/>
+    <w:rsid w:val="00304C75"/>
+    <w:rsid w:val="00304C7F"/>
+    <w:rsid w:val="00304E7D"/>
+    <w:rsid w:val="003068F8"/>
+    <w:rsid w:val="00306B7C"/>
+    <w:rsid w:val="00307209"/>
+    <w:rsid w:val="00307360"/>
+    <w:rsid w:val="00307700"/>
+    <w:rsid w:val="00311058"/>
+    <w:rsid w:val="00311F37"/>
+    <w:rsid w:val="003125E1"/>
+    <w:rsid w:val="00312DED"/>
+    <w:rsid w:val="00313ABC"/>
+    <w:rsid w:val="003151BE"/>
+    <w:rsid w:val="00315AD3"/>
+    <w:rsid w:val="00315BBD"/>
+    <w:rsid w:val="00315DDF"/>
+    <w:rsid w:val="00315E47"/>
+    <w:rsid w:val="00315F9E"/>
+    <w:rsid w:val="003173C6"/>
+    <w:rsid w:val="003173C9"/>
+    <w:rsid w:val="003175D6"/>
+    <w:rsid w:val="003179B1"/>
+    <w:rsid w:val="00317AAD"/>
+    <w:rsid w:val="00317D01"/>
+    <w:rsid w:val="00320065"/>
+    <w:rsid w:val="0032020A"/>
+    <w:rsid w:val="00320BFB"/>
+    <w:rsid w:val="00320C96"/>
+    <w:rsid w:val="00320FA4"/>
+    <w:rsid w:val="003213BD"/>
+    <w:rsid w:val="0032176D"/>
+    <w:rsid w:val="00321CEB"/>
+    <w:rsid w:val="00321E61"/>
+    <w:rsid w:val="0032223B"/>
+    <w:rsid w:val="00322505"/>
+    <w:rsid w:val="0032272A"/>
+    <w:rsid w:val="00322C9F"/>
+    <w:rsid w:val="003235E4"/>
+    <w:rsid w:val="003248F8"/>
+    <w:rsid w:val="00324BB0"/>
+    <w:rsid w:val="00324C63"/>
+    <w:rsid w:val="0032509A"/>
+    <w:rsid w:val="00326241"/>
+    <w:rsid w:val="00326773"/>
+    <w:rsid w:val="00326CD6"/>
+    <w:rsid w:val="00326EF0"/>
+    <w:rsid w:val="00326F49"/>
+    <w:rsid w:val="00327026"/>
+    <w:rsid w:val="0033010E"/>
+    <w:rsid w:val="003303F7"/>
+    <w:rsid w:val="003312D5"/>
+    <w:rsid w:val="003318D2"/>
+    <w:rsid w:val="00331CBF"/>
+    <w:rsid w:val="003327A1"/>
+    <w:rsid w:val="00332FC1"/>
+    <w:rsid w:val="00333473"/>
+    <w:rsid w:val="00333AA5"/>
+    <w:rsid w:val="00333D7F"/>
+    <w:rsid w:val="00333DDA"/>
+    <w:rsid w:val="0033463F"/>
+    <w:rsid w:val="003349EB"/>
+    <w:rsid w:val="00335525"/>
+    <w:rsid w:val="00335556"/>
+    <w:rsid w:val="00335570"/>
+    <w:rsid w:val="00335901"/>
+    <w:rsid w:val="00336220"/>
+    <w:rsid w:val="003362F8"/>
+    <w:rsid w:val="00336AD9"/>
+    <w:rsid w:val="00336E1F"/>
+    <w:rsid w:val="00337339"/>
+    <w:rsid w:val="00337D0B"/>
+    <w:rsid w:val="003400EA"/>
+    <w:rsid w:val="00340894"/>
+    <w:rsid w:val="00340C30"/>
+    <w:rsid w:val="0034122B"/>
+    <w:rsid w:val="00342681"/>
+    <w:rsid w:val="003430F6"/>
+    <w:rsid w:val="003439EE"/>
+    <w:rsid w:val="00343CA9"/>
+    <w:rsid w:val="00344131"/>
+    <w:rsid w:val="00344167"/>
+    <w:rsid w:val="0034469B"/>
+    <w:rsid w:val="003452AB"/>
+    <w:rsid w:val="003455F7"/>
+    <w:rsid w:val="00345D38"/>
+    <w:rsid w:val="00345E02"/>
+    <w:rsid w:val="00347522"/>
+    <w:rsid w:val="0034757F"/>
+    <w:rsid w:val="0034772A"/>
+    <w:rsid w:val="00347C6A"/>
+    <w:rsid w:val="00347C85"/>
+    <w:rsid w:val="00347EBC"/>
+    <w:rsid w:val="003506A0"/>
+    <w:rsid w:val="00351862"/>
+    <w:rsid w:val="00351A51"/>
+    <w:rsid w:val="00351EB0"/>
+    <w:rsid w:val="003520AF"/>
+    <w:rsid w:val="003525E9"/>
+    <w:rsid w:val="00352D02"/>
+    <w:rsid w:val="00353EAD"/>
+    <w:rsid w:val="0035510F"/>
+    <w:rsid w:val="003554D9"/>
+    <w:rsid w:val="003558F1"/>
+    <w:rsid w:val="00356142"/>
+    <w:rsid w:val="0036046A"/>
+    <w:rsid w:val="00361373"/>
+    <w:rsid w:val="00362D99"/>
+    <w:rsid w:val="00363359"/>
+    <w:rsid w:val="003634CE"/>
+    <w:rsid w:val="00363AA3"/>
+    <w:rsid w:val="003640B2"/>
+    <w:rsid w:val="003641CC"/>
+    <w:rsid w:val="003644A4"/>
+    <w:rsid w:val="00364789"/>
+    <w:rsid w:val="003647A4"/>
+    <w:rsid w:val="00364AE1"/>
+    <w:rsid w:val="00364F25"/>
+    <w:rsid w:val="00365016"/>
+    <w:rsid w:val="00365988"/>
+    <w:rsid w:val="00366BD9"/>
+    <w:rsid w:val="00366F7F"/>
+    <w:rsid w:val="0036721F"/>
+    <w:rsid w:val="003678EE"/>
+    <w:rsid w:val="00367C45"/>
+    <w:rsid w:val="0037078E"/>
+    <w:rsid w:val="00370B86"/>
+    <w:rsid w:val="003714A3"/>
+    <w:rsid w:val="0037170E"/>
+    <w:rsid w:val="00371A03"/>
+    <w:rsid w:val="00371B26"/>
+    <w:rsid w:val="00371F43"/>
+    <w:rsid w:val="00372748"/>
+    <w:rsid w:val="00372A8F"/>
+    <w:rsid w:val="00372C1A"/>
+    <w:rsid w:val="00374060"/>
+    <w:rsid w:val="003752CE"/>
+    <w:rsid w:val="003756D9"/>
+    <w:rsid w:val="00375FAF"/>
+    <w:rsid w:val="0037618D"/>
+    <w:rsid w:val="00376A15"/>
+    <w:rsid w:val="00376A69"/>
+    <w:rsid w:val="003773CE"/>
+    <w:rsid w:val="003800A8"/>
+    <w:rsid w:val="00380219"/>
+    <w:rsid w:val="0038021B"/>
+    <w:rsid w:val="00380250"/>
+    <w:rsid w:val="003809F5"/>
+    <w:rsid w:val="0038106B"/>
+    <w:rsid w:val="0038136A"/>
+    <w:rsid w:val="00381609"/>
+    <w:rsid w:val="00381628"/>
+    <w:rsid w:val="00382015"/>
+    <w:rsid w:val="00382C6A"/>
+    <w:rsid w:val="00383624"/>
+    <w:rsid w:val="00383FE8"/>
+    <w:rsid w:val="003846A4"/>
+    <w:rsid w:val="00384B54"/>
+    <w:rsid w:val="00387178"/>
+    <w:rsid w:val="00387DE7"/>
+    <w:rsid w:val="00387F68"/>
+    <w:rsid w:val="00390AFC"/>
+    <w:rsid w:val="00390D75"/>
+    <w:rsid w:val="00391B62"/>
+    <w:rsid w:val="00392375"/>
+    <w:rsid w:val="003925BC"/>
+    <w:rsid w:val="003925BF"/>
+    <w:rsid w:val="00393E07"/>
+    <w:rsid w:val="00393E59"/>
+    <w:rsid w:val="00394796"/>
+    <w:rsid w:val="00395438"/>
+    <w:rsid w:val="00396089"/>
+    <w:rsid w:val="00396291"/>
+    <w:rsid w:val="00396484"/>
+    <w:rsid w:val="003965AE"/>
+    <w:rsid w:val="0039797F"/>
+    <w:rsid w:val="003A00BF"/>
+    <w:rsid w:val="003A062F"/>
+    <w:rsid w:val="003A136E"/>
+    <w:rsid w:val="003A2CA7"/>
+    <w:rsid w:val="003A319C"/>
+    <w:rsid w:val="003A36D9"/>
+    <w:rsid w:val="003A47CE"/>
+    <w:rsid w:val="003A4ADC"/>
+    <w:rsid w:val="003A4F20"/>
+    <w:rsid w:val="003A520E"/>
+    <w:rsid w:val="003A5954"/>
+    <w:rsid w:val="003A5994"/>
+    <w:rsid w:val="003A5B99"/>
+    <w:rsid w:val="003A69B9"/>
+    <w:rsid w:val="003A7463"/>
+    <w:rsid w:val="003B02D0"/>
+    <w:rsid w:val="003B124C"/>
+    <w:rsid w:val="003B1488"/>
+    <w:rsid w:val="003B23DF"/>
+    <w:rsid w:val="003B28C5"/>
+    <w:rsid w:val="003B3497"/>
+    <w:rsid w:val="003B3A4E"/>
+    <w:rsid w:val="003B3AF0"/>
+    <w:rsid w:val="003B4508"/>
+    <w:rsid w:val="003B48C0"/>
+    <w:rsid w:val="003B577B"/>
+    <w:rsid w:val="003B5845"/>
+    <w:rsid w:val="003B58BB"/>
+    <w:rsid w:val="003B6634"/>
+    <w:rsid w:val="003B7751"/>
+    <w:rsid w:val="003C198E"/>
+    <w:rsid w:val="003C1A16"/>
+    <w:rsid w:val="003C1CF3"/>
+    <w:rsid w:val="003C21CF"/>
+    <w:rsid w:val="003C32C3"/>
+    <w:rsid w:val="003C347B"/>
+    <w:rsid w:val="003C468F"/>
+    <w:rsid w:val="003C6E7E"/>
+    <w:rsid w:val="003C7FA9"/>
+    <w:rsid w:val="003D0077"/>
+    <w:rsid w:val="003D0BEA"/>
+    <w:rsid w:val="003D0C3A"/>
+    <w:rsid w:val="003D132A"/>
+    <w:rsid w:val="003D1717"/>
+    <w:rsid w:val="003D1E99"/>
+    <w:rsid w:val="003D2105"/>
+    <w:rsid w:val="003D26C3"/>
+    <w:rsid w:val="003D287B"/>
+    <w:rsid w:val="003D2DD1"/>
+    <w:rsid w:val="003D32B7"/>
+    <w:rsid w:val="003D33F9"/>
+    <w:rsid w:val="003D36E4"/>
+    <w:rsid w:val="003D482B"/>
+    <w:rsid w:val="003D4B3A"/>
+    <w:rsid w:val="003D4C74"/>
+    <w:rsid w:val="003D4F2B"/>
+    <w:rsid w:val="003D56B5"/>
+    <w:rsid w:val="003D61B4"/>
+    <w:rsid w:val="003D6445"/>
+    <w:rsid w:val="003D6891"/>
+    <w:rsid w:val="003D694F"/>
+    <w:rsid w:val="003D6C86"/>
+    <w:rsid w:val="003D79C6"/>
+    <w:rsid w:val="003D7BE2"/>
+    <w:rsid w:val="003D7C6C"/>
+    <w:rsid w:val="003E14DE"/>
+    <w:rsid w:val="003E19C8"/>
+    <w:rsid w:val="003E1C68"/>
+    <w:rsid w:val="003E1DC3"/>
+    <w:rsid w:val="003E2651"/>
+    <w:rsid w:val="003E2B9B"/>
+    <w:rsid w:val="003E38A0"/>
+    <w:rsid w:val="003E4009"/>
+    <w:rsid w:val="003E45C5"/>
+    <w:rsid w:val="003E4F2D"/>
+    <w:rsid w:val="003E5BA3"/>
+    <w:rsid w:val="003E623F"/>
+    <w:rsid w:val="003E7716"/>
+    <w:rsid w:val="003E7F25"/>
+    <w:rsid w:val="003F0266"/>
+    <w:rsid w:val="003F034D"/>
+    <w:rsid w:val="003F04D4"/>
+    <w:rsid w:val="003F06EE"/>
+    <w:rsid w:val="003F0730"/>
+    <w:rsid w:val="003F089F"/>
+    <w:rsid w:val="003F0B59"/>
+    <w:rsid w:val="003F0D95"/>
+    <w:rsid w:val="003F0F15"/>
+    <w:rsid w:val="003F11AD"/>
+    <w:rsid w:val="003F120A"/>
+    <w:rsid w:val="003F1AD2"/>
+    <w:rsid w:val="003F1FE8"/>
+    <w:rsid w:val="003F2FE8"/>
+    <w:rsid w:val="003F386C"/>
+    <w:rsid w:val="003F3BF9"/>
+    <w:rsid w:val="003F3DE7"/>
+    <w:rsid w:val="003F412E"/>
+    <w:rsid w:val="003F438C"/>
+    <w:rsid w:val="003F45A3"/>
+    <w:rsid w:val="003F49CD"/>
+    <w:rsid w:val="003F4F5B"/>
+    <w:rsid w:val="003F5BC2"/>
+    <w:rsid w:val="003F5CA3"/>
+    <w:rsid w:val="003F61A4"/>
+    <w:rsid w:val="003F63B3"/>
+    <w:rsid w:val="003F67AC"/>
+    <w:rsid w:val="003F77C7"/>
+    <w:rsid w:val="003F7DD4"/>
+    <w:rsid w:val="003F7F63"/>
+    <w:rsid w:val="004003D3"/>
+    <w:rsid w:val="00400F41"/>
+    <w:rsid w:val="0040110B"/>
+    <w:rsid w:val="004012F4"/>
+    <w:rsid w:val="00401EB2"/>
+    <w:rsid w:val="004022A4"/>
+    <w:rsid w:val="0040272B"/>
+    <w:rsid w:val="00402900"/>
+    <w:rsid w:val="00402A16"/>
+    <w:rsid w:val="00403A51"/>
+    <w:rsid w:val="00403F84"/>
+    <w:rsid w:val="004041F2"/>
+    <w:rsid w:val="0040456E"/>
+    <w:rsid w:val="0040457A"/>
+    <w:rsid w:val="00404CAC"/>
+    <w:rsid w:val="00404CC7"/>
+    <w:rsid w:val="00404D7D"/>
+    <w:rsid w:val="00404F75"/>
+    <w:rsid w:val="0040568E"/>
+    <w:rsid w:val="00405F01"/>
+    <w:rsid w:val="004066F9"/>
+    <w:rsid w:val="00406920"/>
+    <w:rsid w:val="00407E38"/>
+    <w:rsid w:val="00407F86"/>
+    <w:rsid w:val="004106FD"/>
+    <w:rsid w:val="00411841"/>
+    <w:rsid w:val="00411EF1"/>
+    <w:rsid w:val="004127FB"/>
+    <w:rsid w:val="00412ED8"/>
+    <w:rsid w:val="00412FF0"/>
+    <w:rsid w:val="00413702"/>
+    <w:rsid w:val="00413989"/>
+    <w:rsid w:val="0041427E"/>
+    <w:rsid w:val="004144C7"/>
+    <w:rsid w:val="00414D5B"/>
+    <w:rsid w:val="00414E1D"/>
+    <w:rsid w:val="0041534C"/>
+    <w:rsid w:val="00415897"/>
+    <w:rsid w:val="00415C85"/>
+    <w:rsid w:val="004168A8"/>
+    <w:rsid w:val="00416C2B"/>
+    <w:rsid w:val="00420CF5"/>
+    <w:rsid w:val="00421839"/>
+    <w:rsid w:val="00421DF7"/>
+    <w:rsid w:val="00422450"/>
+    <w:rsid w:val="004226BB"/>
+    <w:rsid w:val="0042299A"/>
+    <w:rsid w:val="00422D49"/>
+    <w:rsid w:val="00422F07"/>
+    <w:rsid w:val="0042348E"/>
+    <w:rsid w:val="0042392B"/>
+    <w:rsid w:val="00423933"/>
+    <w:rsid w:val="00424C1D"/>
+    <w:rsid w:val="00425046"/>
+    <w:rsid w:val="004254CB"/>
+    <w:rsid w:val="004254FA"/>
+    <w:rsid w:val="004264A8"/>
+    <w:rsid w:val="00427FC3"/>
+    <w:rsid w:val="00430228"/>
+    <w:rsid w:val="004302F6"/>
+    <w:rsid w:val="00430614"/>
+    <w:rsid w:val="00430C52"/>
+    <w:rsid w:val="00431D4C"/>
+    <w:rsid w:val="004327F4"/>
+    <w:rsid w:val="004329B7"/>
+    <w:rsid w:val="00432E2B"/>
+    <w:rsid w:val="00433A7A"/>
+    <w:rsid w:val="004345A5"/>
+    <w:rsid w:val="00434650"/>
+    <w:rsid w:val="00435475"/>
+    <w:rsid w:val="00436A7C"/>
+    <w:rsid w:val="00436BC7"/>
+    <w:rsid w:val="00436DB9"/>
+    <w:rsid w:val="00437248"/>
+    <w:rsid w:val="004375D3"/>
+    <w:rsid w:val="004376DF"/>
+    <w:rsid w:val="004415EE"/>
+    <w:rsid w:val="004420E8"/>
+    <w:rsid w:val="00442FF7"/>
+    <w:rsid w:val="0044317E"/>
+    <w:rsid w:val="004438D2"/>
+    <w:rsid w:val="00443E2E"/>
+    <w:rsid w:val="004453BD"/>
+    <w:rsid w:val="004455DA"/>
+    <w:rsid w:val="00445AB5"/>
+    <w:rsid w:val="00445C27"/>
+    <w:rsid w:val="00445F68"/>
+    <w:rsid w:val="0044633F"/>
+    <w:rsid w:val="0044655F"/>
+    <w:rsid w:val="00446691"/>
+    <w:rsid w:val="004467AB"/>
+    <w:rsid w:val="0044685B"/>
+    <w:rsid w:val="00446968"/>
+    <w:rsid w:val="00446994"/>
+    <w:rsid w:val="00446D34"/>
+    <w:rsid w:val="00446E3C"/>
+    <w:rsid w:val="00446F39"/>
+    <w:rsid w:val="00447912"/>
+    <w:rsid w:val="00447A23"/>
+    <w:rsid w:val="00447ACB"/>
+    <w:rsid w:val="0045038C"/>
+    <w:rsid w:val="0045068A"/>
+    <w:rsid w:val="004518D0"/>
+    <w:rsid w:val="004528E9"/>
+    <w:rsid w:val="00453FF0"/>
+    <w:rsid w:val="00454673"/>
+    <w:rsid w:val="00454834"/>
+    <w:rsid w:val="00454DFE"/>
+    <w:rsid w:val="004568FE"/>
+    <w:rsid w:val="004570E8"/>
+    <w:rsid w:val="00460363"/>
+    <w:rsid w:val="0046094B"/>
+    <w:rsid w:val="00460CF1"/>
+    <w:rsid w:val="00460FB1"/>
+    <w:rsid w:val="004618A2"/>
+    <w:rsid w:val="00461B02"/>
+    <w:rsid w:val="004626CF"/>
+    <w:rsid w:val="00462A29"/>
+    <w:rsid w:val="004635B4"/>
+    <w:rsid w:val="00464358"/>
+    <w:rsid w:val="00464A9B"/>
+    <w:rsid w:val="00464A9F"/>
+    <w:rsid w:val="004650BA"/>
+    <w:rsid w:val="0046570E"/>
+    <w:rsid w:val="00465BF4"/>
+    <w:rsid w:val="00465F4D"/>
+    <w:rsid w:val="00466370"/>
+    <w:rsid w:val="0046696C"/>
+    <w:rsid w:val="00466DB4"/>
+    <w:rsid w:val="00467A67"/>
+    <w:rsid w:val="00470622"/>
+    <w:rsid w:val="004714E1"/>
+    <w:rsid w:val="00471DA9"/>
+    <w:rsid w:val="00472077"/>
+    <w:rsid w:val="004733F6"/>
+    <w:rsid w:val="004735B1"/>
+    <w:rsid w:val="004736AA"/>
+    <w:rsid w:val="004737BF"/>
+    <w:rsid w:val="00473BED"/>
+    <w:rsid w:val="00473C4C"/>
+    <w:rsid w:val="00474359"/>
+    <w:rsid w:val="00474E18"/>
+    <w:rsid w:val="00474E22"/>
+    <w:rsid w:val="004752E8"/>
+    <w:rsid w:val="00475E22"/>
+    <w:rsid w:val="004760C0"/>
+    <w:rsid w:val="004763EF"/>
+    <w:rsid w:val="0047640F"/>
+    <w:rsid w:val="0047676A"/>
+    <w:rsid w:val="004770E6"/>
+    <w:rsid w:val="00477597"/>
+    <w:rsid w:val="00477C0E"/>
+    <w:rsid w:val="00477E9F"/>
+    <w:rsid w:val="004800E1"/>
+    <w:rsid w:val="00481117"/>
+    <w:rsid w:val="00481227"/>
+    <w:rsid w:val="0048130C"/>
+    <w:rsid w:val="004813A6"/>
+    <w:rsid w:val="004815B6"/>
+    <w:rsid w:val="00481CDD"/>
+    <w:rsid w:val="00482151"/>
+    <w:rsid w:val="00482245"/>
+    <w:rsid w:val="004833BC"/>
+    <w:rsid w:val="004838D2"/>
+    <w:rsid w:val="00483DF6"/>
+    <w:rsid w:val="00483F07"/>
+    <w:rsid w:val="00484660"/>
+    <w:rsid w:val="00484819"/>
+    <w:rsid w:val="00484CD7"/>
+    <w:rsid w:val="004856EB"/>
+    <w:rsid w:val="004859FC"/>
+    <w:rsid w:val="00485EC1"/>
+    <w:rsid w:val="00485F3A"/>
+    <w:rsid w:val="00485F86"/>
+    <w:rsid w:val="00486697"/>
+    <w:rsid w:val="00486EEF"/>
+    <w:rsid w:val="0048717C"/>
+    <w:rsid w:val="004874E2"/>
+    <w:rsid w:val="00487F27"/>
+    <w:rsid w:val="0049014A"/>
+    <w:rsid w:val="0049070E"/>
+    <w:rsid w:val="00490772"/>
+    <w:rsid w:val="00490A9C"/>
+    <w:rsid w:val="00491E53"/>
+    <w:rsid w:val="00492313"/>
+    <w:rsid w:val="004923DA"/>
+    <w:rsid w:val="0049312A"/>
+    <w:rsid w:val="0049341F"/>
+    <w:rsid w:val="004936D2"/>
+    <w:rsid w:val="004937DB"/>
+    <w:rsid w:val="00493C15"/>
+    <w:rsid w:val="00494103"/>
+    <w:rsid w:val="0049414D"/>
+    <w:rsid w:val="004941DB"/>
+    <w:rsid w:val="00494504"/>
+    <w:rsid w:val="00494FFF"/>
+    <w:rsid w:val="00495878"/>
+    <w:rsid w:val="00496798"/>
+    <w:rsid w:val="00496AD2"/>
+    <w:rsid w:val="00496B4A"/>
+    <w:rsid w:val="00497166"/>
+    <w:rsid w:val="004976F7"/>
+    <w:rsid w:val="004A053A"/>
+    <w:rsid w:val="004A0F05"/>
+    <w:rsid w:val="004A1444"/>
+    <w:rsid w:val="004A1CA8"/>
+    <w:rsid w:val="004A2C74"/>
+    <w:rsid w:val="004A48CB"/>
+    <w:rsid w:val="004A4AA7"/>
+    <w:rsid w:val="004A54D3"/>
+    <w:rsid w:val="004A6766"/>
+    <w:rsid w:val="004A6D87"/>
+    <w:rsid w:val="004A6E8A"/>
+    <w:rsid w:val="004A6F01"/>
+    <w:rsid w:val="004A76FB"/>
+    <w:rsid w:val="004A7A5A"/>
+    <w:rsid w:val="004A7D95"/>
+    <w:rsid w:val="004B09D9"/>
+    <w:rsid w:val="004B0A2F"/>
+    <w:rsid w:val="004B0AF3"/>
+    <w:rsid w:val="004B139D"/>
+    <w:rsid w:val="004B13A5"/>
+    <w:rsid w:val="004B208D"/>
+    <w:rsid w:val="004B32F4"/>
+    <w:rsid w:val="004B34DC"/>
+    <w:rsid w:val="004B357B"/>
+    <w:rsid w:val="004B380E"/>
+    <w:rsid w:val="004B4C0C"/>
+    <w:rsid w:val="004B550A"/>
+    <w:rsid w:val="004B5B88"/>
+    <w:rsid w:val="004B69CE"/>
+    <w:rsid w:val="004B6EE2"/>
+    <w:rsid w:val="004B7247"/>
+    <w:rsid w:val="004B77EF"/>
+    <w:rsid w:val="004B79A5"/>
+    <w:rsid w:val="004B7B55"/>
+    <w:rsid w:val="004C02EC"/>
+    <w:rsid w:val="004C0978"/>
+    <w:rsid w:val="004C0D6C"/>
+    <w:rsid w:val="004C0F9F"/>
+    <w:rsid w:val="004C14A5"/>
+    <w:rsid w:val="004C1E2A"/>
+    <w:rsid w:val="004C1EEC"/>
+    <w:rsid w:val="004C27D5"/>
+    <w:rsid w:val="004C29D3"/>
+    <w:rsid w:val="004C2E51"/>
+    <w:rsid w:val="004C2E75"/>
+    <w:rsid w:val="004C3044"/>
+    <w:rsid w:val="004C41A2"/>
+    <w:rsid w:val="004C4CF5"/>
+    <w:rsid w:val="004C540F"/>
+    <w:rsid w:val="004C58D1"/>
+    <w:rsid w:val="004C6158"/>
+    <w:rsid w:val="004C69D2"/>
+    <w:rsid w:val="004C7212"/>
+    <w:rsid w:val="004C7A83"/>
+    <w:rsid w:val="004C7C33"/>
+    <w:rsid w:val="004C7D75"/>
+    <w:rsid w:val="004D054A"/>
+    <w:rsid w:val="004D10AE"/>
+    <w:rsid w:val="004D169D"/>
+    <w:rsid w:val="004D16FC"/>
+    <w:rsid w:val="004D181C"/>
+    <w:rsid w:val="004D18FE"/>
+    <w:rsid w:val="004D1EDA"/>
+    <w:rsid w:val="004D2FB0"/>
+    <w:rsid w:val="004D491B"/>
+    <w:rsid w:val="004D4B1C"/>
+    <w:rsid w:val="004D507A"/>
+    <w:rsid w:val="004D602D"/>
+    <w:rsid w:val="004D65C7"/>
+    <w:rsid w:val="004D679E"/>
+    <w:rsid w:val="004D6983"/>
+    <w:rsid w:val="004D75DC"/>
+    <w:rsid w:val="004D7B88"/>
+    <w:rsid w:val="004E0677"/>
+    <w:rsid w:val="004E0931"/>
+    <w:rsid w:val="004E0B4B"/>
+    <w:rsid w:val="004E101B"/>
+    <w:rsid w:val="004E10B6"/>
+    <w:rsid w:val="004E13E7"/>
+    <w:rsid w:val="004E1411"/>
+    <w:rsid w:val="004E1FE2"/>
+    <w:rsid w:val="004E3C32"/>
+    <w:rsid w:val="004E43B8"/>
+    <w:rsid w:val="004E471F"/>
+    <w:rsid w:val="004E4DA5"/>
+    <w:rsid w:val="004E5549"/>
+    <w:rsid w:val="004E5A3C"/>
+    <w:rsid w:val="004E5B22"/>
+    <w:rsid w:val="004E607E"/>
+    <w:rsid w:val="004E62C0"/>
+    <w:rsid w:val="004F024F"/>
+    <w:rsid w:val="004F0FC4"/>
+    <w:rsid w:val="004F14B9"/>
+    <w:rsid w:val="004F1648"/>
+    <w:rsid w:val="004F1670"/>
+    <w:rsid w:val="004F2593"/>
+    <w:rsid w:val="004F266D"/>
+    <w:rsid w:val="004F2839"/>
+    <w:rsid w:val="004F29E0"/>
+    <w:rsid w:val="004F2D8A"/>
+    <w:rsid w:val="004F2F7A"/>
+    <w:rsid w:val="004F3A46"/>
+    <w:rsid w:val="004F48EC"/>
+    <w:rsid w:val="004F4AE6"/>
+    <w:rsid w:val="004F59A5"/>
+    <w:rsid w:val="004F706A"/>
+    <w:rsid w:val="004F7EF7"/>
+    <w:rsid w:val="00500348"/>
+    <w:rsid w:val="0050135C"/>
+    <w:rsid w:val="00501738"/>
+    <w:rsid w:val="00501B30"/>
+    <w:rsid w:val="00501D9A"/>
+    <w:rsid w:val="00502CC8"/>
+    <w:rsid w:val="00502F0B"/>
+    <w:rsid w:val="00503058"/>
+    <w:rsid w:val="00503102"/>
+    <w:rsid w:val="00503888"/>
+    <w:rsid w:val="00503986"/>
+    <w:rsid w:val="00503C91"/>
+    <w:rsid w:val="0050450E"/>
+    <w:rsid w:val="00504821"/>
+    <w:rsid w:val="00505569"/>
+    <w:rsid w:val="00505A74"/>
+    <w:rsid w:val="005062D5"/>
+    <w:rsid w:val="00507072"/>
+    <w:rsid w:val="005070D3"/>
+    <w:rsid w:val="005076B8"/>
+    <w:rsid w:val="00507BFD"/>
+    <w:rsid w:val="00511CCC"/>
+    <w:rsid w:val="0051278A"/>
+    <w:rsid w:val="00512ADC"/>
+    <w:rsid w:val="00512CEC"/>
+    <w:rsid w:val="00512E25"/>
+    <w:rsid w:val="00513223"/>
+    <w:rsid w:val="005132B1"/>
+    <w:rsid w:val="0051339C"/>
+    <w:rsid w:val="005134D5"/>
+    <w:rsid w:val="00513B78"/>
+    <w:rsid w:val="00513C8D"/>
+    <w:rsid w:val="00514242"/>
+    <w:rsid w:val="0051458C"/>
+    <w:rsid w:val="005145E6"/>
+    <w:rsid w:val="00514AE1"/>
+    <w:rsid w:val="00514D2E"/>
+    <w:rsid w:val="00514EC0"/>
+    <w:rsid w:val="00515053"/>
+    <w:rsid w:val="00515268"/>
+    <w:rsid w:val="005156F5"/>
+    <w:rsid w:val="00515C8B"/>
+    <w:rsid w:val="00515D8B"/>
+    <w:rsid w:val="00515DC5"/>
+    <w:rsid w:val="00515EF4"/>
+    <w:rsid w:val="0051600F"/>
+    <w:rsid w:val="0051700D"/>
+    <w:rsid w:val="0051728D"/>
+    <w:rsid w:val="005174DB"/>
+    <w:rsid w:val="00517C2B"/>
+    <w:rsid w:val="00517D84"/>
+    <w:rsid w:val="0052024F"/>
+    <w:rsid w:val="0052089D"/>
+    <w:rsid w:val="00520CE6"/>
+    <w:rsid w:val="00520EA5"/>
+    <w:rsid w:val="00521219"/>
+    <w:rsid w:val="0052129A"/>
+    <w:rsid w:val="00521E37"/>
+    <w:rsid w:val="005223D6"/>
+    <w:rsid w:val="005227A0"/>
+    <w:rsid w:val="0052285E"/>
+    <w:rsid w:val="0052287B"/>
+    <w:rsid w:val="0052288A"/>
+    <w:rsid w:val="00522EAC"/>
+    <w:rsid w:val="0052371F"/>
+    <w:rsid w:val="00523F76"/>
+    <w:rsid w:val="005249BE"/>
+    <w:rsid w:val="00524AA8"/>
+    <w:rsid w:val="00524C1C"/>
+    <w:rsid w:val="00525196"/>
+    <w:rsid w:val="00525225"/>
+    <w:rsid w:val="0052529B"/>
+    <w:rsid w:val="005254C4"/>
+    <w:rsid w:val="005256C3"/>
+    <w:rsid w:val="00525A7B"/>
+    <w:rsid w:val="00526C38"/>
+    <w:rsid w:val="00527AF8"/>
+    <w:rsid w:val="00527CA8"/>
+    <w:rsid w:val="005301DF"/>
+    <w:rsid w:val="00530BFF"/>
+    <w:rsid w:val="00530DC3"/>
+    <w:rsid w:val="00530F91"/>
+    <w:rsid w:val="00531AF3"/>
+    <w:rsid w:val="00532554"/>
+    <w:rsid w:val="005327DC"/>
+    <w:rsid w:val="00532933"/>
+    <w:rsid w:val="00532AB8"/>
+    <w:rsid w:val="00532BCC"/>
+    <w:rsid w:val="00532ED1"/>
+    <w:rsid w:val="00533608"/>
+    <w:rsid w:val="00533ED6"/>
+    <w:rsid w:val="00533F51"/>
+    <w:rsid w:val="00534AC2"/>
+    <w:rsid w:val="00534F9E"/>
+    <w:rsid w:val="005357D7"/>
+    <w:rsid w:val="00536221"/>
+    <w:rsid w:val="0053661A"/>
+    <w:rsid w:val="005369A2"/>
+    <w:rsid w:val="00536BC2"/>
+    <w:rsid w:val="00536C2E"/>
+    <w:rsid w:val="00536CA8"/>
+    <w:rsid w:val="00536DA1"/>
+    <w:rsid w:val="00537367"/>
+    <w:rsid w:val="00537811"/>
+    <w:rsid w:val="005401AA"/>
+    <w:rsid w:val="00540372"/>
+    <w:rsid w:val="005404D0"/>
+    <w:rsid w:val="005406E1"/>
+    <w:rsid w:val="005422C7"/>
+    <w:rsid w:val="0054237D"/>
+    <w:rsid w:val="00542993"/>
+    <w:rsid w:val="00542E0C"/>
+    <w:rsid w:val="00543816"/>
+    <w:rsid w:val="00543BB9"/>
+    <w:rsid w:val="00543C36"/>
+    <w:rsid w:val="00543FBE"/>
+    <w:rsid w:val="00544B76"/>
+    <w:rsid w:val="00546967"/>
+    <w:rsid w:val="00546E33"/>
+    <w:rsid w:val="00546FCC"/>
+    <w:rsid w:val="00547115"/>
+    <w:rsid w:val="0054753C"/>
+    <w:rsid w:val="0054755B"/>
+    <w:rsid w:val="00550418"/>
+    <w:rsid w:val="005515B9"/>
+    <w:rsid w:val="005522E3"/>
+    <w:rsid w:val="005523BA"/>
+    <w:rsid w:val="00553264"/>
+    <w:rsid w:val="0055336B"/>
+    <w:rsid w:val="00553699"/>
+    <w:rsid w:val="0055388F"/>
+    <w:rsid w:val="00554171"/>
+    <w:rsid w:val="005547E9"/>
+    <w:rsid w:val="005548F9"/>
+    <w:rsid w:val="005552C3"/>
+    <w:rsid w:val="00556764"/>
+    <w:rsid w:val="00556972"/>
+    <w:rsid w:val="00556B53"/>
+    <w:rsid w:val="00557005"/>
+    <w:rsid w:val="005575D8"/>
+    <w:rsid w:val="00557DFC"/>
+    <w:rsid w:val="005600FE"/>
+    <w:rsid w:val="00560233"/>
+    <w:rsid w:val="005603F9"/>
+    <w:rsid w:val="0056078B"/>
+    <w:rsid w:val="00560C58"/>
+    <w:rsid w:val="00561862"/>
+    <w:rsid w:val="0056334B"/>
+    <w:rsid w:val="00563633"/>
+    <w:rsid w:val="00563CCB"/>
+    <w:rsid w:val="00563D48"/>
+    <w:rsid w:val="005643D2"/>
+    <w:rsid w:val="005645AA"/>
+    <w:rsid w:val="00564B03"/>
+    <w:rsid w:val="00564D9D"/>
+    <w:rsid w:val="00565139"/>
+    <w:rsid w:val="00565808"/>
+    <w:rsid w:val="005658F8"/>
+    <w:rsid w:val="005659D4"/>
+    <w:rsid w:val="005662A5"/>
+    <w:rsid w:val="005666E8"/>
+    <w:rsid w:val="005669CC"/>
+    <w:rsid w:val="00567096"/>
+    <w:rsid w:val="0056723A"/>
+    <w:rsid w:val="0056742E"/>
+    <w:rsid w:val="00567E70"/>
+    <w:rsid w:val="00570365"/>
+    <w:rsid w:val="0057085A"/>
+    <w:rsid w:val="00570EC7"/>
+    <w:rsid w:val="00571A1E"/>
+    <w:rsid w:val="00571E78"/>
+    <w:rsid w:val="0057212E"/>
+    <w:rsid w:val="00572A12"/>
+    <w:rsid w:val="00572AC2"/>
+    <w:rsid w:val="00572F40"/>
+    <w:rsid w:val="00573AB6"/>
+    <w:rsid w:val="00573C37"/>
+    <w:rsid w:val="00574650"/>
+    <w:rsid w:val="0057475C"/>
+    <w:rsid w:val="00575026"/>
+    <w:rsid w:val="00575281"/>
+    <w:rsid w:val="00575285"/>
+    <w:rsid w:val="0057577C"/>
+    <w:rsid w:val="005759F2"/>
+    <w:rsid w:val="00575E37"/>
+    <w:rsid w:val="0057667D"/>
+    <w:rsid w:val="00576AA1"/>
+    <w:rsid w:val="00576AB6"/>
+    <w:rsid w:val="005773F3"/>
+    <w:rsid w:val="00577BA9"/>
+    <w:rsid w:val="005803BC"/>
+    <w:rsid w:val="005819A6"/>
+    <w:rsid w:val="00581E05"/>
+    <w:rsid w:val="0058287E"/>
+    <w:rsid w:val="00583594"/>
+    <w:rsid w:val="00583727"/>
+    <w:rsid w:val="00584630"/>
+    <w:rsid w:val="005849C2"/>
+    <w:rsid w:val="00584CD1"/>
+    <w:rsid w:val="00585794"/>
+    <w:rsid w:val="00585A57"/>
+    <w:rsid w:val="00586010"/>
+    <w:rsid w:val="0058628B"/>
+    <w:rsid w:val="00586297"/>
+    <w:rsid w:val="005873AE"/>
+    <w:rsid w:val="00587636"/>
+    <w:rsid w:val="00587BDF"/>
+    <w:rsid w:val="0059042B"/>
+    <w:rsid w:val="00590626"/>
+    <w:rsid w:val="005907F3"/>
+    <w:rsid w:val="0059242E"/>
+    <w:rsid w:val="005938ED"/>
+    <w:rsid w:val="00593DDE"/>
+    <w:rsid w:val="0059439F"/>
+    <w:rsid w:val="005943FA"/>
+    <w:rsid w:val="005944BD"/>
+    <w:rsid w:val="00595BD3"/>
+    <w:rsid w:val="005960CA"/>
+    <w:rsid w:val="005962F9"/>
+    <w:rsid w:val="005965CE"/>
+    <w:rsid w:val="00596948"/>
+    <w:rsid w:val="005969CD"/>
+    <w:rsid w:val="00596B41"/>
+    <w:rsid w:val="00596FB8"/>
+    <w:rsid w:val="00597482"/>
+    <w:rsid w:val="0059754E"/>
+    <w:rsid w:val="00597822"/>
+    <w:rsid w:val="005979B8"/>
+    <w:rsid w:val="00597BE1"/>
+    <w:rsid w:val="005A0112"/>
+    <w:rsid w:val="005A03E1"/>
+    <w:rsid w:val="005A049F"/>
+    <w:rsid w:val="005A091F"/>
+    <w:rsid w:val="005A0953"/>
+    <w:rsid w:val="005A1305"/>
+    <w:rsid w:val="005A2146"/>
+    <w:rsid w:val="005A2406"/>
+    <w:rsid w:val="005A2ADB"/>
+    <w:rsid w:val="005A2AF5"/>
+    <w:rsid w:val="005A2BC4"/>
+    <w:rsid w:val="005A3220"/>
+    <w:rsid w:val="005A344D"/>
+    <w:rsid w:val="005A354A"/>
+    <w:rsid w:val="005A3B13"/>
+    <w:rsid w:val="005A3D1D"/>
+    <w:rsid w:val="005A3F50"/>
+    <w:rsid w:val="005A434E"/>
+    <w:rsid w:val="005A46E9"/>
+    <w:rsid w:val="005A48B6"/>
+    <w:rsid w:val="005A4C1F"/>
+    <w:rsid w:val="005A4CA7"/>
+    <w:rsid w:val="005A5746"/>
+    <w:rsid w:val="005A5A9B"/>
+    <w:rsid w:val="005A6230"/>
+    <w:rsid w:val="005A6445"/>
+    <w:rsid w:val="005A66CC"/>
+    <w:rsid w:val="005A7375"/>
+    <w:rsid w:val="005A74B7"/>
+    <w:rsid w:val="005A76BF"/>
+    <w:rsid w:val="005B00F4"/>
+    <w:rsid w:val="005B0426"/>
+    <w:rsid w:val="005B0792"/>
+    <w:rsid w:val="005B08F8"/>
+    <w:rsid w:val="005B1457"/>
+    <w:rsid w:val="005B16BF"/>
+    <w:rsid w:val="005B17BE"/>
+    <w:rsid w:val="005B1DB6"/>
+    <w:rsid w:val="005B2134"/>
+    <w:rsid w:val="005B2984"/>
+    <w:rsid w:val="005B2A86"/>
+    <w:rsid w:val="005B2C8E"/>
+    <w:rsid w:val="005B2E69"/>
+    <w:rsid w:val="005B2F2B"/>
+    <w:rsid w:val="005B307C"/>
+    <w:rsid w:val="005B3254"/>
+    <w:rsid w:val="005B32A8"/>
+    <w:rsid w:val="005B33BA"/>
+    <w:rsid w:val="005B3635"/>
+    <w:rsid w:val="005B402B"/>
+    <w:rsid w:val="005B4144"/>
+    <w:rsid w:val="005B46CD"/>
+    <w:rsid w:val="005B5802"/>
+    <w:rsid w:val="005B5AC0"/>
+    <w:rsid w:val="005B66E4"/>
+    <w:rsid w:val="005B68BD"/>
+    <w:rsid w:val="005B6E61"/>
+    <w:rsid w:val="005B6E66"/>
+    <w:rsid w:val="005C035F"/>
+    <w:rsid w:val="005C106E"/>
+    <w:rsid w:val="005C13FF"/>
+    <w:rsid w:val="005C169C"/>
+    <w:rsid w:val="005C2216"/>
+    <w:rsid w:val="005C3218"/>
+    <w:rsid w:val="005C3A3E"/>
+    <w:rsid w:val="005C3D80"/>
+    <w:rsid w:val="005C4A0C"/>
+    <w:rsid w:val="005C517D"/>
+    <w:rsid w:val="005C5466"/>
+    <w:rsid w:val="005C5A55"/>
+    <w:rsid w:val="005C66A6"/>
+    <w:rsid w:val="005C6AAD"/>
+    <w:rsid w:val="005C6C57"/>
+    <w:rsid w:val="005C7CED"/>
+    <w:rsid w:val="005D0560"/>
+    <w:rsid w:val="005D0B6C"/>
+    <w:rsid w:val="005D0C45"/>
+    <w:rsid w:val="005D10DD"/>
+    <w:rsid w:val="005D13B7"/>
+    <w:rsid w:val="005D16D9"/>
+    <w:rsid w:val="005D1A6E"/>
+    <w:rsid w:val="005D1E4E"/>
+    <w:rsid w:val="005D225F"/>
+    <w:rsid w:val="005D35DB"/>
+    <w:rsid w:val="005D3743"/>
+    <w:rsid w:val="005D3C11"/>
+    <w:rsid w:val="005D536A"/>
+    <w:rsid w:val="005D61E9"/>
+    <w:rsid w:val="005D6489"/>
+    <w:rsid w:val="005D6A10"/>
+    <w:rsid w:val="005D6C97"/>
+    <w:rsid w:val="005D736D"/>
+    <w:rsid w:val="005E04FB"/>
+    <w:rsid w:val="005E0749"/>
+    <w:rsid w:val="005E0862"/>
+    <w:rsid w:val="005E0BD9"/>
+    <w:rsid w:val="005E0FC6"/>
+    <w:rsid w:val="005E12D0"/>
+    <w:rsid w:val="005E1360"/>
+    <w:rsid w:val="005E15BB"/>
+    <w:rsid w:val="005E17B4"/>
+    <w:rsid w:val="005E1B51"/>
+    <w:rsid w:val="005E2014"/>
+    <w:rsid w:val="005E2635"/>
+    <w:rsid w:val="005E28BE"/>
+    <w:rsid w:val="005E390C"/>
+    <w:rsid w:val="005E3BB0"/>
+    <w:rsid w:val="005E3E9E"/>
+    <w:rsid w:val="005E694E"/>
+    <w:rsid w:val="005E6AD4"/>
+    <w:rsid w:val="005E6EB2"/>
+    <w:rsid w:val="005F029C"/>
+    <w:rsid w:val="005F0300"/>
+    <w:rsid w:val="005F0EEF"/>
+    <w:rsid w:val="005F161D"/>
+    <w:rsid w:val="005F329B"/>
+    <w:rsid w:val="005F336F"/>
+    <w:rsid w:val="005F35FD"/>
+    <w:rsid w:val="005F3C1E"/>
+    <w:rsid w:val="005F40E0"/>
+    <w:rsid w:val="005F41E1"/>
+    <w:rsid w:val="005F484C"/>
+    <w:rsid w:val="005F4B74"/>
+    <w:rsid w:val="005F4C4D"/>
+    <w:rsid w:val="005F507F"/>
+    <w:rsid w:val="005F5315"/>
+    <w:rsid w:val="005F5A4A"/>
+    <w:rsid w:val="005F63BA"/>
+    <w:rsid w:val="005F64B3"/>
+    <w:rsid w:val="005F6867"/>
+    <w:rsid w:val="005F73AD"/>
+    <w:rsid w:val="005F7DDD"/>
+    <w:rsid w:val="00600229"/>
+    <w:rsid w:val="006004A2"/>
+    <w:rsid w:val="00600CB4"/>
+    <w:rsid w:val="00601266"/>
+    <w:rsid w:val="00601633"/>
+    <w:rsid w:val="00601763"/>
+    <w:rsid w:val="00601889"/>
+    <w:rsid w:val="00601F6A"/>
+    <w:rsid w:val="006026C5"/>
+    <w:rsid w:val="00602960"/>
+    <w:rsid w:val="00602EB0"/>
+    <w:rsid w:val="00603023"/>
+    <w:rsid w:val="006030CA"/>
+    <w:rsid w:val="0060381F"/>
+    <w:rsid w:val="00603A00"/>
+    <w:rsid w:val="00604909"/>
+    <w:rsid w:val="00604E4C"/>
+    <w:rsid w:val="006055FF"/>
+    <w:rsid w:val="0060582C"/>
+    <w:rsid w:val="00605AD5"/>
+    <w:rsid w:val="00605C25"/>
+    <w:rsid w:val="00605DD2"/>
+    <w:rsid w:val="00606FE1"/>
+    <w:rsid w:val="006071B4"/>
+    <w:rsid w:val="00607A32"/>
+    <w:rsid w:val="00607A83"/>
+    <w:rsid w:val="00607C65"/>
+    <w:rsid w:val="006111E5"/>
+    <w:rsid w:val="00611375"/>
+    <w:rsid w:val="0061151E"/>
+    <w:rsid w:val="006117D7"/>
+    <w:rsid w:val="00611A68"/>
+    <w:rsid w:val="00611C97"/>
+    <w:rsid w:val="006121AB"/>
+    <w:rsid w:val="006122EB"/>
+    <w:rsid w:val="006126AC"/>
+    <w:rsid w:val="00612DEB"/>
+    <w:rsid w:val="00612F86"/>
+    <w:rsid w:val="00613408"/>
+    <w:rsid w:val="0061425A"/>
+    <w:rsid w:val="006143E3"/>
+    <w:rsid w:val="0061459B"/>
+    <w:rsid w:val="00614A37"/>
+    <w:rsid w:val="0061508D"/>
+    <w:rsid w:val="006151D5"/>
+    <w:rsid w:val="0061520C"/>
+    <w:rsid w:val="006157E5"/>
+    <w:rsid w:val="00615EA8"/>
+    <w:rsid w:val="00615FE8"/>
+    <w:rsid w:val="00615FF5"/>
+    <w:rsid w:val="00616308"/>
+    <w:rsid w:val="00620311"/>
+    <w:rsid w:val="0062075B"/>
+    <w:rsid w:val="00620BFD"/>
+    <w:rsid w:val="00620CC6"/>
+    <w:rsid w:val="00620DA4"/>
+    <w:rsid w:val="00621050"/>
+    <w:rsid w:val="00621829"/>
+    <w:rsid w:val="00621C5C"/>
+    <w:rsid w:val="00623216"/>
+    <w:rsid w:val="00623604"/>
+    <w:rsid w:val="00623802"/>
+    <w:rsid w:val="00623A41"/>
+    <w:rsid w:val="00623FBE"/>
+    <w:rsid w:val="006245B7"/>
+    <w:rsid w:val="006247C9"/>
+    <w:rsid w:val="00624CD5"/>
+    <w:rsid w:val="00625183"/>
+    <w:rsid w:val="0062521B"/>
+    <w:rsid w:val="006253C3"/>
+    <w:rsid w:val="00625CA9"/>
+    <w:rsid w:val="00625F8F"/>
+    <w:rsid w:val="00626751"/>
+    <w:rsid w:val="00626F9A"/>
+    <w:rsid w:val="00627043"/>
+    <w:rsid w:val="006275DC"/>
+    <w:rsid w:val="0063037A"/>
+    <w:rsid w:val="006303D1"/>
+    <w:rsid w:val="0063139B"/>
+    <w:rsid w:val="006329D8"/>
+    <w:rsid w:val="00633635"/>
+    <w:rsid w:val="00633820"/>
+    <w:rsid w:val="00633CC0"/>
+    <w:rsid w:val="00633DB5"/>
+    <w:rsid w:val="00633F19"/>
+    <w:rsid w:val="0063431D"/>
+    <w:rsid w:val="00634CBC"/>
+    <w:rsid w:val="00635166"/>
+    <w:rsid w:val="006351F7"/>
+    <w:rsid w:val="006354BC"/>
+    <w:rsid w:val="00635DD2"/>
+    <w:rsid w:val="00640A56"/>
+    <w:rsid w:val="00640AB2"/>
+    <w:rsid w:val="00641638"/>
+    <w:rsid w:val="006429FF"/>
+    <w:rsid w:val="00642BE0"/>
+    <w:rsid w:val="00642DAA"/>
+    <w:rsid w:val="00642F4E"/>
+    <w:rsid w:val="00642FE5"/>
+    <w:rsid w:val="00643E52"/>
+    <w:rsid w:val="00643FA2"/>
+    <w:rsid w:val="0064400D"/>
+    <w:rsid w:val="006456EB"/>
+    <w:rsid w:val="006457EB"/>
+    <w:rsid w:val="00645862"/>
+    <w:rsid w:val="0064603D"/>
+    <w:rsid w:val="006460B8"/>
+    <w:rsid w:val="00646209"/>
+    <w:rsid w:val="0064646B"/>
+    <w:rsid w:val="0064682D"/>
+    <w:rsid w:val="00647184"/>
+    <w:rsid w:val="00651388"/>
+    <w:rsid w:val="0065219C"/>
+    <w:rsid w:val="00652557"/>
+    <w:rsid w:val="006529F6"/>
+    <w:rsid w:val="0065320D"/>
+    <w:rsid w:val="006534AB"/>
+    <w:rsid w:val="006539F7"/>
+    <w:rsid w:val="00653D8D"/>
+    <w:rsid w:val="006541C2"/>
+    <w:rsid w:val="006543CD"/>
+    <w:rsid w:val="00654648"/>
+    <w:rsid w:val="0065528E"/>
+    <w:rsid w:val="00655559"/>
+    <w:rsid w:val="006558CE"/>
+    <w:rsid w:val="0065713B"/>
+    <w:rsid w:val="006571EA"/>
+    <w:rsid w:val="00657CAE"/>
+    <w:rsid w:val="00661064"/>
+    <w:rsid w:val="0066158D"/>
+    <w:rsid w:val="00661BF1"/>
+    <w:rsid w:val="00661E63"/>
+    <w:rsid w:val="006627C1"/>
+    <w:rsid w:val="00662BD4"/>
+    <w:rsid w:val="00662F7A"/>
+    <w:rsid w:val="006631B2"/>
+    <w:rsid w:val="00663332"/>
+    <w:rsid w:val="00663945"/>
+    <w:rsid w:val="00663FEB"/>
+    <w:rsid w:val="0066459E"/>
+    <w:rsid w:val="00664BB0"/>
+    <w:rsid w:val="00665B62"/>
+    <w:rsid w:val="00666229"/>
+    <w:rsid w:val="0066633A"/>
+    <w:rsid w:val="006706F2"/>
+    <w:rsid w:val="006709CF"/>
+    <w:rsid w:val="006710FC"/>
+    <w:rsid w:val="006711FC"/>
+    <w:rsid w:val="006720A0"/>
+    <w:rsid w:val="00672651"/>
+    <w:rsid w:val="0067276A"/>
+    <w:rsid w:val="00672B35"/>
+    <w:rsid w:val="00672D1E"/>
+    <w:rsid w:val="00672ECD"/>
+    <w:rsid w:val="00672FCE"/>
+    <w:rsid w:val="00673AED"/>
+    <w:rsid w:val="00673BE3"/>
+    <w:rsid w:val="006741C1"/>
+    <w:rsid w:val="0067503A"/>
+    <w:rsid w:val="0067508C"/>
+    <w:rsid w:val="00675094"/>
+    <w:rsid w:val="006751DB"/>
+    <w:rsid w:val="006751E9"/>
+    <w:rsid w:val="00675228"/>
+    <w:rsid w:val="006757C0"/>
+    <w:rsid w:val="006761E6"/>
+    <w:rsid w:val="0067624C"/>
+    <w:rsid w:val="006769E7"/>
+    <w:rsid w:val="0067738A"/>
+    <w:rsid w:val="00677B5F"/>
+    <w:rsid w:val="00680305"/>
+    <w:rsid w:val="00680318"/>
+    <w:rsid w:val="006808BD"/>
+    <w:rsid w:val="00680BBB"/>
+    <w:rsid w:val="00681789"/>
+    <w:rsid w:val="00681F6B"/>
+    <w:rsid w:val="006820B8"/>
+    <w:rsid w:val="00682F56"/>
+    <w:rsid w:val="006833F4"/>
+    <w:rsid w:val="00683DD5"/>
+    <w:rsid w:val="00684437"/>
+    <w:rsid w:val="006844EA"/>
+    <w:rsid w:val="006849D9"/>
+    <w:rsid w:val="00684B3D"/>
+    <w:rsid w:val="00685650"/>
+    <w:rsid w:val="006856BE"/>
+    <w:rsid w:val="006856ED"/>
+    <w:rsid w:val="00685943"/>
+    <w:rsid w:val="00685F73"/>
+    <w:rsid w:val="00686944"/>
+    <w:rsid w:val="00686A80"/>
+    <w:rsid w:val="00686BF8"/>
+    <w:rsid w:val="00686DE1"/>
+    <w:rsid w:val="006872F9"/>
+    <w:rsid w:val="0068732C"/>
+    <w:rsid w:val="00687DB0"/>
+    <w:rsid w:val="0069000F"/>
+    <w:rsid w:val="006902EA"/>
+    <w:rsid w:val="0069037C"/>
+    <w:rsid w:val="006904C6"/>
+    <w:rsid w:val="00690881"/>
+    <w:rsid w:val="006911B8"/>
+    <w:rsid w:val="00691A1F"/>
+    <w:rsid w:val="00692149"/>
+    <w:rsid w:val="00692788"/>
+    <w:rsid w:val="00692992"/>
+    <w:rsid w:val="00692C86"/>
+    <w:rsid w:val="00692EA9"/>
+    <w:rsid w:val="006935CD"/>
+    <w:rsid w:val="00694853"/>
+    <w:rsid w:val="00695381"/>
+    <w:rsid w:val="006954AF"/>
+    <w:rsid w:val="00696652"/>
+    <w:rsid w:val="0069749F"/>
+    <w:rsid w:val="0069757C"/>
+    <w:rsid w:val="00697644"/>
+    <w:rsid w:val="00697748"/>
+    <w:rsid w:val="00697B15"/>
+    <w:rsid w:val="00697B68"/>
+    <w:rsid w:val="00697C4A"/>
+    <w:rsid w:val="006A05E2"/>
+    <w:rsid w:val="006A0BE7"/>
+    <w:rsid w:val="006A10B3"/>
+    <w:rsid w:val="006A12A3"/>
+    <w:rsid w:val="006A1E6E"/>
+    <w:rsid w:val="006A2656"/>
+    <w:rsid w:val="006A30DD"/>
+    <w:rsid w:val="006A322C"/>
+    <w:rsid w:val="006A328D"/>
+    <w:rsid w:val="006A354B"/>
+    <w:rsid w:val="006A355E"/>
+    <w:rsid w:val="006A358D"/>
+    <w:rsid w:val="006A378C"/>
+    <w:rsid w:val="006A3B4C"/>
+    <w:rsid w:val="006A4E4D"/>
+    <w:rsid w:val="006A52C1"/>
+    <w:rsid w:val="006A53A5"/>
+    <w:rsid w:val="006A5485"/>
+    <w:rsid w:val="006A5B72"/>
+    <w:rsid w:val="006A624D"/>
+    <w:rsid w:val="006A638B"/>
+    <w:rsid w:val="006A6F3C"/>
+    <w:rsid w:val="006A72B2"/>
+    <w:rsid w:val="006A760E"/>
+    <w:rsid w:val="006B039C"/>
+    <w:rsid w:val="006B0833"/>
+    <w:rsid w:val="006B0AEC"/>
+    <w:rsid w:val="006B0F4F"/>
+    <w:rsid w:val="006B1A6B"/>
+    <w:rsid w:val="006B3669"/>
+    <w:rsid w:val="006B378F"/>
+    <w:rsid w:val="006B3E48"/>
+    <w:rsid w:val="006B4175"/>
+    <w:rsid w:val="006B47F4"/>
+    <w:rsid w:val="006B508E"/>
+    <w:rsid w:val="006B537D"/>
+    <w:rsid w:val="006B54F0"/>
+    <w:rsid w:val="006B5B7D"/>
+    <w:rsid w:val="006B5C89"/>
+    <w:rsid w:val="006B5FA1"/>
+    <w:rsid w:val="006B6321"/>
+    <w:rsid w:val="006B6922"/>
+    <w:rsid w:val="006B6C05"/>
+    <w:rsid w:val="006B73DC"/>
+    <w:rsid w:val="006C04FA"/>
+    <w:rsid w:val="006C061E"/>
+    <w:rsid w:val="006C151F"/>
+    <w:rsid w:val="006C178F"/>
+    <w:rsid w:val="006C1822"/>
+    <w:rsid w:val="006C1C8E"/>
+    <w:rsid w:val="006C1CF1"/>
+    <w:rsid w:val="006C2956"/>
+    <w:rsid w:val="006C2D27"/>
+    <w:rsid w:val="006C35AF"/>
+    <w:rsid w:val="006C3A8E"/>
+    <w:rsid w:val="006C48A3"/>
+    <w:rsid w:val="006C4B6F"/>
+    <w:rsid w:val="006C4BAC"/>
+    <w:rsid w:val="006C4E2F"/>
+    <w:rsid w:val="006C501D"/>
+    <w:rsid w:val="006C5039"/>
+    <w:rsid w:val="006C5674"/>
+    <w:rsid w:val="006C5A77"/>
+    <w:rsid w:val="006C5EB9"/>
+    <w:rsid w:val="006C608D"/>
+    <w:rsid w:val="006C676B"/>
+    <w:rsid w:val="006C6F86"/>
+    <w:rsid w:val="006C7449"/>
+    <w:rsid w:val="006C74B2"/>
+    <w:rsid w:val="006C79F0"/>
+    <w:rsid w:val="006D0CC4"/>
+    <w:rsid w:val="006D11ED"/>
+    <w:rsid w:val="006D11FD"/>
+    <w:rsid w:val="006D1346"/>
+    <w:rsid w:val="006D164F"/>
+    <w:rsid w:val="006D166F"/>
+    <w:rsid w:val="006D189C"/>
+    <w:rsid w:val="006D1E33"/>
+    <w:rsid w:val="006D20DC"/>
+    <w:rsid w:val="006D26ED"/>
+    <w:rsid w:val="006D28CD"/>
+    <w:rsid w:val="006D2B81"/>
+    <w:rsid w:val="006D2ECE"/>
+    <w:rsid w:val="006D3028"/>
+    <w:rsid w:val="006D3174"/>
+    <w:rsid w:val="006D351F"/>
+    <w:rsid w:val="006D3DC4"/>
+    <w:rsid w:val="006D460A"/>
+    <w:rsid w:val="006D4663"/>
+    <w:rsid w:val="006D4702"/>
+    <w:rsid w:val="006D48CF"/>
+    <w:rsid w:val="006D5198"/>
+    <w:rsid w:val="006D54CD"/>
+    <w:rsid w:val="006D57E5"/>
+    <w:rsid w:val="006D5A12"/>
+    <w:rsid w:val="006D5F16"/>
+    <w:rsid w:val="006D632F"/>
+    <w:rsid w:val="006D7113"/>
+    <w:rsid w:val="006D72D7"/>
+    <w:rsid w:val="006D72F1"/>
+    <w:rsid w:val="006D759D"/>
+    <w:rsid w:val="006D759E"/>
+    <w:rsid w:val="006D78CD"/>
+    <w:rsid w:val="006D78F6"/>
+    <w:rsid w:val="006D7F06"/>
+    <w:rsid w:val="006E02CF"/>
+    <w:rsid w:val="006E02E1"/>
+    <w:rsid w:val="006E14D6"/>
+    <w:rsid w:val="006E1516"/>
+    <w:rsid w:val="006E1A86"/>
+    <w:rsid w:val="006E3830"/>
+    <w:rsid w:val="006E3B0B"/>
+    <w:rsid w:val="006E3B48"/>
+    <w:rsid w:val="006E3F10"/>
+    <w:rsid w:val="006E45EA"/>
+    <w:rsid w:val="006E5C15"/>
+    <w:rsid w:val="006E5E6F"/>
+    <w:rsid w:val="006E600B"/>
+    <w:rsid w:val="006E682A"/>
+    <w:rsid w:val="006E7A30"/>
+    <w:rsid w:val="006F009C"/>
+    <w:rsid w:val="006F0773"/>
+    <w:rsid w:val="006F101B"/>
+    <w:rsid w:val="006F1506"/>
+    <w:rsid w:val="006F1A0D"/>
+    <w:rsid w:val="006F1E8C"/>
+    <w:rsid w:val="006F2735"/>
+    <w:rsid w:val="006F2823"/>
+    <w:rsid w:val="006F2AF0"/>
+    <w:rsid w:val="006F2F59"/>
+    <w:rsid w:val="006F3057"/>
+    <w:rsid w:val="006F38FC"/>
+    <w:rsid w:val="006F44F9"/>
+    <w:rsid w:val="006F4743"/>
+    <w:rsid w:val="006F4BE0"/>
+    <w:rsid w:val="006F5CA8"/>
+    <w:rsid w:val="006F5CE2"/>
+    <w:rsid w:val="006F5DB3"/>
+    <w:rsid w:val="006F5E22"/>
+    <w:rsid w:val="006F67B1"/>
+    <w:rsid w:val="006F69CE"/>
+    <w:rsid w:val="006F6C6A"/>
+    <w:rsid w:val="006F7067"/>
+    <w:rsid w:val="006F7D5F"/>
+    <w:rsid w:val="0070051F"/>
+    <w:rsid w:val="00700A8E"/>
+    <w:rsid w:val="00700A98"/>
+    <w:rsid w:val="00700FA5"/>
+    <w:rsid w:val="00701367"/>
+    <w:rsid w:val="007019A2"/>
+    <w:rsid w:val="00701FAE"/>
+    <w:rsid w:val="00702421"/>
+    <w:rsid w:val="007024A1"/>
+    <w:rsid w:val="00702836"/>
+    <w:rsid w:val="007029FB"/>
+    <w:rsid w:val="00702CF8"/>
+    <w:rsid w:val="007031F0"/>
+    <w:rsid w:val="00704CE9"/>
+    <w:rsid w:val="00704D07"/>
+    <w:rsid w:val="00705159"/>
+    <w:rsid w:val="007053FC"/>
+    <w:rsid w:val="00705B47"/>
+    <w:rsid w:val="00705D40"/>
+    <w:rsid w:val="00705DA0"/>
+    <w:rsid w:val="007064A5"/>
+    <w:rsid w:val="0070673C"/>
+    <w:rsid w:val="00706789"/>
+    <w:rsid w:val="00706830"/>
+    <w:rsid w:val="00706BC2"/>
+    <w:rsid w:val="00706D0C"/>
+    <w:rsid w:val="0070754B"/>
+    <w:rsid w:val="007075A7"/>
+    <w:rsid w:val="007114E6"/>
+    <w:rsid w:val="00711812"/>
+    <w:rsid w:val="00711F58"/>
+    <w:rsid w:val="0071214E"/>
+    <w:rsid w:val="007124D9"/>
+    <w:rsid w:val="007128D7"/>
+    <w:rsid w:val="00712C58"/>
+    <w:rsid w:val="00714A31"/>
+    <w:rsid w:val="0071568E"/>
+    <w:rsid w:val="0071581D"/>
+    <w:rsid w:val="00716023"/>
+    <w:rsid w:val="00716A6B"/>
+    <w:rsid w:val="00716DC4"/>
+    <w:rsid w:val="00716F8B"/>
+    <w:rsid w:val="0071781E"/>
+    <w:rsid w:val="00717D87"/>
+    <w:rsid w:val="00720A5A"/>
+    <w:rsid w:val="00720D7D"/>
+    <w:rsid w:val="00720EE5"/>
+    <w:rsid w:val="00720F47"/>
+    <w:rsid w:val="0072173A"/>
+    <w:rsid w:val="00721B05"/>
+    <w:rsid w:val="00721D36"/>
+    <w:rsid w:val="00722367"/>
+    <w:rsid w:val="0072260E"/>
+    <w:rsid w:val="0072370B"/>
+    <w:rsid w:val="0072537A"/>
+    <w:rsid w:val="00725A1A"/>
+    <w:rsid w:val="00725CA6"/>
+    <w:rsid w:val="00725D3D"/>
+    <w:rsid w:val="00726210"/>
+    <w:rsid w:val="00726A51"/>
+    <w:rsid w:val="00726DD7"/>
+    <w:rsid w:val="00727B49"/>
+    <w:rsid w:val="007302F8"/>
+    <w:rsid w:val="00730BBC"/>
+    <w:rsid w:val="00731291"/>
+    <w:rsid w:val="00731C60"/>
+    <w:rsid w:val="0073269E"/>
+    <w:rsid w:val="00732A75"/>
+    <w:rsid w:val="00732AB3"/>
+    <w:rsid w:val="007334BE"/>
+    <w:rsid w:val="007335F5"/>
+    <w:rsid w:val="00733DF9"/>
+    <w:rsid w:val="00734835"/>
+    <w:rsid w:val="007349FA"/>
+    <w:rsid w:val="00735360"/>
+    <w:rsid w:val="007354E1"/>
+    <w:rsid w:val="0073572B"/>
+    <w:rsid w:val="00735D47"/>
+    <w:rsid w:val="00735D74"/>
+    <w:rsid w:val="00737CD0"/>
+    <w:rsid w:val="0074008C"/>
+    <w:rsid w:val="007406D5"/>
+    <w:rsid w:val="00740CE4"/>
+    <w:rsid w:val="00740EAD"/>
+    <w:rsid w:val="007410C2"/>
+    <w:rsid w:val="00741335"/>
+    <w:rsid w:val="00742079"/>
+    <w:rsid w:val="0074216C"/>
+    <w:rsid w:val="007424F3"/>
+    <w:rsid w:val="00743A65"/>
+    <w:rsid w:val="00743C11"/>
+    <w:rsid w:val="00743D57"/>
+    <w:rsid w:val="007445A4"/>
+    <w:rsid w:val="0074482A"/>
+    <w:rsid w:val="00744ED3"/>
+    <w:rsid w:val="0074524C"/>
+    <w:rsid w:val="00745409"/>
+    <w:rsid w:val="007458F3"/>
+    <w:rsid w:val="00745D90"/>
+    <w:rsid w:val="00745DD8"/>
+    <w:rsid w:val="00745F55"/>
+    <w:rsid w:val="00746FFA"/>
+    <w:rsid w:val="007470B7"/>
+    <w:rsid w:val="00747C21"/>
+    <w:rsid w:val="00747F25"/>
+    <w:rsid w:val="007502CC"/>
+    <w:rsid w:val="007505EA"/>
+    <w:rsid w:val="00750E45"/>
+    <w:rsid w:val="00751C54"/>
+    <w:rsid w:val="00751D12"/>
+    <w:rsid w:val="00751D48"/>
+    <w:rsid w:val="00751D93"/>
+    <w:rsid w:val="0075217E"/>
+    <w:rsid w:val="00752CEC"/>
+    <w:rsid w:val="007531EF"/>
+    <w:rsid w:val="007538B1"/>
+    <w:rsid w:val="00753CBF"/>
+    <w:rsid w:val="007542B8"/>
+    <w:rsid w:val="007547D7"/>
+    <w:rsid w:val="00754B1D"/>
+    <w:rsid w:val="00755569"/>
+    <w:rsid w:val="007557EE"/>
+    <w:rsid w:val="007577FA"/>
+    <w:rsid w:val="00757FA9"/>
+    <w:rsid w:val="007608F1"/>
+    <w:rsid w:val="00760CD0"/>
+    <w:rsid w:val="00761639"/>
+    <w:rsid w:val="00761992"/>
+    <w:rsid w:val="00761DC9"/>
+    <w:rsid w:val="007633D1"/>
+    <w:rsid w:val="00763715"/>
+    <w:rsid w:val="00763E4C"/>
+    <w:rsid w:val="00763F3A"/>
+    <w:rsid w:val="00764453"/>
+    <w:rsid w:val="00764A56"/>
+    <w:rsid w:val="00765046"/>
+    <w:rsid w:val="00765357"/>
+    <w:rsid w:val="00765A59"/>
+    <w:rsid w:val="00765B96"/>
+    <w:rsid w:val="00766184"/>
+    <w:rsid w:val="007665CE"/>
+    <w:rsid w:val="00766C00"/>
+    <w:rsid w:val="00767C09"/>
+    <w:rsid w:val="00767DCE"/>
+    <w:rsid w:val="00770B1B"/>
+    <w:rsid w:val="0077177A"/>
+    <w:rsid w:val="00771A01"/>
+    <w:rsid w:val="00771D19"/>
+    <w:rsid w:val="00772C10"/>
+    <w:rsid w:val="00772D9D"/>
+    <w:rsid w:val="00772DD0"/>
+    <w:rsid w:val="00772FFD"/>
+    <w:rsid w:val="00773072"/>
+    <w:rsid w:val="00773CD9"/>
+    <w:rsid w:val="007740AC"/>
+    <w:rsid w:val="00774647"/>
+    <w:rsid w:val="00774927"/>
+    <w:rsid w:val="00774976"/>
+    <w:rsid w:val="00774B97"/>
+    <w:rsid w:val="007771A2"/>
+    <w:rsid w:val="007773BD"/>
+    <w:rsid w:val="0077771F"/>
+    <w:rsid w:val="007778DE"/>
+    <w:rsid w:val="00777FDD"/>
+    <w:rsid w:val="00777FE5"/>
+    <w:rsid w:val="007819D5"/>
+    <w:rsid w:val="00781B22"/>
+    <w:rsid w:val="00781BD4"/>
+    <w:rsid w:val="007828FB"/>
+    <w:rsid w:val="00782965"/>
+    <w:rsid w:val="00782A7A"/>
+    <w:rsid w:val="00782CEF"/>
+    <w:rsid w:val="0078341D"/>
+    <w:rsid w:val="00783AD8"/>
+    <w:rsid w:val="00783D03"/>
+    <w:rsid w:val="007841EE"/>
+    <w:rsid w:val="007849ED"/>
+    <w:rsid w:val="00785D4A"/>
+    <w:rsid w:val="00786A21"/>
+    <w:rsid w:val="00786A95"/>
+    <w:rsid w:val="00787542"/>
+    <w:rsid w:val="00787693"/>
+    <w:rsid w:val="007879E8"/>
+    <w:rsid w:val="00787B67"/>
+    <w:rsid w:val="007903D8"/>
+    <w:rsid w:val="007904B2"/>
+    <w:rsid w:val="0079057D"/>
+    <w:rsid w:val="00790B53"/>
+    <w:rsid w:val="00791072"/>
+    <w:rsid w:val="007910C0"/>
+    <w:rsid w:val="00791279"/>
+    <w:rsid w:val="0079129D"/>
+    <w:rsid w:val="007915B4"/>
+    <w:rsid w:val="007916B0"/>
+    <w:rsid w:val="0079200F"/>
+    <w:rsid w:val="0079203D"/>
+    <w:rsid w:val="007926A4"/>
+    <w:rsid w:val="00793A55"/>
+    <w:rsid w:val="00793AE5"/>
+    <w:rsid w:val="00793CDE"/>
+    <w:rsid w:val="00793D87"/>
+    <w:rsid w:val="00794690"/>
+    <w:rsid w:val="00794694"/>
+    <w:rsid w:val="00794CAD"/>
+    <w:rsid w:val="00795D5F"/>
+    <w:rsid w:val="007960A2"/>
+    <w:rsid w:val="00796501"/>
+    <w:rsid w:val="00796DBD"/>
+    <w:rsid w:val="0079769E"/>
+    <w:rsid w:val="00797D2B"/>
+    <w:rsid w:val="007A02BB"/>
+    <w:rsid w:val="007A082F"/>
+    <w:rsid w:val="007A1079"/>
+    <w:rsid w:val="007A1180"/>
+    <w:rsid w:val="007A15F2"/>
+    <w:rsid w:val="007A1BB7"/>
+    <w:rsid w:val="007A1DF7"/>
+    <w:rsid w:val="007A2108"/>
+    <w:rsid w:val="007A29FF"/>
+    <w:rsid w:val="007A2ED0"/>
+    <w:rsid w:val="007A417C"/>
+    <w:rsid w:val="007A637B"/>
+    <w:rsid w:val="007A641E"/>
+    <w:rsid w:val="007A65F3"/>
+    <w:rsid w:val="007A6C00"/>
+    <w:rsid w:val="007A6FEF"/>
+    <w:rsid w:val="007A7389"/>
+    <w:rsid w:val="007A7E52"/>
+    <w:rsid w:val="007B178C"/>
+    <w:rsid w:val="007B1AD4"/>
+    <w:rsid w:val="007B1C53"/>
+    <w:rsid w:val="007B2079"/>
+    <w:rsid w:val="007B20F3"/>
+    <w:rsid w:val="007B2356"/>
+    <w:rsid w:val="007B2872"/>
+    <w:rsid w:val="007B2BE7"/>
+    <w:rsid w:val="007B2FDB"/>
+    <w:rsid w:val="007B3D99"/>
+    <w:rsid w:val="007B419A"/>
+    <w:rsid w:val="007B5293"/>
+    <w:rsid w:val="007B52EC"/>
+    <w:rsid w:val="007B714B"/>
+    <w:rsid w:val="007B75C7"/>
+    <w:rsid w:val="007B7876"/>
+    <w:rsid w:val="007B79CD"/>
+    <w:rsid w:val="007C067B"/>
+    <w:rsid w:val="007C0D44"/>
+    <w:rsid w:val="007C1013"/>
+    <w:rsid w:val="007C1ADE"/>
+    <w:rsid w:val="007C1C38"/>
+    <w:rsid w:val="007C1D01"/>
+    <w:rsid w:val="007C2466"/>
+    <w:rsid w:val="007C27BC"/>
+    <w:rsid w:val="007C28F2"/>
+    <w:rsid w:val="007C2C74"/>
+    <w:rsid w:val="007C2E67"/>
+    <w:rsid w:val="007C382A"/>
+    <w:rsid w:val="007C4032"/>
+    <w:rsid w:val="007C405F"/>
+    <w:rsid w:val="007C4922"/>
+    <w:rsid w:val="007C4A1C"/>
+    <w:rsid w:val="007C4A3D"/>
+    <w:rsid w:val="007C4C7D"/>
+    <w:rsid w:val="007C553D"/>
+    <w:rsid w:val="007C5A35"/>
+    <w:rsid w:val="007C5D5A"/>
+    <w:rsid w:val="007C5F2C"/>
+    <w:rsid w:val="007C6A55"/>
+    <w:rsid w:val="007C7737"/>
+    <w:rsid w:val="007D0165"/>
+    <w:rsid w:val="007D0C22"/>
+    <w:rsid w:val="007D17AF"/>
+    <w:rsid w:val="007D1D7B"/>
+    <w:rsid w:val="007D2099"/>
+    <w:rsid w:val="007D2ADD"/>
+    <w:rsid w:val="007D2DCB"/>
+    <w:rsid w:val="007D2FB3"/>
+    <w:rsid w:val="007D326E"/>
+    <w:rsid w:val="007D3BED"/>
+    <w:rsid w:val="007D4508"/>
+    <w:rsid w:val="007D49B7"/>
+    <w:rsid w:val="007D49C7"/>
+    <w:rsid w:val="007D4CBD"/>
+    <w:rsid w:val="007D5031"/>
+    <w:rsid w:val="007D5082"/>
+    <w:rsid w:val="007D521A"/>
+    <w:rsid w:val="007D5576"/>
+    <w:rsid w:val="007D5A75"/>
+    <w:rsid w:val="007D5E9F"/>
+    <w:rsid w:val="007D617F"/>
+    <w:rsid w:val="007D6658"/>
+    <w:rsid w:val="007D6DD5"/>
+    <w:rsid w:val="007D6E4D"/>
+    <w:rsid w:val="007E04BE"/>
+    <w:rsid w:val="007E0841"/>
+    <w:rsid w:val="007E17DD"/>
+    <w:rsid w:val="007E1A30"/>
+    <w:rsid w:val="007E1B53"/>
+    <w:rsid w:val="007E2558"/>
+    <w:rsid w:val="007E37B3"/>
+    <w:rsid w:val="007E4090"/>
+    <w:rsid w:val="007E4098"/>
+    <w:rsid w:val="007E4620"/>
+    <w:rsid w:val="007E46C1"/>
+    <w:rsid w:val="007E480C"/>
+    <w:rsid w:val="007E505E"/>
+    <w:rsid w:val="007E79D9"/>
+    <w:rsid w:val="007F010C"/>
+    <w:rsid w:val="007F09C6"/>
+    <w:rsid w:val="007F0E0C"/>
+    <w:rsid w:val="007F18E7"/>
+    <w:rsid w:val="007F1C7E"/>
+    <w:rsid w:val="007F2398"/>
+    <w:rsid w:val="007F28C0"/>
+    <w:rsid w:val="007F3042"/>
+    <w:rsid w:val="007F381B"/>
+    <w:rsid w:val="007F395A"/>
+    <w:rsid w:val="007F3A4E"/>
+    <w:rsid w:val="007F4271"/>
+    <w:rsid w:val="007F4F0E"/>
+    <w:rsid w:val="007F5118"/>
+    <w:rsid w:val="007F5147"/>
+    <w:rsid w:val="007F5679"/>
+    <w:rsid w:val="007F56F4"/>
+    <w:rsid w:val="007F5A45"/>
+    <w:rsid w:val="007F5B52"/>
+    <w:rsid w:val="007F73EB"/>
+    <w:rsid w:val="007F7552"/>
+    <w:rsid w:val="007F7CAF"/>
+    <w:rsid w:val="007F7E2A"/>
+    <w:rsid w:val="007F7E70"/>
+    <w:rsid w:val="008001E2"/>
+    <w:rsid w:val="00800D6D"/>
+    <w:rsid w:val="00800F40"/>
+    <w:rsid w:val="00800F83"/>
+    <w:rsid w:val="00801225"/>
+    <w:rsid w:val="00801E39"/>
+    <w:rsid w:val="00801E4D"/>
+    <w:rsid w:val="00802654"/>
+    <w:rsid w:val="00802FF9"/>
+    <w:rsid w:val="00803279"/>
+    <w:rsid w:val="00803311"/>
+    <w:rsid w:val="00803454"/>
+    <w:rsid w:val="008036D3"/>
+    <w:rsid w:val="00803C25"/>
+    <w:rsid w:val="00804043"/>
+    <w:rsid w:val="00804FEC"/>
+    <w:rsid w:val="008054E0"/>
+    <w:rsid w:val="00805605"/>
+    <w:rsid w:val="00805708"/>
+    <w:rsid w:val="00805893"/>
+    <w:rsid w:val="008059D3"/>
+    <w:rsid w:val="00805CA9"/>
+    <w:rsid w:val="00805E79"/>
+    <w:rsid w:val="00805E9B"/>
+    <w:rsid w:val="00806505"/>
+    <w:rsid w:val="008067C7"/>
+    <w:rsid w:val="00806D66"/>
+    <w:rsid w:val="00806E5C"/>
+    <w:rsid w:val="00806EC0"/>
+    <w:rsid w:val="00806FAB"/>
+    <w:rsid w:val="008072C3"/>
+    <w:rsid w:val="0080733E"/>
+    <w:rsid w:val="008073A2"/>
+    <w:rsid w:val="008079B7"/>
+    <w:rsid w:val="00807A69"/>
+    <w:rsid w:val="00807C12"/>
+    <w:rsid w:val="00807ED0"/>
+    <w:rsid w:val="00810C20"/>
+    <w:rsid w:val="0081170E"/>
+    <w:rsid w:val="00811F3B"/>
+    <w:rsid w:val="00812262"/>
+    <w:rsid w:val="00812B38"/>
+    <w:rsid w:val="00812CF3"/>
+    <w:rsid w:val="008130DF"/>
+    <w:rsid w:val="008133EE"/>
+    <w:rsid w:val="008133FA"/>
+    <w:rsid w:val="00813AD9"/>
+    <w:rsid w:val="00814A24"/>
+    <w:rsid w:val="00814F0A"/>
+    <w:rsid w:val="00816B2D"/>
+    <w:rsid w:val="00817509"/>
+    <w:rsid w:val="0081785E"/>
+    <w:rsid w:val="00817F3B"/>
+    <w:rsid w:val="00820056"/>
+    <w:rsid w:val="00820B0B"/>
+    <w:rsid w:val="008211BF"/>
+    <w:rsid w:val="008216BE"/>
+    <w:rsid w:val="00821EED"/>
+    <w:rsid w:val="00822968"/>
+    <w:rsid w:val="00822C3F"/>
+    <w:rsid w:val="008230F7"/>
+    <w:rsid w:val="008233FE"/>
+    <w:rsid w:val="00823721"/>
+    <w:rsid w:val="00823F5C"/>
+    <w:rsid w:val="008247A7"/>
+    <w:rsid w:val="00825898"/>
+    <w:rsid w:val="00826474"/>
+    <w:rsid w:val="00826FBE"/>
+    <w:rsid w:val="0082703A"/>
+    <w:rsid w:val="00827111"/>
+    <w:rsid w:val="008301A0"/>
+    <w:rsid w:val="0083061A"/>
+    <w:rsid w:val="0083088F"/>
+    <w:rsid w:val="0083095B"/>
+    <w:rsid w:val="00830D01"/>
+    <w:rsid w:val="008312F4"/>
+    <w:rsid w:val="00831DA4"/>
+    <w:rsid w:val="00831FC0"/>
+    <w:rsid w:val="00832DCE"/>
+    <w:rsid w:val="0083309E"/>
+    <w:rsid w:val="00833130"/>
+    <w:rsid w:val="00833CB9"/>
+    <w:rsid w:val="00834265"/>
+    <w:rsid w:val="00835286"/>
+    <w:rsid w:val="00835BB0"/>
+    <w:rsid w:val="00836208"/>
+    <w:rsid w:val="00836808"/>
+    <w:rsid w:val="008369A2"/>
+    <w:rsid w:val="00836B4C"/>
+    <w:rsid w:val="00837F3A"/>
+    <w:rsid w:val="008401B0"/>
+    <w:rsid w:val="00840500"/>
+    <w:rsid w:val="00840A3D"/>
+    <w:rsid w:val="00841D73"/>
+    <w:rsid w:val="00842403"/>
+    <w:rsid w:val="008426D0"/>
+    <w:rsid w:val="00842DB3"/>
+    <w:rsid w:val="00842FDB"/>
+    <w:rsid w:val="008433D4"/>
+    <w:rsid w:val="0084341F"/>
+    <w:rsid w:val="00843875"/>
+    <w:rsid w:val="00844307"/>
+    <w:rsid w:val="00844847"/>
+    <w:rsid w:val="0084498C"/>
+    <w:rsid w:val="00845A4F"/>
+    <w:rsid w:val="00846313"/>
+    <w:rsid w:val="00846C80"/>
+    <w:rsid w:val="00846DE1"/>
+    <w:rsid w:val="00847AA2"/>
+    <w:rsid w:val="00850299"/>
+    <w:rsid w:val="0085051F"/>
+    <w:rsid w:val="0085066C"/>
+    <w:rsid w:val="008508E3"/>
+    <w:rsid w:val="008514E5"/>
+    <w:rsid w:val="00851926"/>
+    <w:rsid w:val="00851F65"/>
+    <w:rsid w:val="00852602"/>
+    <w:rsid w:val="008531C3"/>
+    <w:rsid w:val="00853889"/>
+    <w:rsid w:val="00853BE5"/>
+    <w:rsid w:val="00854174"/>
+    <w:rsid w:val="0085483D"/>
+    <w:rsid w:val="00854939"/>
+    <w:rsid w:val="008551B8"/>
+    <w:rsid w:val="00855316"/>
+    <w:rsid w:val="00855716"/>
+    <w:rsid w:val="00855D0F"/>
+    <w:rsid w:val="008560A6"/>
+    <w:rsid w:val="008560D6"/>
+    <w:rsid w:val="008567ED"/>
+    <w:rsid w:val="00856FF1"/>
+    <w:rsid w:val="0085748B"/>
+    <w:rsid w:val="00857D6C"/>
+    <w:rsid w:val="00857F81"/>
+    <w:rsid w:val="00860261"/>
+    <w:rsid w:val="00860C78"/>
+    <w:rsid w:val="00861352"/>
+    <w:rsid w:val="008619B3"/>
+    <w:rsid w:val="00864846"/>
+    <w:rsid w:val="00864A40"/>
+    <w:rsid w:val="00864BF2"/>
+    <w:rsid w:val="00864D13"/>
+    <w:rsid w:val="0086535C"/>
+    <w:rsid w:val="00865853"/>
+    <w:rsid w:val="00866563"/>
+    <w:rsid w:val="008666E4"/>
+    <w:rsid w:val="00866706"/>
+    <w:rsid w:val="00867084"/>
+    <w:rsid w:val="008673D9"/>
+    <w:rsid w:val="0087087F"/>
+    <w:rsid w:val="00871755"/>
+    <w:rsid w:val="00871796"/>
+    <w:rsid w:val="00871D51"/>
+    <w:rsid w:val="00872D20"/>
+    <w:rsid w:val="0087383A"/>
+    <w:rsid w:val="00873D81"/>
+    <w:rsid w:val="0087442B"/>
+    <w:rsid w:val="0087446E"/>
+    <w:rsid w:val="00874D6C"/>
+    <w:rsid w:val="008750A9"/>
+    <w:rsid w:val="008759F3"/>
+    <w:rsid w:val="00875C18"/>
+    <w:rsid w:val="00876003"/>
+    <w:rsid w:val="00876B78"/>
+    <w:rsid w:val="0087721A"/>
+    <w:rsid w:val="0087728F"/>
+    <w:rsid w:val="008777EA"/>
+    <w:rsid w:val="008801D9"/>
+    <w:rsid w:val="008805EF"/>
+    <w:rsid w:val="008807E7"/>
+    <w:rsid w:val="00880F38"/>
+    <w:rsid w:val="0088220B"/>
+    <w:rsid w:val="0088223C"/>
+    <w:rsid w:val="00882854"/>
+    <w:rsid w:val="00882B12"/>
+    <w:rsid w:val="008838AC"/>
+    <w:rsid w:val="0088395B"/>
+    <w:rsid w:val="00884770"/>
+    <w:rsid w:val="008848BD"/>
+    <w:rsid w:val="00884C15"/>
+    <w:rsid w:val="008850C6"/>
+    <w:rsid w:val="00885862"/>
+    <w:rsid w:val="0088587D"/>
+    <w:rsid w:val="0088588B"/>
+    <w:rsid w:val="00885B33"/>
+    <w:rsid w:val="00885FB4"/>
+    <w:rsid w:val="00886B44"/>
+    <w:rsid w:val="00887389"/>
+    <w:rsid w:val="00887581"/>
+    <w:rsid w:val="0088768D"/>
+    <w:rsid w:val="00887822"/>
+    <w:rsid w:val="00887892"/>
+    <w:rsid w:val="0089010A"/>
+    <w:rsid w:val="0089036B"/>
+    <w:rsid w:val="00890B4A"/>
+    <w:rsid w:val="008913A5"/>
+    <w:rsid w:val="008924B2"/>
+    <w:rsid w:val="008925FB"/>
+    <w:rsid w:val="00892D42"/>
+    <w:rsid w:val="00892DE1"/>
+    <w:rsid w:val="00893D84"/>
+    <w:rsid w:val="0089441C"/>
+    <w:rsid w:val="00894B32"/>
+    <w:rsid w:val="00895033"/>
+    <w:rsid w:val="00895EFF"/>
+    <w:rsid w:val="00896054"/>
+    <w:rsid w:val="00896272"/>
+    <w:rsid w:val="00897231"/>
+    <w:rsid w:val="008A09CD"/>
+    <w:rsid w:val="008A1654"/>
+    <w:rsid w:val="008A1A31"/>
+    <w:rsid w:val="008A3895"/>
+    <w:rsid w:val="008A43DF"/>
+    <w:rsid w:val="008A4E1B"/>
+    <w:rsid w:val="008A4EBD"/>
+    <w:rsid w:val="008A59CD"/>
+    <w:rsid w:val="008A59F9"/>
+    <w:rsid w:val="008A5B44"/>
+    <w:rsid w:val="008A5DA7"/>
+    <w:rsid w:val="008A6BE9"/>
+    <w:rsid w:val="008A72DD"/>
+    <w:rsid w:val="008A76B7"/>
+    <w:rsid w:val="008A7965"/>
+    <w:rsid w:val="008A7ACF"/>
+    <w:rsid w:val="008B0842"/>
+    <w:rsid w:val="008B0C3D"/>
+    <w:rsid w:val="008B11BB"/>
+    <w:rsid w:val="008B138B"/>
+    <w:rsid w:val="008B145E"/>
+    <w:rsid w:val="008B261C"/>
+    <w:rsid w:val="008B28D0"/>
+    <w:rsid w:val="008B369D"/>
+    <w:rsid w:val="008B3788"/>
+    <w:rsid w:val="008B41FC"/>
+    <w:rsid w:val="008B4ED0"/>
+    <w:rsid w:val="008B5552"/>
+    <w:rsid w:val="008B59D1"/>
+    <w:rsid w:val="008B5C45"/>
+    <w:rsid w:val="008B7B57"/>
+    <w:rsid w:val="008C0382"/>
+    <w:rsid w:val="008C0E60"/>
+    <w:rsid w:val="008C1995"/>
+    <w:rsid w:val="008C1C17"/>
+    <w:rsid w:val="008C2568"/>
+    <w:rsid w:val="008C319F"/>
+    <w:rsid w:val="008C32F1"/>
+    <w:rsid w:val="008C3CE5"/>
+    <w:rsid w:val="008C3ED1"/>
+    <w:rsid w:val="008C50E2"/>
+    <w:rsid w:val="008C57F2"/>
+    <w:rsid w:val="008C581A"/>
+    <w:rsid w:val="008C712D"/>
+    <w:rsid w:val="008C74BE"/>
+    <w:rsid w:val="008C7C3C"/>
+    <w:rsid w:val="008D09D9"/>
+    <w:rsid w:val="008D0FDA"/>
+    <w:rsid w:val="008D10F1"/>
+    <w:rsid w:val="008D11CA"/>
+    <w:rsid w:val="008D16D9"/>
+    <w:rsid w:val="008D19D2"/>
+    <w:rsid w:val="008D1EFD"/>
+    <w:rsid w:val="008D2C2C"/>
+    <w:rsid w:val="008D303E"/>
+    <w:rsid w:val="008D3F29"/>
+    <w:rsid w:val="008D4122"/>
+    <w:rsid w:val="008D4798"/>
+    <w:rsid w:val="008D4813"/>
+    <w:rsid w:val="008D4AA3"/>
+    <w:rsid w:val="008D6261"/>
+    <w:rsid w:val="008D670F"/>
+    <w:rsid w:val="008D6837"/>
+    <w:rsid w:val="008D6AD0"/>
+    <w:rsid w:val="008D6D48"/>
+    <w:rsid w:val="008D6F02"/>
+    <w:rsid w:val="008D764E"/>
+    <w:rsid w:val="008D7C49"/>
+    <w:rsid w:val="008E16F7"/>
+    <w:rsid w:val="008E1E42"/>
+    <w:rsid w:val="008E2134"/>
+    <w:rsid w:val="008E222E"/>
+    <w:rsid w:val="008E2313"/>
+    <w:rsid w:val="008E2876"/>
+    <w:rsid w:val="008E2CCE"/>
+    <w:rsid w:val="008E2DD9"/>
+    <w:rsid w:val="008E3047"/>
+    <w:rsid w:val="008E32AB"/>
+    <w:rsid w:val="008E3E77"/>
+    <w:rsid w:val="008E439C"/>
+    <w:rsid w:val="008E4619"/>
+    <w:rsid w:val="008E4A7A"/>
+    <w:rsid w:val="008E4C42"/>
+    <w:rsid w:val="008E5179"/>
+    <w:rsid w:val="008E58AB"/>
+    <w:rsid w:val="008E5DE6"/>
+    <w:rsid w:val="008E65C9"/>
+    <w:rsid w:val="008E70A2"/>
+    <w:rsid w:val="008F056D"/>
+    <w:rsid w:val="008F1627"/>
+    <w:rsid w:val="008F1951"/>
+    <w:rsid w:val="008F19DF"/>
+    <w:rsid w:val="008F1A8D"/>
+    <w:rsid w:val="008F37E5"/>
+    <w:rsid w:val="008F38C7"/>
+    <w:rsid w:val="008F396B"/>
+    <w:rsid w:val="008F3A75"/>
+    <w:rsid w:val="008F3AD4"/>
+    <w:rsid w:val="008F3B8B"/>
+    <w:rsid w:val="008F42AA"/>
+    <w:rsid w:val="008F47EA"/>
+    <w:rsid w:val="008F4EE1"/>
+    <w:rsid w:val="008F50C3"/>
+    <w:rsid w:val="008F562D"/>
+    <w:rsid w:val="008F5F56"/>
+    <w:rsid w:val="008F6243"/>
+    <w:rsid w:val="008F66B2"/>
+    <w:rsid w:val="008F6776"/>
+    <w:rsid w:val="008F6AC0"/>
+    <w:rsid w:val="008F6AD5"/>
+    <w:rsid w:val="008F6D06"/>
+    <w:rsid w:val="008F6E1A"/>
+    <w:rsid w:val="008F6F24"/>
+    <w:rsid w:val="008F6F2F"/>
+    <w:rsid w:val="008F7EF5"/>
+    <w:rsid w:val="00900C15"/>
+    <w:rsid w:val="00900E05"/>
+    <w:rsid w:val="00900E28"/>
+    <w:rsid w:val="00900E5D"/>
+    <w:rsid w:val="00901126"/>
+    <w:rsid w:val="00903982"/>
+    <w:rsid w:val="009044E3"/>
+    <w:rsid w:val="00904F31"/>
+    <w:rsid w:val="00905ABC"/>
+    <w:rsid w:val="00905B36"/>
+    <w:rsid w:val="0090634A"/>
+    <w:rsid w:val="00906A3E"/>
+    <w:rsid w:val="00906F02"/>
+    <w:rsid w:val="009078BC"/>
+    <w:rsid w:val="00910048"/>
+    <w:rsid w:val="009103C9"/>
+    <w:rsid w:val="0091133F"/>
+    <w:rsid w:val="00911350"/>
+    <w:rsid w:val="00911C62"/>
+    <w:rsid w:val="00912BAF"/>
+    <w:rsid w:val="00913039"/>
+    <w:rsid w:val="009136D1"/>
+    <w:rsid w:val="009138D5"/>
+    <w:rsid w:val="009139C4"/>
+    <w:rsid w:val="0091426A"/>
+    <w:rsid w:val="00914406"/>
+    <w:rsid w:val="009146F5"/>
+    <w:rsid w:val="0091485D"/>
+    <w:rsid w:val="00914CA8"/>
+    <w:rsid w:val="009156E7"/>
+    <w:rsid w:val="00915A8C"/>
+    <w:rsid w:val="00915D16"/>
+    <w:rsid w:val="00915F9B"/>
+    <w:rsid w:val="00916D30"/>
+    <w:rsid w:val="00916E63"/>
+    <w:rsid w:val="0091730D"/>
+    <w:rsid w:val="0091755A"/>
+    <w:rsid w:val="00917AC8"/>
+    <w:rsid w:val="00917F83"/>
+    <w:rsid w:val="0092008B"/>
+    <w:rsid w:val="0092010E"/>
+    <w:rsid w:val="00920495"/>
+    <w:rsid w:val="009212CE"/>
+    <w:rsid w:val="00921351"/>
+    <w:rsid w:val="00921803"/>
+    <w:rsid w:val="009218AB"/>
+    <w:rsid w:val="0092211B"/>
+    <w:rsid w:val="009233F8"/>
+    <w:rsid w:val="0092356C"/>
+    <w:rsid w:val="009235CE"/>
+    <w:rsid w:val="00923C57"/>
+    <w:rsid w:val="00923FC2"/>
+    <w:rsid w:val="009241C1"/>
+    <w:rsid w:val="009248AF"/>
+    <w:rsid w:val="009253BC"/>
+    <w:rsid w:val="009257CC"/>
+    <w:rsid w:val="009258E8"/>
+    <w:rsid w:val="009267FF"/>
+    <w:rsid w:val="009269E2"/>
+    <w:rsid w:val="00926F79"/>
+    <w:rsid w:val="009274D0"/>
+    <w:rsid w:val="009278BC"/>
+    <w:rsid w:val="00927FC2"/>
+    <w:rsid w:val="009301CF"/>
+    <w:rsid w:val="009308B1"/>
+    <w:rsid w:val="00930C9B"/>
+    <w:rsid w:val="0093101C"/>
+    <w:rsid w:val="00931437"/>
+    <w:rsid w:val="00932065"/>
+    <w:rsid w:val="009322E3"/>
+    <w:rsid w:val="00932340"/>
+    <w:rsid w:val="00932534"/>
+    <w:rsid w:val="00932842"/>
+    <w:rsid w:val="00932AF3"/>
+    <w:rsid w:val="00932C6B"/>
+    <w:rsid w:val="00932EA8"/>
+    <w:rsid w:val="00933076"/>
+    <w:rsid w:val="009330E1"/>
+    <w:rsid w:val="00933926"/>
+    <w:rsid w:val="00933FFC"/>
+    <w:rsid w:val="00934930"/>
+    <w:rsid w:val="00934D1D"/>
+    <w:rsid w:val="009358B5"/>
+    <w:rsid w:val="00935D1D"/>
+    <w:rsid w:val="0093621A"/>
+    <w:rsid w:val="009366B7"/>
+    <w:rsid w:val="00936B78"/>
+    <w:rsid w:val="00936E43"/>
+    <w:rsid w:val="00936E46"/>
+    <w:rsid w:val="0093709B"/>
+    <w:rsid w:val="009372DB"/>
+    <w:rsid w:val="009379D3"/>
+    <w:rsid w:val="009379D8"/>
+    <w:rsid w:val="00940947"/>
+    <w:rsid w:val="00940949"/>
+    <w:rsid w:val="00940F95"/>
+    <w:rsid w:val="009410CB"/>
+    <w:rsid w:val="00941688"/>
+    <w:rsid w:val="00941F81"/>
+    <w:rsid w:val="00942382"/>
+    <w:rsid w:val="009427F9"/>
+    <w:rsid w:val="00942E32"/>
+    <w:rsid w:val="00943128"/>
+    <w:rsid w:val="009435AE"/>
+    <w:rsid w:val="00943AB4"/>
+    <w:rsid w:val="00943B15"/>
+    <w:rsid w:val="00943F5C"/>
+    <w:rsid w:val="00944099"/>
+    <w:rsid w:val="00945210"/>
+    <w:rsid w:val="009455A6"/>
+    <w:rsid w:val="009469AA"/>
+    <w:rsid w:val="00947556"/>
+    <w:rsid w:val="00950D8C"/>
+    <w:rsid w:val="0095133B"/>
+    <w:rsid w:val="009526F7"/>
+    <w:rsid w:val="00953398"/>
+    <w:rsid w:val="0095361C"/>
+    <w:rsid w:val="00953E9E"/>
+    <w:rsid w:val="00953FFD"/>
+    <w:rsid w:val="00954391"/>
+    <w:rsid w:val="00954C84"/>
+    <w:rsid w:val="00954DE0"/>
+    <w:rsid w:val="00954F1B"/>
+    <w:rsid w:val="009551F1"/>
+    <w:rsid w:val="00955DDE"/>
+    <w:rsid w:val="0095605B"/>
+    <w:rsid w:val="00956331"/>
+    <w:rsid w:val="00956789"/>
+    <w:rsid w:val="00956AF7"/>
+    <w:rsid w:val="00956E0B"/>
+    <w:rsid w:val="00957359"/>
+    <w:rsid w:val="009575C4"/>
+    <w:rsid w:val="00960046"/>
+    <w:rsid w:val="0096061E"/>
+    <w:rsid w:val="00961363"/>
+    <w:rsid w:val="009616EC"/>
+    <w:rsid w:val="00961804"/>
+    <w:rsid w:val="00961DAB"/>
+    <w:rsid w:val="00962297"/>
+    <w:rsid w:val="00962373"/>
+    <w:rsid w:val="00962D10"/>
+    <w:rsid w:val="00963008"/>
+    <w:rsid w:val="009632E6"/>
+    <w:rsid w:val="00964E60"/>
+    <w:rsid w:val="0096503E"/>
+    <w:rsid w:val="00965436"/>
+    <w:rsid w:val="0096595C"/>
+    <w:rsid w:val="0096595D"/>
+    <w:rsid w:val="009659E6"/>
+    <w:rsid w:val="00965D19"/>
+    <w:rsid w:val="00965F90"/>
+    <w:rsid w:val="0096638A"/>
+    <w:rsid w:val="00966FD2"/>
+    <w:rsid w:val="00967CFF"/>
+    <w:rsid w:val="00970401"/>
+    <w:rsid w:val="00970720"/>
+    <w:rsid w:val="0097120E"/>
+    <w:rsid w:val="0097124C"/>
+    <w:rsid w:val="009712A4"/>
+    <w:rsid w:val="009717E9"/>
+    <w:rsid w:val="00971DD0"/>
+    <w:rsid w:val="00971EB9"/>
+    <w:rsid w:val="0097327F"/>
+    <w:rsid w:val="009732F0"/>
+    <w:rsid w:val="009736BE"/>
+    <w:rsid w:val="009737A2"/>
+    <w:rsid w:val="00974636"/>
+    <w:rsid w:val="00974CE9"/>
+    <w:rsid w:val="00974E0D"/>
+    <w:rsid w:val="00975485"/>
+    <w:rsid w:val="00975EA5"/>
+    <w:rsid w:val="00975FD4"/>
+    <w:rsid w:val="00976A5D"/>
+    <w:rsid w:val="0097729F"/>
+    <w:rsid w:val="00977F20"/>
+    <w:rsid w:val="009801D6"/>
+    <w:rsid w:val="0098043B"/>
+    <w:rsid w:val="009804F3"/>
+    <w:rsid w:val="00980CD9"/>
+    <w:rsid w:val="00980FCE"/>
+    <w:rsid w:val="00981A3B"/>
+    <w:rsid w:val="00981D25"/>
+    <w:rsid w:val="009820CC"/>
+    <w:rsid w:val="009821BA"/>
+    <w:rsid w:val="00982933"/>
+    <w:rsid w:val="009832A0"/>
+    <w:rsid w:val="0098465D"/>
+    <w:rsid w:val="009846B0"/>
+    <w:rsid w:val="00984889"/>
+    <w:rsid w:val="00984EAE"/>
+    <w:rsid w:val="0098519D"/>
+    <w:rsid w:val="00985E36"/>
+    <w:rsid w:val="00985FC3"/>
+    <w:rsid w:val="0098696A"/>
+    <w:rsid w:val="009870CA"/>
+    <w:rsid w:val="00987821"/>
+    <w:rsid w:val="00987876"/>
+    <w:rsid w:val="00987BC2"/>
+    <w:rsid w:val="00987DB4"/>
+    <w:rsid w:val="00990166"/>
+    <w:rsid w:val="00990312"/>
+    <w:rsid w:val="0099092E"/>
+    <w:rsid w:val="00990AFF"/>
+    <w:rsid w:val="00990B57"/>
+    <w:rsid w:val="0099194C"/>
+    <w:rsid w:val="00991A49"/>
+    <w:rsid w:val="009924A6"/>
+    <w:rsid w:val="0099299E"/>
+    <w:rsid w:val="00992EFF"/>
+    <w:rsid w:val="0099308E"/>
+    <w:rsid w:val="00993580"/>
+    <w:rsid w:val="00993A57"/>
+    <w:rsid w:val="00994F62"/>
+    <w:rsid w:val="00995342"/>
+    <w:rsid w:val="00995C84"/>
+    <w:rsid w:val="00995EA9"/>
+    <w:rsid w:val="00996718"/>
+    <w:rsid w:val="00996B76"/>
+    <w:rsid w:val="00997359"/>
+    <w:rsid w:val="009A1A4D"/>
+    <w:rsid w:val="009A2D11"/>
+    <w:rsid w:val="009A2E10"/>
+    <w:rsid w:val="009A2F32"/>
+    <w:rsid w:val="009A347E"/>
+    <w:rsid w:val="009A3D7B"/>
+    <w:rsid w:val="009A42F6"/>
+    <w:rsid w:val="009A4AA5"/>
+    <w:rsid w:val="009A52A2"/>
+    <w:rsid w:val="009A5956"/>
+    <w:rsid w:val="009A5A89"/>
+    <w:rsid w:val="009A5CC3"/>
+    <w:rsid w:val="009A664A"/>
+    <w:rsid w:val="009A6B88"/>
+    <w:rsid w:val="009A7585"/>
+    <w:rsid w:val="009A7762"/>
+    <w:rsid w:val="009A7C16"/>
+    <w:rsid w:val="009B004E"/>
+    <w:rsid w:val="009B0B34"/>
+    <w:rsid w:val="009B0BCC"/>
+    <w:rsid w:val="009B10DF"/>
+    <w:rsid w:val="009B1810"/>
+    <w:rsid w:val="009B2D1B"/>
+    <w:rsid w:val="009B37E1"/>
+    <w:rsid w:val="009B3BDE"/>
+    <w:rsid w:val="009B3D0C"/>
+    <w:rsid w:val="009B4008"/>
+    <w:rsid w:val="009B4362"/>
+    <w:rsid w:val="009B43AC"/>
+    <w:rsid w:val="009B46D8"/>
+    <w:rsid w:val="009B47AA"/>
+    <w:rsid w:val="009B4AC5"/>
+    <w:rsid w:val="009B50DC"/>
+    <w:rsid w:val="009B56B7"/>
+    <w:rsid w:val="009B5A72"/>
+    <w:rsid w:val="009B5BA4"/>
+    <w:rsid w:val="009B6904"/>
+    <w:rsid w:val="009B70B1"/>
+    <w:rsid w:val="009B7A94"/>
+    <w:rsid w:val="009C097C"/>
+    <w:rsid w:val="009C0C97"/>
+    <w:rsid w:val="009C160F"/>
+    <w:rsid w:val="009C17F1"/>
+    <w:rsid w:val="009C1B1A"/>
+    <w:rsid w:val="009C221E"/>
+    <w:rsid w:val="009C384F"/>
+    <w:rsid w:val="009C38D9"/>
+    <w:rsid w:val="009C3D24"/>
+    <w:rsid w:val="009C4AFB"/>
+    <w:rsid w:val="009C4B94"/>
+    <w:rsid w:val="009C4E79"/>
+    <w:rsid w:val="009C4F84"/>
+    <w:rsid w:val="009C535A"/>
+    <w:rsid w:val="009C560C"/>
+    <w:rsid w:val="009C5756"/>
+    <w:rsid w:val="009C59DF"/>
+    <w:rsid w:val="009C5FE8"/>
+    <w:rsid w:val="009C6170"/>
+    <w:rsid w:val="009C6BA1"/>
+    <w:rsid w:val="009C6FB0"/>
+    <w:rsid w:val="009C7000"/>
+    <w:rsid w:val="009D0272"/>
+    <w:rsid w:val="009D03A5"/>
+    <w:rsid w:val="009D0614"/>
+    <w:rsid w:val="009D0C97"/>
+    <w:rsid w:val="009D0D50"/>
+    <w:rsid w:val="009D1C26"/>
+    <w:rsid w:val="009D2792"/>
+    <w:rsid w:val="009D2811"/>
+    <w:rsid w:val="009D2954"/>
+    <w:rsid w:val="009D2CF0"/>
+    <w:rsid w:val="009D40CE"/>
+    <w:rsid w:val="009D425E"/>
+    <w:rsid w:val="009D4385"/>
+    <w:rsid w:val="009D500B"/>
+    <w:rsid w:val="009D50F4"/>
+    <w:rsid w:val="009D5FA4"/>
+    <w:rsid w:val="009D684E"/>
+    <w:rsid w:val="009D6E80"/>
+    <w:rsid w:val="009E087F"/>
+    <w:rsid w:val="009E0FFC"/>
+    <w:rsid w:val="009E10F4"/>
+    <w:rsid w:val="009E1282"/>
+    <w:rsid w:val="009E12AB"/>
+    <w:rsid w:val="009E17BC"/>
+    <w:rsid w:val="009E19AD"/>
+    <w:rsid w:val="009E1CBE"/>
+    <w:rsid w:val="009E1D7E"/>
+    <w:rsid w:val="009E2922"/>
+    <w:rsid w:val="009E32AA"/>
+    <w:rsid w:val="009E3547"/>
+    <w:rsid w:val="009E37F9"/>
+    <w:rsid w:val="009E3D19"/>
+    <w:rsid w:val="009E3DE6"/>
+    <w:rsid w:val="009E4565"/>
+    <w:rsid w:val="009E459A"/>
+    <w:rsid w:val="009E4A85"/>
+    <w:rsid w:val="009E5490"/>
+    <w:rsid w:val="009E57B1"/>
+    <w:rsid w:val="009E59EC"/>
+    <w:rsid w:val="009E5D51"/>
+    <w:rsid w:val="009E5F0F"/>
+    <w:rsid w:val="009E60C6"/>
+    <w:rsid w:val="009E63B5"/>
+    <w:rsid w:val="009E6495"/>
+    <w:rsid w:val="009E6DB0"/>
+    <w:rsid w:val="009E71BB"/>
+    <w:rsid w:val="009E7425"/>
+    <w:rsid w:val="009E7666"/>
+    <w:rsid w:val="009E7FD0"/>
+    <w:rsid w:val="009F0C91"/>
+    <w:rsid w:val="009F0FA9"/>
+    <w:rsid w:val="009F1069"/>
+    <w:rsid w:val="009F187E"/>
+    <w:rsid w:val="009F29CC"/>
+    <w:rsid w:val="009F3071"/>
+    <w:rsid w:val="009F34F1"/>
+    <w:rsid w:val="009F3D54"/>
+    <w:rsid w:val="009F49D4"/>
+    <w:rsid w:val="009F509E"/>
+    <w:rsid w:val="009F5DE0"/>
+    <w:rsid w:val="009F63A4"/>
+    <w:rsid w:val="009F6400"/>
+    <w:rsid w:val="009F6820"/>
+    <w:rsid w:val="009F69C7"/>
+    <w:rsid w:val="009F6D9E"/>
+    <w:rsid w:val="009F7B6B"/>
+    <w:rsid w:val="00A00001"/>
+    <w:rsid w:val="00A0004F"/>
+    <w:rsid w:val="00A00A6D"/>
+    <w:rsid w:val="00A00BA8"/>
+    <w:rsid w:val="00A0115C"/>
+    <w:rsid w:val="00A024D8"/>
+    <w:rsid w:val="00A02E38"/>
+    <w:rsid w:val="00A03764"/>
+    <w:rsid w:val="00A03868"/>
+    <w:rsid w:val="00A03A42"/>
+    <w:rsid w:val="00A052EA"/>
+    <w:rsid w:val="00A05D64"/>
+    <w:rsid w:val="00A05DAD"/>
+    <w:rsid w:val="00A06517"/>
+    <w:rsid w:val="00A066E5"/>
+    <w:rsid w:val="00A06760"/>
+    <w:rsid w:val="00A067ED"/>
+    <w:rsid w:val="00A06EC2"/>
+    <w:rsid w:val="00A06FE7"/>
+    <w:rsid w:val="00A07E87"/>
+    <w:rsid w:val="00A10101"/>
+    <w:rsid w:val="00A10388"/>
+    <w:rsid w:val="00A10F7F"/>
+    <w:rsid w:val="00A111AD"/>
+    <w:rsid w:val="00A12756"/>
+    <w:rsid w:val="00A12926"/>
+    <w:rsid w:val="00A130D3"/>
+    <w:rsid w:val="00A142E3"/>
+    <w:rsid w:val="00A1431F"/>
+    <w:rsid w:val="00A145A9"/>
+    <w:rsid w:val="00A1529A"/>
+    <w:rsid w:val="00A15B75"/>
+    <w:rsid w:val="00A1664D"/>
+    <w:rsid w:val="00A16C45"/>
+    <w:rsid w:val="00A16F99"/>
+    <w:rsid w:val="00A17B4F"/>
+    <w:rsid w:val="00A20ECD"/>
+    <w:rsid w:val="00A21274"/>
+    <w:rsid w:val="00A2156F"/>
+    <w:rsid w:val="00A2233E"/>
+    <w:rsid w:val="00A23602"/>
+    <w:rsid w:val="00A2385F"/>
+    <w:rsid w:val="00A23962"/>
+    <w:rsid w:val="00A2468B"/>
+    <w:rsid w:val="00A24780"/>
+    <w:rsid w:val="00A24871"/>
+    <w:rsid w:val="00A24D00"/>
+    <w:rsid w:val="00A24EDA"/>
+    <w:rsid w:val="00A251F1"/>
+    <w:rsid w:val="00A25777"/>
+    <w:rsid w:val="00A258CE"/>
+    <w:rsid w:val="00A25CE4"/>
+    <w:rsid w:val="00A25DBE"/>
+    <w:rsid w:val="00A25DC2"/>
+    <w:rsid w:val="00A264AE"/>
+    <w:rsid w:val="00A26CD2"/>
+    <w:rsid w:val="00A26E31"/>
+    <w:rsid w:val="00A26FF4"/>
+    <w:rsid w:val="00A2721E"/>
+    <w:rsid w:val="00A277CC"/>
+    <w:rsid w:val="00A27816"/>
+    <w:rsid w:val="00A300BD"/>
+    <w:rsid w:val="00A303D6"/>
+    <w:rsid w:val="00A305B1"/>
+    <w:rsid w:val="00A307AB"/>
+    <w:rsid w:val="00A30C37"/>
+    <w:rsid w:val="00A31135"/>
+    <w:rsid w:val="00A31954"/>
+    <w:rsid w:val="00A31A50"/>
+    <w:rsid w:val="00A31BDA"/>
+    <w:rsid w:val="00A32795"/>
+    <w:rsid w:val="00A32BE8"/>
+    <w:rsid w:val="00A33883"/>
+    <w:rsid w:val="00A34602"/>
+    <w:rsid w:val="00A346DC"/>
+    <w:rsid w:val="00A35022"/>
+    <w:rsid w:val="00A351D3"/>
+    <w:rsid w:val="00A3781E"/>
+    <w:rsid w:val="00A37ED4"/>
+    <w:rsid w:val="00A40103"/>
+    <w:rsid w:val="00A40AAC"/>
+    <w:rsid w:val="00A40C15"/>
+    <w:rsid w:val="00A41960"/>
+    <w:rsid w:val="00A425DE"/>
+    <w:rsid w:val="00A42A18"/>
+    <w:rsid w:val="00A42B42"/>
+    <w:rsid w:val="00A434E0"/>
+    <w:rsid w:val="00A43FBD"/>
+    <w:rsid w:val="00A4435C"/>
+    <w:rsid w:val="00A44E7E"/>
+    <w:rsid w:val="00A459A2"/>
+    <w:rsid w:val="00A45D70"/>
+    <w:rsid w:val="00A45FFB"/>
+    <w:rsid w:val="00A46418"/>
+    <w:rsid w:val="00A46956"/>
+    <w:rsid w:val="00A479FE"/>
+    <w:rsid w:val="00A47CED"/>
+    <w:rsid w:val="00A50110"/>
+    <w:rsid w:val="00A505C7"/>
+    <w:rsid w:val="00A50A25"/>
+    <w:rsid w:val="00A50FE5"/>
+    <w:rsid w:val="00A51189"/>
+    <w:rsid w:val="00A513A2"/>
+    <w:rsid w:val="00A528B3"/>
+    <w:rsid w:val="00A528E8"/>
+    <w:rsid w:val="00A547A2"/>
+    <w:rsid w:val="00A54B2C"/>
+    <w:rsid w:val="00A54BF6"/>
+    <w:rsid w:val="00A55781"/>
+    <w:rsid w:val="00A55C28"/>
+    <w:rsid w:val="00A56020"/>
+    <w:rsid w:val="00A56166"/>
+    <w:rsid w:val="00A56DC6"/>
+    <w:rsid w:val="00A56EE9"/>
+    <w:rsid w:val="00A57889"/>
+    <w:rsid w:val="00A57D43"/>
+    <w:rsid w:val="00A57F0D"/>
+    <w:rsid w:val="00A611FB"/>
+    <w:rsid w:val="00A61490"/>
+    <w:rsid w:val="00A61F55"/>
+    <w:rsid w:val="00A61F64"/>
+    <w:rsid w:val="00A6233D"/>
+    <w:rsid w:val="00A639E9"/>
+    <w:rsid w:val="00A64CF7"/>
+    <w:rsid w:val="00A65782"/>
+    <w:rsid w:val="00A6598C"/>
+    <w:rsid w:val="00A65FBB"/>
+    <w:rsid w:val="00A66DD7"/>
+    <w:rsid w:val="00A6737E"/>
+    <w:rsid w:val="00A67BB8"/>
+    <w:rsid w:val="00A67DEA"/>
+    <w:rsid w:val="00A70173"/>
+    <w:rsid w:val="00A70C6E"/>
+    <w:rsid w:val="00A70CCF"/>
+    <w:rsid w:val="00A714D2"/>
+    <w:rsid w:val="00A715B0"/>
+    <w:rsid w:val="00A71EE6"/>
+    <w:rsid w:val="00A72473"/>
+    <w:rsid w:val="00A72CD2"/>
+    <w:rsid w:val="00A73486"/>
+    <w:rsid w:val="00A739BC"/>
+    <w:rsid w:val="00A740FF"/>
+    <w:rsid w:val="00A74ECC"/>
+    <w:rsid w:val="00A7504D"/>
+    <w:rsid w:val="00A75AA7"/>
+    <w:rsid w:val="00A7623C"/>
+    <w:rsid w:val="00A770E7"/>
+    <w:rsid w:val="00A7799F"/>
+    <w:rsid w:val="00A77F7D"/>
+    <w:rsid w:val="00A80B57"/>
+    <w:rsid w:val="00A80FA6"/>
+    <w:rsid w:val="00A80FF1"/>
+    <w:rsid w:val="00A810B1"/>
+    <w:rsid w:val="00A81B75"/>
+    <w:rsid w:val="00A81E46"/>
+    <w:rsid w:val="00A81FF8"/>
+    <w:rsid w:val="00A82700"/>
+    <w:rsid w:val="00A833C3"/>
+    <w:rsid w:val="00A838A4"/>
+    <w:rsid w:val="00A83BBA"/>
+    <w:rsid w:val="00A83CAC"/>
+    <w:rsid w:val="00A84C8D"/>
+    <w:rsid w:val="00A85B8E"/>
+    <w:rsid w:val="00A86167"/>
+    <w:rsid w:val="00A86658"/>
+    <w:rsid w:val="00A868F3"/>
+    <w:rsid w:val="00A8706B"/>
+    <w:rsid w:val="00A877E6"/>
+    <w:rsid w:val="00A90235"/>
+    <w:rsid w:val="00A90769"/>
+    <w:rsid w:val="00A916D1"/>
+    <w:rsid w:val="00A91788"/>
+    <w:rsid w:val="00A9190B"/>
+    <w:rsid w:val="00A936B6"/>
+    <w:rsid w:val="00A936E1"/>
+    <w:rsid w:val="00A93796"/>
+    <w:rsid w:val="00A93C5A"/>
+    <w:rsid w:val="00A93C95"/>
+    <w:rsid w:val="00A93CA3"/>
+    <w:rsid w:val="00A9429B"/>
+    <w:rsid w:val="00A95264"/>
+    <w:rsid w:val="00A95327"/>
+    <w:rsid w:val="00A95AD7"/>
+    <w:rsid w:val="00A95E1C"/>
+    <w:rsid w:val="00A96CCD"/>
+    <w:rsid w:val="00A96EC2"/>
+    <w:rsid w:val="00A9787D"/>
+    <w:rsid w:val="00AA0447"/>
+    <w:rsid w:val="00AA04EE"/>
+    <w:rsid w:val="00AA05F4"/>
+    <w:rsid w:val="00AA11D1"/>
+    <w:rsid w:val="00AA17F5"/>
+    <w:rsid w:val="00AA20B9"/>
+    <w:rsid w:val="00AA262C"/>
+    <w:rsid w:val="00AA3F53"/>
+    <w:rsid w:val="00AA4131"/>
+    <w:rsid w:val="00AA4348"/>
+    <w:rsid w:val="00AA56A7"/>
+    <w:rsid w:val="00AA5DD5"/>
+    <w:rsid w:val="00AA6505"/>
+    <w:rsid w:val="00AA7ABD"/>
+    <w:rsid w:val="00AA7F17"/>
+    <w:rsid w:val="00AB0188"/>
+    <w:rsid w:val="00AB030D"/>
+    <w:rsid w:val="00AB0541"/>
+    <w:rsid w:val="00AB07CC"/>
+    <w:rsid w:val="00AB0EBD"/>
+    <w:rsid w:val="00AB10FE"/>
+    <w:rsid w:val="00AB18AF"/>
+    <w:rsid w:val="00AB1D5A"/>
+    <w:rsid w:val="00AB201F"/>
+    <w:rsid w:val="00AB2548"/>
+    <w:rsid w:val="00AB28E4"/>
+    <w:rsid w:val="00AB31D8"/>
+    <w:rsid w:val="00AB31F7"/>
+    <w:rsid w:val="00AB3B56"/>
+    <w:rsid w:val="00AB3B92"/>
+    <w:rsid w:val="00AB4C32"/>
+    <w:rsid w:val="00AB590A"/>
+    <w:rsid w:val="00AB5F26"/>
+    <w:rsid w:val="00AB6B4B"/>
+    <w:rsid w:val="00AB7A14"/>
+    <w:rsid w:val="00AB7E1B"/>
+    <w:rsid w:val="00AC065D"/>
+    <w:rsid w:val="00AC09CB"/>
+    <w:rsid w:val="00AC0B66"/>
+    <w:rsid w:val="00AC1294"/>
+    <w:rsid w:val="00AC1639"/>
+    <w:rsid w:val="00AC17E2"/>
+    <w:rsid w:val="00AC1BD3"/>
+    <w:rsid w:val="00AC265D"/>
+    <w:rsid w:val="00AC27B6"/>
+    <w:rsid w:val="00AC2963"/>
+    <w:rsid w:val="00AC33BE"/>
+    <w:rsid w:val="00AC4580"/>
+    <w:rsid w:val="00AC5272"/>
+    <w:rsid w:val="00AC59AF"/>
+    <w:rsid w:val="00AC5F9A"/>
+    <w:rsid w:val="00AC5FBF"/>
+    <w:rsid w:val="00AC6293"/>
+    <w:rsid w:val="00AC69F7"/>
+    <w:rsid w:val="00AC6A83"/>
+    <w:rsid w:val="00AC6B21"/>
+    <w:rsid w:val="00AC7022"/>
+    <w:rsid w:val="00AD196B"/>
+    <w:rsid w:val="00AD2066"/>
+    <w:rsid w:val="00AD20A9"/>
+    <w:rsid w:val="00AD2233"/>
+    <w:rsid w:val="00AD26D5"/>
+    <w:rsid w:val="00AD2BC9"/>
+    <w:rsid w:val="00AD2FCF"/>
+    <w:rsid w:val="00AD4894"/>
+    <w:rsid w:val="00AD4A6A"/>
+    <w:rsid w:val="00AD4BF0"/>
+    <w:rsid w:val="00AD5175"/>
+    <w:rsid w:val="00AD51F5"/>
+    <w:rsid w:val="00AD57AA"/>
+    <w:rsid w:val="00AD644E"/>
+    <w:rsid w:val="00AD6726"/>
+    <w:rsid w:val="00AD725D"/>
+    <w:rsid w:val="00AD7460"/>
+    <w:rsid w:val="00AD790B"/>
+    <w:rsid w:val="00AD7B2E"/>
+    <w:rsid w:val="00AD7C61"/>
+    <w:rsid w:val="00AE037C"/>
+    <w:rsid w:val="00AE05E4"/>
+    <w:rsid w:val="00AE1443"/>
+    <w:rsid w:val="00AE186E"/>
+    <w:rsid w:val="00AE245F"/>
+    <w:rsid w:val="00AE2A32"/>
+    <w:rsid w:val="00AE2A90"/>
+    <w:rsid w:val="00AE31F0"/>
+    <w:rsid w:val="00AE3B5C"/>
+    <w:rsid w:val="00AE4B82"/>
+    <w:rsid w:val="00AE4BFC"/>
+    <w:rsid w:val="00AE52F6"/>
+    <w:rsid w:val="00AE5C50"/>
+    <w:rsid w:val="00AE7C4C"/>
+    <w:rsid w:val="00AF003E"/>
+    <w:rsid w:val="00AF00C2"/>
+    <w:rsid w:val="00AF1249"/>
+    <w:rsid w:val="00AF1466"/>
+    <w:rsid w:val="00AF1CD7"/>
+    <w:rsid w:val="00AF2289"/>
+    <w:rsid w:val="00AF2444"/>
+    <w:rsid w:val="00AF279D"/>
+    <w:rsid w:val="00AF29AD"/>
+    <w:rsid w:val="00AF2AE3"/>
+    <w:rsid w:val="00AF3B13"/>
+    <w:rsid w:val="00AF3EB2"/>
+    <w:rsid w:val="00AF40AD"/>
+    <w:rsid w:val="00AF4DC0"/>
+    <w:rsid w:val="00AF50FF"/>
+    <w:rsid w:val="00AF5672"/>
+    <w:rsid w:val="00AF57B2"/>
+    <w:rsid w:val="00AF58FD"/>
+    <w:rsid w:val="00AF6A83"/>
+    <w:rsid w:val="00AF6BFC"/>
+    <w:rsid w:val="00AF6CBD"/>
+    <w:rsid w:val="00AF6FBA"/>
+    <w:rsid w:val="00AF7006"/>
+    <w:rsid w:val="00AF7733"/>
+    <w:rsid w:val="00AF791E"/>
+    <w:rsid w:val="00AF7B3F"/>
+    <w:rsid w:val="00AF7C1A"/>
+    <w:rsid w:val="00AF7DC9"/>
+    <w:rsid w:val="00AF7ED2"/>
+    <w:rsid w:val="00B002F8"/>
+    <w:rsid w:val="00B00341"/>
+    <w:rsid w:val="00B015D4"/>
+    <w:rsid w:val="00B016A8"/>
+    <w:rsid w:val="00B01F20"/>
+    <w:rsid w:val="00B024A0"/>
+    <w:rsid w:val="00B02B6B"/>
+    <w:rsid w:val="00B02BEE"/>
+    <w:rsid w:val="00B039E8"/>
+    <w:rsid w:val="00B03C8D"/>
+    <w:rsid w:val="00B04792"/>
+    <w:rsid w:val="00B049EE"/>
+    <w:rsid w:val="00B049F5"/>
+    <w:rsid w:val="00B067CB"/>
+    <w:rsid w:val="00B069AA"/>
+    <w:rsid w:val="00B07712"/>
+    <w:rsid w:val="00B1040D"/>
+    <w:rsid w:val="00B120E8"/>
+    <w:rsid w:val="00B12FB2"/>
+    <w:rsid w:val="00B13322"/>
+    <w:rsid w:val="00B135B5"/>
+    <w:rsid w:val="00B1396B"/>
+    <w:rsid w:val="00B139CD"/>
+    <w:rsid w:val="00B146DC"/>
+    <w:rsid w:val="00B1478A"/>
+    <w:rsid w:val="00B15525"/>
+    <w:rsid w:val="00B16872"/>
+    <w:rsid w:val="00B16FF6"/>
+    <w:rsid w:val="00B17BB8"/>
+    <w:rsid w:val="00B17D2A"/>
+    <w:rsid w:val="00B20FFF"/>
+    <w:rsid w:val="00B21F37"/>
+    <w:rsid w:val="00B2215E"/>
+    <w:rsid w:val="00B2291D"/>
+    <w:rsid w:val="00B23A65"/>
+    <w:rsid w:val="00B23EA5"/>
+    <w:rsid w:val="00B23F03"/>
+    <w:rsid w:val="00B243A9"/>
+    <w:rsid w:val="00B25CF1"/>
+    <w:rsid w:val="00B27991"/>
+    <w:rsid w:val="00B27A90"/>
+    <w:rsid w:val="00B27D02"/>
+    <w:rsid w:val="00B30C51"/>
+    <w:rsid w:val="00B31477"/>
+    <w:rsid w:val="00B31B76"/>
+    <w:rsid w:val="00B32293"/>
+    <w:rsid w:val="00B32442"/>
+    <w:rsid w:val="00B324B2"/>
+    <w:rsid w:val="00B32AEF"/>
+    <w:rsid w:val="00B333C3"/>
+    <w:rsid w:val="00B334CB"/>
+    <w:rsid w:val="00B336DF"/>
+    <w:rsid w:val="00B337CA"/>
+    <w:rsid w:val="00B33F1B"/>
+    <w:rsid w:val="00B34012"/>
+    <w:rsid w:val="00B34121"/>
+    <w:rsid w:val="00B3442A"/>
+    <w:rsid w:val="00B345D5"/>
+    <w:rsid w:val="00B34BF0"/>
+    <w:rsid w:val="00B353DF"/>
+    <w:rsid w:val="00B35559"/>
+    <w:rsid w:val="00B355BE"/>
+    <w:rsid w:val="00B35B3B"/>
+    <w:rsid w:val="00B35C17"/>
+    <w:rsid w:val="00B35D15"/>
+    <w:rsid w:val="00B3636B"/>
+    <w:rsid w:val="00B36897"/>
+    <w:rsid w:val="00B37418"/>
+    <w:rsid w:val="00B374E3"/>
+    <w:rsid w:val="00B375D7"/>
+    <w:rsid w:val="00B37A7C"/>
+    <w:rsid w:val="00B37CC7"/>
+    <w:rsid w:val="00B37E58"/>
+    <w:rsid w:val="00B37F06"/>
+    <w:rsid w:val="00B401D5"/>
+    <w:rsid w:val="00B40619"/>
+    <w:rsid w:val="00B41628"/>
+    <w:rsid w:val="00B4222D"/>
+    <w:rsid w:val="00B4273E"/>
+    <w:rsid w:val="00B42CBC"/>
+    <w:rsid w:val="00B43DDB"/>
+    <w:rsid w:val="00B44801"/>
+    <w:rsid w:val="00B451E6"/>
+    <w:rsid w:val="00B45566"/>
+    <w:rsid w:val="00B456E6"/>
+    <w:rsid w:val="00B45936"/>
+    <w:rsid w:val="00B46402"/>
+    <w:rsid w:val="00B46876"/>
+    <w:rsid w:val="00B477D2"/>
+    <w:rsid w:val="00B5008D"/>
+    <w:rsid w:val="00B50207"/>
+    <w:rsid w:val="00B50DB1"/>
+    <w:rsid w:val="00B50F02"/>
+    <w:rsid w:val="00B51057"/>
+    <w:rsid w:val="00B51195"/>
+    <w:rsid w:val="00B522C5"/>
+    <w:rsid w:val="00B52B3B"/>
+    <w:rsid w:val="00B53511"/>
+    <w:rsid w:val="00B53783"/>
+    <w:rsid w:val="00B539FE"/>
+    <w:rsid w:val="00B53E42"/>
+    <w:rsid w:val="00B548AA"/>
+    <w:rsid w:val="00B54D7B"/>
+    <w:rsid w:val="00B54F30"/>
+    <w:rsid w:val="00B550F6"/>
+    <w:rsid w:val="00B5578E"/>
+    <w:rsid w:val="00B559C8"/>
+    <w:rsid w:val="00B56095"/>
+    <w:rsid w:val="00B56434"/>
+    <w:rsid w:val="00B565CF"/>
+    <w:rsid w:val="00B567CC"/>
+    <w:rsid w:val="00B56C22"/>
+    <w:rsid w:val="00B577CD"/>
+    <w:rsid w:val="00B579CE"/>
+    <w:rsid w:val="00B6046F"/>
+    <w:rsid w:val="00B608CA"/>
+    <w:rsid w:val="00B612A7"/>
+    <w:rsid w:val="00B61C91"/>
+    <w:rsid w:val="00B6200B"/>
+    <w:rsid w:val="00B6324F"/>
+    <w:rsid w:val="00B633A6"/>
+    <w:rsid w:val="00B63467"/>
+    <w:rsid w:val="00B64668"/>
+    <w:rsid w:val="00B64951"/>
+    <w:rsid w:val="00B64DE8"/>
+    <w:rsid w:val="00B6510C"/>
+    <w:rsid w:val="00B65621"/>
+    <w:rsid w:val="00B65A18"/>
+    <w:rsid w:val="00B666B4"/>
+    <w:rsid w:val="00B66BE1"/>
+    <w:rsid w:val="00B67015"/>
+    <w:rsid w:val="00B67189"/>
+    <w:rsid w:val="00B675B8"/>
+    <w:rsid w:val="00B67BA6"/>
+    <w:rsid w:val="00B70583"/>
+    <w:rsid w:val="00B709B9"/>
+    <w:rsid w:val="00B72139"/>
+    <w:rsid w:val="00B723E7"/>
+    <w:rsid w:val="00B7258B"/>
+    <w:rsid w:val="00B72DBD"/>
+    <w:rsid w:val="00B72EF6"/>
+    <w:rsid w:val="00B7316C"/>
+    <w:rsid w:val="00B73DF0"/>
+    <w:rsid w:val="00B743CD"/>
+    <w:rsid w:val="00B746AB"/>
+    <w:rsid w:val="00B74E1E"/>
+    <w:rsid w:val="00B7512B"/>
+    <w:rsid w:val="00B756C2"/>
+    <w:rsid w:val="00B75810"/>
+    <w:rsid w:val="00B75D68"/>
+    <w:rsid w:val="00B76841"/>
+    <w:rsid w:val="00B76B05"/>
+    <w:rsid w:val="00B76EDB"/>
+    <w:rsid w:val="00B77545"/>
+    <w:rsid w:val="00B812DC"/>
+    <w:rsid w:val="00B8140B"/>
+    <w:rsid w:val="00B81522"/>
+    <w:rsid w:val="00B81E80"/>
+    <w:rsid w:val="00B82C17"/>
+    <w:rsid w:val="00B82FBE"/>
+    <w:rsid w:val="00B830A6"/>
+    <w:rsid w:val="00B83811"/>
+    <w:rsid w:val="00B83C33"/>
+    <w:rsid w:val="00B83CE3"/>
+    <w:rsid w:val="00B83F24"/>
+    <w:rsid w:val="00B8471C"/>
+    <w:rsid w:val="00B84936"/>
+    <w:rsid w:val="00B84E61"/>
+    <w:rsid w:val="00B857D7"/>
+    <w:rsid w:val="00B85B29"/>
+    <w:rsid w:val="00B85CE8"/>
+    <w:rsid w:val="00B8695D"/>
+    <w:rsid w:val="00B87A41"/>
+    <w:rsid w:val="00B90F60"/>
+    <w:rsid w:val="00B91393"/>
+    <w:rsid w:val="00B917E7"/>
+    <w:rsid w:val="00B92139"/>
+    <w:rsid w:val="00B92248"/>
+    <w:rsid w:val="00B92850"/>
+    <w:rsid w:val="00B92B9D"/>
+    <w:rsid w:val="00B930DF"/>
+    <w:rsid w:val="00B937AA"/>
+    <w:rsid w:val="00B93C82"/>
+    <w:rsid w:val="00B93D16"/>
+    <w:rsid w:val="00B93E9B"/>
+    <w:rsid w:val="00B94611"/>
+    <w:rsid w:val="00B9467E"/>
+    <w:rsid w:val="00B94796"/>
+    <w:rsid w:val="00B94A3C"/>
+    <w:rsid w:val="00B94D6A"/>
+    <w:rsid w:val="00B94DC0"/>
+    <w:rsid w:val="00B96059"/>
+    <w:rsid w:val="00B96117"/>
+    <w:rsid w:val="00B9611D"/>
+    <w:rsid w:val="00B962D5"/>
+    <w:rsid w:val="00B96408"/>
+    <w:rsid w:val="00B97270"/>
+    <w:rsid w:val="00BA074F"/>
+    <w:rsid w:val="00BA092A"/>
+    <w:rsid w:val="00BA0C9A"/>
+    <w:rsid w:val="00BA1741"/>
+    <w:rsid w:val="00BA203D"/>
+    <w:rsid w:val="00BA2141"/>
+    <w:rsid w:val="00BA2780"/>
+    <w:rsid w:val="00BA2DD8"/>
+    <w:rsid w:val="00BA34BD"/>
+    <w:rsid w:val="00BA41C7"/>
+    <w:rsid w:val="00BA43DC"/>
+    <w:rsid w:val="00BA4FA6"/>
+    <w:rsid w:val="00BA50C6"/>
+    <w:rsid w:val="00BA61B6"/>
+    <w:rsid w:val="00BA6E10"/>
+    <w:rsid w:val="00BA7181"/>
+    <w:rsid w:val="00BA71B8"/>
+    <w:rsid w:val="00BA71BD"/>
+    <w:rsid w:val="00BB0381"/>
+    <w:rsid w:val="00BB0478"/>
+    <w:rsid w:val="00BB1CAD"/>
+    <w:rsid w:val="00BB1DA1"/>
+    <w:rsid w:val="00BB220D"/>
+    <w:rsid w:val="00BB2253"/>
+    <w:rsid w:val="00BB258F"/>
+    <w:rsid w:val="00BB2B45"/>
+    <w:rsid w:val="00BB3A00"/>
+    <w:rsid w:val="00BB3CAB"/>
+    <w:rsid w:val="00BB421F"/>
+    <w:rsid w:val="00BB48EB"/>
+    <w:rsid w:val="00BB4E19"/>
+    <w:rsid w:val="00BB6367"/>
+    <w:rsid w:val="00BB6E06"/>
+    <w:rsid w:val="00BB75B5"/>
+    <w:rsid w:val="00BB7738"/>
+    <w:rsid w:val="00BB791E"/>
+    <w:rsid w:val="00BB7967"/>
+    <w:rsid w:val="00BB7F0A"/>
+    <w:rsid w:val="00BC028F"/>
+    <w:rsid w:val="00BC0EE8"/>
+    <w:rsid w:val="00BC1662"/>
+    <w:rsid w:val="00BC1795"/>
+    <w:rsid w:val="00BC186C"/>
+    <w:rsid w:val="00BC19BD"/>
+    <w:rsid w:val="00BC328A"/>
+    <w:rsid w:val="00BC34C7"/>
+    <w:rsid w:val="00BC383D"/>
+    <w:rsid w:val="00BC4BE8"/>
+    <w:rsid w:val="00BC4C83"/>
+    <w:rsid w:val="00BC4D12"/>
+    <w:rsid w:val="00BC5AC9"/>
+    <w:rsid w:val="00BC602B"/>
+    <w:rsid w:val="00BC678D"/>
+    <w:rsid w:val="00BC6E8B"/>
+    <w:rsid w:val="00BC727C"/>
+    <w:rsid w:val="00BC733B"/>
+    <w:rsid w:val="00BD04AF"/>
+    <w:rsid w:val="00BD1A35"/>
+    <w:rsid w:val="00BD1C9C"/>
+    <w:rsid w:val="00BD3112"/>
+    <w:rsid w:val="00BD358B"/>
+    <w:rsid w:val="00BD4442"/>
+    <w:rsid w:val="00BD4904"/>
+    <w:rsid w:val="00BD4DF5"/>
+    <w:rsid w:val="00BD5A2E"/>
+    <w:rsid w:val="00BD6A82"/>
+    <w:rsid w:val="00BD6B99"/>
+    <w:rsid w:val="00BD6CA2"/>
+    <w:rsid w:val="00BE0373"/>
+    <w:rsid w:val="00BE09EB"/>
+    <w:rsid w:val="00BE1564"/>
+    <w:rsid w:val="00BE1576"/>
+    <w:rsid w:val="00BE28E6"/>
+    <w:rsid w:val="00BE29AC"/>
+    <w:rsid w:val="00BE3456"/>
+    <w:rsid w:val="00BE3620"/>
+    <w:rsid w:val="00BE3C67"/>
+    <w:rsid w:val="00BE3C75"/>
+    <w:rsid w:val="00BE3EEE"/>
+    <w:rsid w:val="00BE3F7A"/>
+    <w:rsid w:val="00BE481D"/>
+    <w:rsid w:val="00BE4821"/>
+    <w:rsid w:val="00BE5620"/>
+    <w:rsid w:val="00BE5750"/>
+    <w:rsid w:val="00BE6480"/>
+    <w:rsid w:val="00BE64D0"/>
+    <w:rsid w:val="00BE68E9"/>
+    <w:rsid w:val="00BE70FD"/>
+    <w:rsid w:val="00BF00D7"/>
+    <w:rsid w:val="00BF00E5"/>
+    <w:rsid w:val="00BF021C"/>
+    <w:rsid w:val="00BF0A08"/>
+    <w:rsid w:val="00BF0B09"/>
+    <w:rsid w:val="00BF11CA"/>
+    <w:rsid w:val="00BF1398"/>
+    <w:rsid w:val="00BF17D4"/>
+    <w:rsid w:val="00BF1F50"/>
+    <w:rsid w:val="00BF27D2"/>
+    <w:rsid w:val="00BF3521"/>
+    <w:rsid w:val="00BF3AAB"/>
+    <w:rsid w:val="00BF3F43"/>
+    <w:rsid w:val="00BF4C96"/>
+    <w:rsid w:val="00BF4F3A"/>
+    <w:rsid w:val="00BF5BFD"/>
+    <w:rsid w:val="00BF6021"/>
+    <w:rsid w:val="00BF62E4"/>
+    <w:rsid w:val="00BF65F2"/>
+    <w:rsid w:val="00BF6E4E"/>
+    <w:rsid w:val="00BF7446"/>
+    <w:rsid w:val="00C00152"/>
+    <w:rsid w:val="00C01097"/>
+    <w:rsid w:val="00C011B8"/>
+    <w:rsid w:val="00C01229"/>
+    <w:rsid w:val="00C01AC0"/>
+    <w:rsid w:val="00C0253B"/>
+    <w:rsid w:val="00C031FF"/>
+    <w:rsid w:val="00C03260"/>
+    <w:rsid w:val="00C03711"/>
+    <w:rsid w:val="00C042CB"/>
+    <w:rsid w:val="00C04C96"/>
+    <w:rsid w:val="00C05024"/>
+    <w:rsid w:val="00C05088"/>
+    <w:rsid w:val="00C05F4A"/>
+    <w:rsid w:val="00C06439"/>
+    <w:rsid w:val="00C06900"/>
+    <w:rsid w:val="00C06FE7"/>
+    <w:rsid w:val="00C078AD"/>
+    <w:rsid w:val="00C07996"/>
+    <w:rsid w:val="00C102DE"/>
+    <w:rsid w:val="00C10527"/>
+    <w:rsid w:val="00C109A6"/>
+    <w:rsid w:val="00C10C79"/>
+    <w:rsid w:val="00C115B5"/>
+    <w:rsid w:val="00C11C64"/>
+    <w:rsid w:val="00C12529"/>
+    <w:rsid w:val="00C12758"/>
+    <w:rsid w:val="00C127CC"/>
+    <w:rsid w:val="00C12E21"/>
+    <w:rsid w:val="00C12EEA"/>
+    <w:rsid w:val="00C13189"/>
+    <w:rsid w:val="00C135A6"/>
+    <w:rsid w:val="00C13926"/>
+    <w:rsid w:val="00C13EAF"/>
+    <w:rsid w:val="00C1503E"/>
+    <w:rsid w:val="00C151A8"/>
+    <w:rsid w:val="00C15305"/>
+    <w:rsid w:val="00C157DB"/>
+    <w:rsid w:val="00C16055"/>
+    <w:rsid w:val="00C16173"/>
+    <w:rsid w:val="00C16BC2"/>
+    <w:rsid w:val="00C16D89"/>
+    <w:rsid w:val="00C1715C"/>
+    <w:rsid w:val="00C17197"/>
+    <w:rsid w:val="00C17671"/>
+    <w:rsid w:val="00C176C7"/>
+    <w:rsid w:val="00C20455"/>
+    <w:rsid w:val="00C208E1"/>
+    <w:rsid w:val="00C20F39"/>
+    <w:rsid w:val="00C21540"/>
+    <w:rsid w:val="00C2176A"/>
+    <w:rsid w:val="00C21919"/>
+    <w:rsid w:val="00C22265"/>
+    <w:rsid w:val="00C22468"/>
+    <w:rsid w:val="00C226FA"/>
+    <w:rsid w:val="00C22A7C"/>
+    <w:rsid w:val="00C22B79"/>
+    <w:rsid w:val="00C22F01"/>
+    <w:rsid w:val="00C23156"/>
+    <w:rsid w:val="00C23AB2"/>
+    <w:rsid w:val="00C23B84"/>
+    <w:rsid w:val="00C2477F"/>
+    <w:rsid w:val="00C24E8B"/>
+    <w:rsid w:val="00C25421"/>
+    <w:rsid w:val="00C25BA3"/>
+    <w:rsid w:val="00C269F8"/>
+    <w:rsid w:val="00C26D78"/>
+    <w:rsid w:val="00C272E4"/>
+    <w:rsid w:val="00C274AB"/>
+    <w:rsid w:val="00C2785C"/>
+    <w:rsid w:val="00C306FE"/>
+    <w:rsid w:val="00C30B36"/>
+    <w:rsid w:val="00C30EB9"/>
+    <w:rsid w:val="00C3135A"/>
+    <w:rsid w:val="00C313D7"/>
+    <w:rsid w:val="00C31A26"/>
+    <w:rsid w:val="00C3233B"/>
+    <w:rsid w:val="00C3312D"/>
+    <w:rsid w:val="00C331D3"/>
+    <w:rsid w:val="00C33344"/>
+    <w:rsid w:val="00C33A2E"/>
+    <w:rsid w:val="00C33D49"/>
+    <w:rsid w:val="00C3434E"/>
+    <w:rsid w:val="00C346AB"/>
+    <w:rsid w:val="00C34E08"/>
+    <w:rsid w:val="00C352E9"/>
+    <w:rsid w:val="00C35354"/>
+    <w:rsid w:val="00C358CD"/>
+    <w:rsid w:val="00C3604E"/>
+    <w:rsid w:val="00C366A4"/>
+    <w:rsid w:val="00C36BA9"/>
+    <w:rsid w:val="00C372D6"/>
+    <w:rsid w:val="00C37BB3"/>
+    <w:rsid w:val="00C37BE2"/>
+    <w:rsid w:val="00C40AFD"/>
+    <w:rsid w:val="00C415EC"/>
+    <w:rsid w:val="00C42613"/>
+    <w:rsid w:val="00C42919"/>
+    <w:rsid w:val="00C42A1F"/>
+    <w:rsid w:val="00C42C8C"/>
+    <w:rsid w:val="00C43176"/>
+    <w:rsid w:val="00C440A0"/>
+    <w:rsid w:val="00C447E1"/>
+    <w:rsid w:val="00C4490A"/>
+    <w:rsid w:val="00C449CD"/>
+    <w:rsid w:val="00C451AC"/>
+    <w:rsid w:val="00C454BC"/>
+    <w:rsid w:val="00C45596"/>
+    <w:rsid w:val="00C45829"/>
+    <w:rsid w:val="00C4624D"/>
+    <w:rsid w:val="00C46E6F"/>
+    <w:rsid w:val="00C4786B"/>
+    <w:rsid w:val="00C47877"/>
+    <w:rsid w:val="00C47932"/>
+    <w:rsid w:val="00C47BD8"/>
+    <w:rsid w:val="00C5034C"/>
+    <w:rsid w:val="00C5067E"/>
+    <w:rsid w:val="00C50BA6"/>
+    <w:rsid w:val="00C50EA3"/>
+    <w:rsid w:val="00C5173E"/>
+    <w:rsid w:val="00C51E99"/>
+    <w:rsid w:val="00C51EB0"/>
+    <w:rsid w:val="00C521DB"/>
+    <w:rsid w:val="00C52625"/>
+    <w:rsid w:val="00C534DE"/>
+    <w:rsid w:val="00C5468C"/>
+    <w:rsid w:val="00C55065"/>
+    <w:rsid w:val="00C551AD"/>
+    <w:rsid w:val="00C555D6"/>
+    <w:rsid w:val="00C5580F"/>
+    <w:rsid w:val="00C55B75"/>
+    <w:rsid w:val="00C566E6"/>
+    <w:rsid w:val="00C57260"/>
+    <w:rsid w:val="00C5788C"/>
+    <w:rsid w:val="00C57AE7"/>
+    <w:rsid w:val="00C57FA9"/>
+    <w:rsid w:val="00C60E22"/>
+    <w:rsid w:val="00C618B3"/>
+    <w:rsid w:val="00C62666"/>
+    <w:rsid w:val="00C62686"/>
+    <w:rsid w:val="00C6278D"/>
+    <w:rsid w:val="00C62C3E"/>
+    <w:rsid w:val="00C62D2B"/>
+    <w:rsid w:val="00C6302E"/>
+    <w:rsid w:val="00C631F1"/>
+    <w:rsid w:val="00C6333C"/>
+    <w:rsid w:val="00C640A9"/>
+    <w:rsid w:val="00C64AD0"/>
+    <w:rsid w:val="00C64BC4"/>
+    <w:rsid w:val="00C64F8E"/>
+    <w:rsid w:val="00C650DC"/>
+    <w:rsid w:val="00C653F9"/>
+    <w:rsid w:val="00C6548F"/>
+    <w:rsid w:val="00C65B11"/>
+    <w:rsid w:val="00C65E34"/>
+    <w:rsid w:val="00C66168"/>
+    <w:rsid w:val="00C663A1"/>
+    <w:rsid w:val="00C6649D"/>
+    <w:rsid w:val="00C66785"/>
+    <w:rsid w:val="00C66812"/>
+    <w:rsid w:val="00C66C4F"/>
+    <w:rsid w:val="00C66C7E"/>
+    <w:rsid w:val="00C7040B"/>
+    <w:rsid w:val="00C706E3"/>
+    <w:rsid w:val="00C71309"/>
+    <w:rsid w:val="00C71667"/>
+    <w:rsid w:val="00C71711"/>
+    <w:rsid w:val="00C71A08"/>
+    <w:rsid w:val="00C71E8F"/>
+    <w:rsid w:val="00C72495"/>
+    <w:rsid w:val="00C72D38"/>
+    <w:rsid w:val="00C72F41"/>
+    <w:rsid w:val="00C7307C"/>
+    <w:rsid w:val="00C73321"/>
+    <w:rsid w:val="00C7392B"/>
+    <w:rsid w:val="00C73B8B"/>
+    <w:rsid w:val="00C73DAE"/>
+    <w:rsid w:val="00C7411A"/>
+    <w:rsid w:val="00C741D9"/>
+    <w:rsid w:val="00C74338"/>
+    <w:rsid w:val="00C74930"/>
+    <w:rsid w:val="00C74B26"/>
+    <w:rsid w:val="00C752AD"/>
+    <w:rsid w:val="00C776A0"/>
+    <w:rsid w:val="00C8011C"/>
+    <w:rsid w:val="00C802AF"/>
+    <w:rsid w:val="00C80350"/>
+    <w:rsid w:val="00C8035C"/>
+    <w:rsid w:val="00C80640"/>
+    <w:rsid w:val="00C80E5A"/>
+    <w:rsid w:val="00C80E66"/>
+    <w:rsid w:val="00C813C6"/>
+    <w:rsid w:val="00C8145C"/>
+    <w:rsid w:val="00C8179E"/>
+    <w:rsid w:val="00C81892"/>
+    <w:rsid w:val="00C818B4"/>
+    <w:rsid w:val="00C82074"/>
+    <w:rsid w:val="00C8218C"/>
+    <w:rsid w:val="00C82454"/>
+    <w:rsid w:val="00C82770"/>
+    <w:rsid w:val="00C829EA"/>
+    <w:rsid w:val="00C82EFF"/>
+    <w:rsid w:val="00C8361B"/>
+    <w:rsid w:val="00C84101"/>
+    <w:rsid w:val="00C8447C"/>
+    <w:rsid w:val="00C845C1"/>
+    <w:rsid w:val="00C84B16"/>
+    <w:rsid w:val="00C85280"/>
+    <w:rsid w:val="00C8569F"/>
+    <w:rsid w:val="00C85C6B"/>
+    <w:rsid w:val="00C85F81"/>
+    <w:rsid w:val="00C876B8"/>
+    <w:rsid w:val="00C900F5"/>
+    <w:rsid w:val="00C901B2"/>
+    <w:rsid w:val="00C91098"/>
+    <w:rsid w:val="00C91219"/>
+    <w:rsid w:val="00C91929"/>
+    <w:rsid w:val="00C91C01"/>
+    <w:rsid w:val="00C91C80"/>
+    <w:rsid w:val="00C9216E"/>
+    <w:rsid w:val="00C921AB"/>
+    <w:rsid w:val="00C92374"/>
+    <w:rsid w:val="00C925EF"/>
+    <w:rsid w:val="00C928F3"/>
+    <w:rsid w:val="00C92B40"/>
+    <w:rsid w:val="00C92FD9"/>
+    <w:rsid w:val="00C93871"/>
+    <w:rsid w:val="00C9428A"/>
+    <w:rsid w:val="00C9438E"/>
+    <w:rsid w:val="00C94550"/>
+    <w:rsid w:val="00C948F8"/>
+    <w:rsid w:val="00C94B7B"/>
+    <w:rsid w:val="00C94BF5"/>
+    <w:rsid w:val="00C94ECC"/>
+    <w:rsid w:val="00C956F4"/>
+    <w:rsid w:val="00C959AB"/>
+    <w:rsid w:val="00C96069"/>
+    <w:rsid w:val="00C96860"/>
+    <w:rsid w:val="00C96AB9"/>
+    <w:rsid w:val="00C97301"/>
+    <w:rsid w:val="00CA0069"/>
+    <w:rsid w:val="00CA0493"/>
+    <w:rsid w:val="00CA0DCA"/>
+    <w:rsid w:val="00CA196A"/>
+    <w:rsid w:val="00CA240D"/>
+    <w:rsid w:val="00CA2A27"/>
+    <w:rsid w:val="00CA305E"/>
+    <w:rsid w:val="00CA40CB"/>
+    <w:rsid w:val="00CA44EB"/>
+    <w:rsid w:val="00CA4AD5"/>
+    <w:rsid w:val="00CA52F5"/>
+    <w:rsid w:val="00CA545C"/>
+    <w:rsid w:val="00CA7495"/>
+    <w:rsid w:val="00CB04F8"/>
+    <w:rsid w:val="00CB05B0"/>
+    <w:rsid w:val="00CB096E"/>
+    <w:rsid w:val="00CB0CD2"/>
+    <w:rsid w:val="00CB0DA3"/>
+    <w:rsid w:val="00CB0E72"/>
+    <w:rsid w:val="00CB11E7"/>
+    <w:rsid w:val="00CB1239"/>
+    <w:rsid w:val="00CB1438"/>
+    <w:rsid w:val="00CB1B3A"/>
+    <w:rsid w:val="00CB220B"/>
+    <w:rsid w:val="00CB2A16"/>
+    <w:rsid w:val="00CB2F18"/>
+    <w:rsid w:val="00CB3953"/>
+    <w:rsid w:val="00CB426B"/>
+    <w:rsid w:val="00CB4892"/>
+    <w:rsid w:val="00CB4D25"/>
+    <w:rsid w:val="00CB5DED"/>
+    <w:rsid w:val="00CB645A"/>
+    <w:rsid w:val="00CB7312"/>
+    <w:rsid w:val="00CB755E"/>
+    <w:rsid w:val="00CB7A8D"/>
+    <w:rsid w:val="00CB7C25"/>
+    <w:rsid w:val="00CB7C45"/>
+    <w:rsid w:val="00CC0838"/>
+    <w:rsid w:val="00CC0CFB"/>
+    <w:rsid w:val="00CC1EF3"/>
+    <w:rsid w:val="00CC25BB"/>
+    <w:rsid w:val="00CC2729"/>
+    <w:rsid w:val="00CC2DD0"/>
+    <w:rsid w:val="00CC31A5"/>
+    <w:rsid w:val="00CC32F6"/>
+    <w:rsid w:val="00CC3377"/>
+    <w:rsid w:val="00CC3BE4"/>
+    <w:rsid w:val="00CC3D1C"/>
+    <w:rsid w:val="00CC4FBD"/>
+    <w:rsid w:val="00CC541B"/>
+    <w:rsid w:val="00CC5A4F"/>
+    <w:rsid w:val="00CC5A8D"/>
+    <w:rsid w:val="00CC5ABD"/>
+    <w:rsid w:val="00CC7616"/>
+    <w:rsid w:val="00CC7660"/>
+    <w:rsid w:val="00CC76F6"/>
+    <w:rsid w:val="00CC7752"/>
+    <w:rsid w:val="00CC7B31"/>
+    <w:rsid w:val="00CC7D08"/>
+    <w:rsid w:val="00CD0547"/>
+    <w:rsid w:val="00CD0C23"/>
+    <w:rsid w:val="00CD0D9B"/>
+    <w:rsid w:val="00CD1D32"/>
+    <w:rsid w:val="00CD2016"/>
+    <w:rsid w:val="00CD251F"/>
+    <w:rsid w:val="00CD2734"/>
+    <w:rsid w:val="00CD3807"/>
+    <w:rsid w:val="00CD4305"/>
+    <w:rsid w:val="00CD4ADC"/>
+    <w:rsid w:val="00CD58DE"/>
+    <w:rsid w:val="00CD62C3"/>
+    <w:rsid w:val="00CD67B3"/>
+    <w:rsid w:val="00CD6994"/>
+    <w:rsid w:val="00CD6C19"/>
+    <w:rsid w:val="00CD7D97"/>
+    <w:rsid w:val="00CD7E0C"/>
+    <w:rsid w:val="00CE0065"/>
+    <w:rsid w:val="00CE098F"/>
+    <w:rsid w:val="00CE0D2D"/>
+    <w:rsid w:val="00CE0D37"/>
+    <w:rsid w:val="00CE172C"/>
+    <w:rsid w:val="00CE17FE"/>
+    <w:rsid w:val="00CE1C89"/>
+    <w:rsid w:val="00CE2074"/>
+    <w:rsid w:val="00CE2F5A"/>
+    <w:rsid w:val="00CE3C02"/>
+    <w:rsid w:val="00CE3FED"/>
+    <w:rsid w:val="00CE4680"/>
+    <w:rsid w:val="00CE48B7"/>
+    <w:rsid w:val="00CE4D02"/>
+    <w:rsid w:val="00CE5397"/>
+    <w:rsid w:val="00CE542E"/>
+    <w:rsid w:val="00CE56DD"/>
+    <w:rsid w:val="00CE5952"/>
+    <w:rsid w:val="00CE5C1B"/>
+    <w:rsid w:val="00CE5C65"/>
+    <w:rsid w:val="00CE5E13"/>
+    <w:rsid w:val="00CE649A"/>
+    <w:rsid w:val="00CE6653"/>
+    <w:rsid w:val="00CE7000"/>
+    <w:rsid w:val="00CE7DF3"/>
+    <w:rsid w:val="00CF02F4"/>
+    <w:rsid w:val="00CF040E"/>
+    <w:rsid w:val="00CF0CDF"/>
+    <w:rsid w:val="00CF1558"/>
+    <w:rsid w:val="00CF1A18"/>
+    <w:rsid w:val="00CF1BB4"/>
+    <w:rsid w:val="00CF2005"/>
+    <w:rsid w:val="00CF2681"/>
+    <w:rsid w:val="00CF2AB7"/>
+    <w:rsid w:val="00CF2DAB"/>
+    <w:rsid w:val="00CF306F"/>
+    <w:rsid w:val="00CF31CF"/>
+    <w:rsid w:val="00CF3875"/>
+    <w:rsid w:val="00CF540B"/>
+    <w:rsid w:val="00CF5E66"/>
+    <w:rsid w:val="00CF6288"/>
+    <w:rsid w:val="00CF6AE3"/>
+    <w:rsid w:val="00CF6C0F"/>
+    <w:rsid w:val="00CF6FC6"/>
+    <w:rsid w:val="00CF774B"/>
+    <w:rsid w:val="00CF78EA"/>
+    <w:rsid w:val="00CF7936"/>
+    <w:rsid w:val="00CF797B"/>
+    <w:rsid w:val="00CF7EAC"/>
+    <w:rsid w:val="00D01B55"/>
+    <w:rsid w:val="00D02988"/>
+    <w:rsid w:val="00D02C52"/>
+    <w:rsid w:val="00D02F52"/>
+    <w:rsid w:val="00D03125"/>
+    <w:rsid w:val="00D032C3"/>
+    <w:rsid w:val="00D03C37"/>
+    <w:rsid w:val="00D03D39"/>
+    <w:rsid w:val="00D0456F"/>
+    <w:rsid w:val="00D045DD"/>
+    <w:rsid w:val="00D047F8"/>
+    <w:rsid w:val="00D049E2"/>
+    <w:rsid w:val="00D04AB6"/>
+    <w:rsid w:val="00D04C01"/>
+    <w:rsid w:val="00D0572C"/>
+    <w:rsid w:val="00D05E55"/>
+    <w:rsid w:val="00D06F43"/>
+    <w:rsid w:val="00D07146"/>
+    <w:rsid w:val="00D07D2C"/>
+    <w:rsid w:val="00D103C6"/>
+    <w:rsid w:val="00D10465"/>
+    <w:rsid w:val="00D105BA"/>
+    <w:rsid w:val="00D10885"/>
+    <w:rsid w:val="00D10DDA"/>
+    <w:rsid w:val="00D1100F"/>
+    <w:rsid w:val="00D115FA"/>
+    <w:rsid w:val="00D1165E"/>
+    <w:rsid w:val="00D1188E"/>
+    <w:rsid w:val="00D11FF4"/>
+    <w:rsid w:val="00D121B7"/>
+    <w:rsid w:val="00D12B58"/>
+    <w:rsid w:val="00D132DD"/>
+    <w:rsid w:val="00D13EAE"/>
+    <w:rsid w:val="00D13FBE"/>
+    <w:rsid w:val="00D14173"/>
+    <w:rsid w:val="00D14358"/>
+    <w:rsid w:val="00D14D22"/>
+    <w:rsid w:val="00D14D8D"/>
+    <w:rsid w:val="00D14FDB"/>
+    <w:rsid w:val="00D15A0C"/>
+    <w:rsid w:val="00D165A3"/>
+    <w:rsid w:val="00D1667C"/>
+    <w:rsid w:val="00D17196"/>
+    <w:rsid w:val="00D17494"/>
+    <w:rsid w:val="00D1767E"/>
+    <w:rsid w:val="00D17A21"/>
+    <w:rsid w:val="00D17AA1"/>
+    <w:rsid w:val="00D17AB1"/>
+    <w:rsid w:val="00D20868"/>
+    <w:rsid w:val="00D20A09"/>
+    <w:rsid w:val="00D20BA4"/>
+    <w:rsid w:val="00D20DE1"/>
+    <w:rsid w:val="00D216D2"/>
+    <w:rsid w:val="00D22714"/>
+    <w:rsid w:val="00D2386E"/>
+    <w:rsid w:val="00D23D09"/>
+    <w:rsid w:val="00D242A4"/>
+    <w:rsid w:val="00D249C0"/>
+    <w:rsid w:val="00D24AF7"/>
+    <w:rsid w:val="00D24E1A"/>
+    <w:rsid w:val="00D25997"/>
+    <w:rsid w:val="00D25E28"/>
+    <w:rsid w:val="00D26DF0"/>
+    <w:rsid w:val="00D26F79"/>
+    <w:rsid w:val="00D2728A"/>
+    <w:rsid w:val="00D273B5"/>
+    <w:rsid w:val="00D2743E"/>
+    <w:rsid w:val="00D274A3"/>
+    <w:rsid w:val="00D2790D"/>
+    <w:rsid w:val="00D2791A"/>
+    <w:rsid w:val="00D27D12"/>
+    <w:rsid w:val="00D3046B"/>
+    <w:rsid w:val="00D30B8E"/>
+    <w:rsid w:val="00D30D0E"/>
+    <w:rsid w:val="00D30D64"/>
+    <w:rsid w:val="00D30EF0"/>
+    <w:rsid w:val="00D3290A"/>
+    <w:rsid w:val="00D3294F"/>
+    <w:rsid w:val="00D32B72"/>
+    <w:rsid w:val="00D341CE"/>
+    <w:rsid w:val="00D345F4"/>
+    <w:rsid w:val="00D35798"/>
+    <w:rsid w:val="00D3592D"/>
+    <w:rsid w:val="00D3692B"/>
+    <w:rsid w:val="00D37E53"/>
+    <w:rsid w:val="00D37F61"/>
+    <w:rsid w:val="00D4075A"/>
+    <w:rsid w:val="00D40BA7"/>
+    <w:rsid w:val="00D40BBA"/>
+    <w:rsid w:val="00D418FE"/>
+    <w:rsid w:val="00D41AF3"/>
+    <w:rsid w:val="00D41DEC"/>
+    <w:rsid w:val="00D41F3D"/>
+    <w:rsid w:val="00D42118"/>
+    <w:rsid w:val="00D421B0"/>
+    <w:rsid w:val="00D43767"/>
+    <w:rsid w:val="00D43A31"/>
+    <w:rsid w:val="00D43F58"/>
+    <w:rsid w:val="00D43F82"/>
+    <w:rsid w:val="00D45DB5"/>
+    <w:rsid w:val="00D465C3"/>
+    <w:rsid w:val="00D46D32"/>
+    <w:rsid w:val="00D47CCF"/>
+    <w:rsid w:val="00D47E3A"/>
+    <w:rsid w:val="00D47EC9"/>
+    <w:rsid w:val="00D50586"/>
+    <w:rsid w:val="00D50FCE"/>
+    <w:rsid w:val="00D51486"/>
+    <w:rsid w:val="00D51642"/>
+    <w:rsid w:val="00D523D8"/>
+    <w:rsid w:val="00D52C72"/>
+    <w:rsid w:val="00D52CA2"/>
+    <w:rsid w:val="00D53912"/>
+    <w:rsid w:val="00D54798"/>
+    <w:rsid w:val="00D54A82"/>
+    <w:rsid w:val="00D564D7"/>
+    <w:rsid w:val="00D56765"/>
+    <w:rsid w:val="00D56950"/>
+    <w:rsid w:val="00D570F9"/>
+    <w:rsid w:val="00D60089"/>
+    <w:rsid w:val="00D6092A"/>
+    <w:rsid w:val="00D60BA0"/>
+    <w:rsid w:val="00D60BBD"/>
+    <w:rsid w:val="00D60FB5"/>
+    <w:rsid w:val="00D61197"/>
+    <w:rsid w:val="00D614C7"/>
+    <w:rsid w:val="00D6211D"/>
+    <w:rsid w:val="00D6225B"/>
+    <w:rsid w:val="00D62F95"/>
+    <w:rsid w:val="00D63B24"/>
+    <w:rsid w:val="00D640CE"/>
+    <w:rsid w:val="00D64193"/>
+    <w:rsid w:val="00D64521"/>
+    <w:rsid w:val="00D64686"/>
+    <w:rsid w:val="00D649AB"/>
+    <w:rsid w:val="00D66A24"/>
+    <w:rsid w:val="00D66A96"/>
+    <w:rsid w:val="00D66AA9"/>
+    <w:rsid w:val="00D6717A"/>
+    <w:rsid w:val="00D67A8A"/>
+    <w:rsid w:val="00D7005E"/>
+    <w:rsid w:val="00D71000"/>
+    <w:rsid w:val="00D71DFC"/>
+    <w:rsid w:val="00D71F07"/>
+    <w:rsid w:val="00D71F0C"/>
+    <w:rsid w:val="00D738DC"/>
+    <w:rsid w:val="00D73D6D"/>
+    <w:rsid w:val="00D75260"/>
+    <w:rsid w:val="00D756A9"/>
+    <w:rsid w:val="00D76AD0"/>
+    <w:rsid w:val="00D77951"/>
+    <w:rsid w:val="00D80221"/>
+    <w:rsid w:val="00D80273"/>
+    <w:rsid w:val="00D8067F"/>
+    <w:rsid w:val="00D808BE"/>
+    <w:rsid w:val="00D808E4"/>
+    <w:rsid w:val="00D80B55"/>
+    <w:rsid w:val="00D819D5"/>
+    <w:rsid w:val="00D8213D"/>
+    <w:rsid w:val="00D83783"/>
+    <w:rsid w:val="00D84221"/>
+    <w:rsid w:val="00D84641"/>
+    <w:rsid w:val="00D849A1"/>
+    <w:rsid w:val="00D85A11"/>
+    <w:rsid w:val="00D8611A"/>
+    <w:rsid w:val="00D8630A"/>
+    <w:rsid w:val="00D87532"/>
+    <w:rsid w:val="00D8753F"/>
+    <w:rsid w:val="00D876F3"/>
+    <w:rsid w:val="00D87C63"/>
+    <w:rsid w:val="00D9010D"/>
+    <w:rsid w:val="00D90376"/>
+    <w:rsid w:val="00D90539"/>
+    <w:rsid w:val="00D9102E"/>
+    <w:rsid w:val="00D91A65"/>
+    <w:rsid w:val="00D91DD9"/>
+    <w:rsid w:val="00D92631"/>
+    <w:rsid w:val="00D929D9"/>
+    <w:rsid w:val="00D92A76"/>
+    <w:rsid w:val="00D92F59"/>
+    <w:rsid w:val="00D93246"/>
+    <w:rsid w:val="00D932B1"/>
+    <w:rsid w:val="00D935B7"/>
+    <w:rsid w:val="00D936CC"/>
+    <w:rsid w:val="00D9376A"/>
+    <w:rsid w:val="00D94766"/>
+    <w:rsid w:val="00D950A6"/>
+    <w:rsid w:val="00D96028"/>
+    <w:rsid w:val="00D9709A"/>
+    <w:rsid w:val="00DA00B1"/>
+    <w:rsid w:val="00DA1558"/>
+    <w:rsid w:val="00DA2650"/>
+    <w:rsid w:val="00DA2C74"/>
+    <w:rsid w:val="00DA39EF"/>
+    <w:rsid w:val="00DA3A03"/>
+    <w:rsid w:val="00DA3D34"/>
+    <w:rsid w:val="00DA3EF8"/>
+    <w:rsid w:val="00DA4424"/>
+    <w:rsid w:val="00DA4492"/>
+    <w:rsid w:val="00DA4805"/>
+    <w:rsid w:val="00DA5CE6"/>
+    <w:rsid w:val="00DA614D"/>
+    <w:rsid w:val="00DA627C"/>
+    <w:rsid w:val="00DA68D9"/>
+    <w:rsid w:val="00DA693F"/>
+    <w:rsid w:val="00DA6E5A"/>
+    <w:rsid w:val="00DA7677"/>
+    <w:rsid w:val="00DA7A26"/>
+    <w:rsid w:val="00DA7D5A"/>
+    <w:rsid w:val="00DB0186"/>
+    <w:rsid w:val="00DB09DD"/>
+    <w:rsid w:val="00DB0C9F"/>
+    <w:rsid w:val="00DB0CF4"/>
+    <w:rsid w:val="00DB0E7D"/>
+    <w:rsid w:val="00DB0F60"/>
+    <w:rsid w:val="00DB12F9"/>
+    <w:rsid w:val="00DB1999"/>
+    <w:rsid w:val="00DB22EA"/>
+    <w:rsid w:val="00DB2770"/>
+    <w:rsid w:val="00DB3610"/>
+    <w:rsid w:val="00DB3A80"/>
+    <w:rsid w:val="00DB44B6"/>
+    <w:rsid w:val="00DB48CE"/>
+    <w:rsid w:val="00DB498C"/>
+    <w:rsid w:val="00DB5491"/>
+    <w:rsid w:val="00DB5763"/>
+    <w:rsid w:val="00DB5A9B"/>
+    <w:rsid w:val="00DB66F0"/>
+    <w:rsid w:val="00DB6761"/>
+    <w:rsid w:val="00DB69EA"/>
+    <w:rsid w:val="00DB7453"/>
+    <w:rsid w:val="00DB7658"/>
+    <w:rsid w:val="00DB7761"/>
+    <w:rsid w:val="00DB79CD"/>
+    <w:rsid w:val="00DB7EF2"/>
+    <w:rsid w:val="00DC01FF"/>
+    <w:rsid w:val="00DC09ED"/>
+    <w:rsid w:val="00DC12F6"/>
+    <w:rsid w:val="00DC141B"/>
+    <w:rsid w:val="00DC1536"/>
+    <w:rsid w:val="00DC18A4"/>
+    <w:rsid w:val="00DC1D29"/>
+    <w:rsid w:val="00DC2E39"/>
+    <w:rsid w:val="00DC3326"/>
+    <w:rsid w:val="00DC3359"/>
+    <w:rsid w:val="00DC453E"/>
+    <w:rsid w:val="00DC46C0"/>
+    <w:rsid w:val="00DC4BCE"/>
+    <w:rsid w:val="00DC5519"/>
+    <w:rsid w:val="00DC5521"/>
+    <w:rsid w:val="00DC5E6E"/>
+    <w:rsid w:val="00DC69A6"/>
+    <w:rsid w:val="00DC6BB6"/>
+    <w:rsid w:val="00DD0B03"/>
+    <w:rsid w:val="00DD0CDC"/>
+    <w:rsid w:val="00DD0E15"/>
+    <w:rsid w:val="00DD1319"/>
+    <w:rsid w:val="00DD13E1"/>
+    <w:rsid w:val="00DD209D"/>
+    <w:rsid w:val="00DD2EBB"/>
+    <w:rsid w:val="00DD2F65"/>
+    <w:rsid w:val="00DD305B"/>
+    <w:rsid w:val="00DD3554"/>
+    <w:rsid w:val="00DD3945"/>
+    <w:rsid w:val="00DD41C1"/>
+    <w:rsid w:val="00DD46EF"/>
+    <w:rsid w:val="00DD4BE4"/>
+    <w:rsid w:val="00DD59C0"/>
+    <w:rsid w:val="00DD5A0B"/>
+    <w:rsid w:val="00DD632F"/>
+    <w:rsid w:val="00DD63A0"/>
+    <w:rsid w:val="00DD6804"/>
+    <w:rsid w:val="00DD7583"/>
+    <w:rsid w:val="00DD7594"/>
+    <w:rsid w:val="00DD7CED"/>
+    <w:rsid w:val="00DE00A5"/>
+    <w:rsid w:val="00DE09AA"/>
+    <w:rsid w:val="00DE0F8C"/>
+    <w:rsid w:val="00DE1173"/>
+    <w:rsid w:val="00DE14F5"/>
+    <w:rsid w:val="00DE1D41"/>
+    <w:rsid w:val="00DE1EE9"/>
+    <w:rsid w:val="00DE1F9D"/>
+    <w:rsid w:val="00DE212B"/>
+    <w:rsid w:val="00DE21F7"/>
+    <w:rsid w:val="00DE2BB5"/>
+    <w:rsid w:val="00DE2F01"/>
+    <w:rsid w:val="00DE33F7"/>
+    <w:rsid w:val="00DE3F8F"/>
+    <w:rsid w:val="00DE421B"/>
+    <w:rsid w:val="00DE43E9"/>
+    <w:rsid w:val="00DE46D2"/>
+    <w:rsid w:val="00DE5D58"/>
+    <w:rsid w:val="00DE718D"/>
+    <w:rsid w:val="00DE7D6B"/>
+    <w:rsid w:val="00DF0074"/>
+    <w:rsid w:val="00DF055D"/>
+    <w:rsid w:val="00DF0EE9"/>
+    <w:rsid w:val="00DF11E9"/>
+    <w:rsid w:val="00DF128D"/>
+    <w:rsid w:val="00DF1BC9"/>
+    <w:rsid w:val="00DF1CA0"/>
+    <w:rsid w:val="00DF229A"/>
+    <w:rsid w:val="00DF25E2"/>
+    <w:rsid w:val="00DF3DCA"/>
+    <w:rsid w:val="00DF424A"/>
+    <w:rsid w:val="00DF4A42"/>
+    <w:rsid w:val="00DF5134"/>
+    <w:rsid w:val="00DF55E3"/>
+    <w:rsid w:val="00DF56B1"/>
+    <w:rsid w:val="00DF56EF"/>
+    <w:rsid w:val="00DF56FE"/>
+    <w:rsid w:val="00DF58A2"/>
+    <w:rsid w:val="00DF669D"/>
+    <w:rsid w:val="00DF7653"/>
+    <w:rsid w:val="00E014F0"/>
+    <w:rsid w:val="00E017A0"/>
+    <w:rsid w:val="00E02FE2"/>
+    <w:rsid w:val="00E03365"/>
+    <w:rsid w:val="00E034B4"/>
+    <w:rsid w:val="00E041DE"/>
+    <w:rsid w:val="00E043FA"/>
+    <w:rsid w:val="00E04E0E"/>
+    <w:rsid w:val="00E052E1"/>
+    <w:rsid w:val="00E05413"/>
+    <w:rsid w:val="00E0577E"/>
+    <w:rsid w:val="00E05C43"/>
+    <w:rsid w:val="00E05D90"/>
+    <w:rsid w:val="00E06A10"/>
+    <w:rsid w:val="00E06D9D"/>
+    <w:rsid w:val="00E0703A"/>
+    <w:rsid w:val="00E07CE0"/>
+    <w:rsid w:val="00E1075C"/>
+    <w:rsid w:val="00E10871"/>
+    <w:rsid w:val="00E10DAC"/>
+    <w:rsid w:val="00E116D0"/>
+    <w:rsid w:val="00E11AFE"/>
+    <w:rsid w:val="00E11C8D"/>
+    <w:rsid w:val="00E11F49"/>
+    <w:rsid w:val="00E11FEC"/>
+    <w:rsid w:val="00E12067"/>
+    <w:rsid w:val="00E13B58"/>
+    <w:rsid w:val="00E140EC"/>
+    <w:rsid w:val="00E141DE"/>
+    <w:rsid w:val="00E1457B"/>
+    <w:rsid w:val="00E14B1A"/>
+    <w:rsid w:val="00E14FCD"/>
+    <w:rsid w:val="00E1559E"/>
+    <w:rsid w:val="00E155EB"/>
+    <w:rsid w:val="00E15FAC"/>
+    <w:rsid w:val="00E160AD"/>
+    <w:rsid w:val="00E1638C"/>
+    <w:rsid w:val="00E166EB"/>
+    <w:rsid w:val="00E16831"/>
+    <w:rsid w:val="00E168A2"/>
+    <w:rsid w:val="00E1697E"/>
+    <w:rsid w:val="00E175EC"/>
+    <w:rsid w:val="00E203FB"/>
+    <w:rsid w:val="00E20756"/>
+    <w:rsid w:val="00E208CB"/>
+    <w:rsid w:val="00E212E2"/>
+    <w:rsid w:val="00E22EC6"/>
+    <w:rsid w:val="00E22F99"/>
+    <w:rsid w:val="00E23633"/>
+    <w:rsid w:val="00E23AC2"/>
+    <w:rsid w:val="00E2491B"/>
+    <w:rsid w:val="00E249B0"/>
+    <w:rsid w:val="00E2504D"/>
+    <w:rsid w:val="00E250D0"/>
+    <w:rsid w:val="00E25631"/>
+    <w:rsid w:val="00E2591C"/>
+    <w:rsid w:val="00E25F01"/>
+    <w:rsid w:val="00E260B8"/>
+    <w:rsid w:val="00E26687"/>
+    <w:rsid w:val="00E26DAE"/>
+    <w:rsid w:val="00E27414"/>
+    <w:rsid w:val="00E279F1"/>
+    <w:rsid w:val="00E302E3"/>
+    <w:rsid w:val="00E3051C"/>
+    <w:rsid w:val="00E31630"/>
+    <w:rsid w:val="00E317A4"/>
+    <w:rsid w:val="00E31886"/>
+    <w:rsid w:val="00E318F8"/>
+    <w:rsid w:val="00E32014"/>
+    <w:rsid w:val="00E322A0"/>
+    <w:rsid w:val="00E328CB"/>
+    <w:rsid w:val="00E32B6E"/>
+    <w:rsid w:val="00E32C60"/>
+    <w:rsid w:val="00E32D21"/>
+    <w:rsid w:val="00E32FF9"/>
+    <w:rsid w:val="00E3328C"/>
+    <w:rsid w:val="00E333F5"/>
+    <w:rsid w:val="00E33A9C"/>
+    <w:rsid w:val="00E33B1C"/>
+    <w:rsid w:val="00E348A6"/>
+    <w:rsid w:val="00E34C2A"/>
+    <w:rsid w:val="00E3556A"/>
+    <w:rsid w:val="00E358F8"/>
+    <w:rsid w:val="00E35F01"/>
+    <w:rsid w:val="00E35FD8"/>
+    <w:rsid w:val="00E36370"/>
+    <w:rsid w:val="00E365BD"/>
+    <w:rsid w:val="00E36636"/>
+    <w:rsid w:val="00E36681"/>
+    <w:rsid w:val="00E36AD7"/>
+    <w:rsid w:val="00E36D2C"/>
+    <w:rsid w:val="00E36F61"/>
+    <w:rsid w:val="00E37449"/>
+    <w:rsid w:val="00E37763"/>
+    <w:rsid w:val="00E37C95"/>
+    <w:rsid w:val="00E403A9"/>
+    <w:rsid w:val="00E4044A"/>
+    <w:rsid w:val="00E40B6B"/>
+    <w:rsid w:val="00E416C1"/>
+    <w:rsid w:val="00E41AC8"/>
+    <w:rsid w:val="00E41B2A"/>
+    <w:rsid w:val="00E422CA"/>
+    <w:rsid w:val="00E426B0"/>
+    <w:rsid w:val="00E4272A"/>
+    <w:rsid w:val="00E427AA"/>
+    <w:rsid w:val="00E42D5C"/>
+    <w:rsid w:val="00E433DA"/>
+    <w:rsid w:val="00E43A4A"/>
+    <w:rsid w:val="00E43C00"/>
+    <w:rsid w:val="00E45FCF"/>
+    <w:rsid w:val="00E46511"/>
+    <w:rsid w:val="00E46A5C"/>
+    <w:rsid w:val="00E4753C"/>
+    <w:rsid w:val="00E47985"/>
+    <w:rsid w:val="00E479CE"/>
+    <w:rsid w:val="00E5021E"/>
+    <w:rsid w:val="00E503E7"/>
+    <w:rsid w:val="00E516C8"/>
+    <w:rsid w:val="00E51DB5"/>
+    <w:rsid w:val="00E5336B"/>
+    <w:rsid w:val="00E54617"/>
+    <w:rsid w:val="00E54929"/>
+    <w:rsid w:val="00E54BF7"/>
+    <w:rsid w:val="00E54F47"/>
+    <w:rsid w:val="00E55D5B"/>
+    <w:rsid w:val="00E56532"/>
+    <w:rsid w:val="00E570EF"/>
+    <w:rsid w:val="00E57E54"/>
+    <w:rsid w:val="00E57EB5"/>
+    <w:rsid w:val="00E60F64"/>
+    <w:rsid w:val="00E61D60"/>
+    <w:rsid w:val="00E62245"/>
+    <w:rsid w:val="00E62B35"/>
+    <w:rsid w:val="00E63967"/>
+    <w:rsid w:val="00E63A83"/>
+    <w:rsid w:val="00E63C09"/>
+    <w:rsid w:val="00E63D06"/>
+    <w:rsid w:val="00E64DC3"/>
+    <w:rsid w:val="00E655C6"/>
+    <w:rsid w:val="00E67A44"/>
+    <w:rsid w:val="00E70FD7"/>
+    <w:rsid w:val="00E711D9"/>
+    <w:rsid w:val="00E714F6"/>
+    <w:rsid w:val="00E71B8E"/>
+    <w:rsid w:val="00E724ED"/>
+    <w:rsid w:val="00E73140"/>
+    <w:rsid w:val="00E739EB"/>
+    <w:rsid w:val="00E74307"/>
+    <w:rsid w:val="00E7434B"/>
+    <w:rsid w:val="00E743CB"/>
+    <w:rsid w:val="00E7465C"/>
+    <w:rsid w:val="00E76D9B"/>
+    <w:rsid w:val="00E776C9"/>
+    <w:rsid w:val="00E77E5B"/>
+    <w:rsid w:val="00E80810"/>
+    <w:rsid w:val="00E80AB4"/>
+    <w:rsid w:val="00E81329"/>
+    <w:rsid w:val="00E81642"/>
+    <w:rsid w:val="00E818EC"/>
+    <w:rsid w:val="00E81CD8"/>
+    <w:rsid w:val="00E82E37"/>
+    <w:rsid w:val="00E83338"/>
+    <w:rsid w:val="00E83833"/>
+    <w:rsid w:val="00E83C4D"/>
+    <w:rsid w:val="00E83C92"/>
+    <w:rsid w:val="00E84236"/>
+    <w:rsid w:val="00E8432C"/>
+    <w:rsid w:val="00E844FF"/>
+    <w:rsid w:val="00E84518"/>
+    <w:rsid w:val="00E84C3A"/>
+    <w:rsid w:val="00E85BAF"/>
+    <w:rsid w:val="00E872C8"/>
+    <w:rsid w:val="00E87F2F"/>
+    <w:rsid w:val="00E90728"/>
+    <w:rsid w:val="00E90CE0"/>
+    <w:rsid w:val="00E90DFA"/>
+    <w:rsid w:val="00E90EED"/>
+    <w:rsid w:val="00E9124B"/>
+    <w:rsid w:val="00E912B0"/>
+    <w:rsid w:val="00E9172E"/>
+    <w:rsid w:val="00E91792"/>
+    <w:rsid w:val="00E91AA3"/>
+    <w:rsid w:val="00E91DF8"/>
+    <w:rsid w:val="00E9225E"/>
+    <w:rsid w:val="00E92F8F"/>
+    <w:rsid w:val="00E93001"/>
+    <w:rsid w:val="00E93091"/>
+    <w:rsid w:val="00E931C3"/>
+    <w:rsid w:val="00E9340B"/>
+    <w:rsid w:val="00E9358C"/>
+    <w:rsid w:val="00E9435C"/>
+    <w:rsid w:val="00E94A1E"/>
+    <w:rsid w:val="00E94B78"/>
+    <w:rsid w:val="00E9500A"/>
+    <w:rsid w:val="00E95680"/>
+    <w:rsid w:val="00E958D2"/>
+    <w:rsid w:val="00E96900"/>
+    <w:rsid w:val="00E96B4F"/>
+    <w:rsid w:val="00E96D57"/>
+    <w:rsid w:val="00E9781D"/>
+    <w:rsid w:val="00EA0FA9"/>
+    <w:rsid w:val="00EA14AC"/>
+    <w:rsid w:val="00EA1B18"/>
+    <w:rsid w:val="00EA1CE1"/>
+    <w:rsid w:val="00EA249F"/>
+    <w:rsid w:val="00EA269E"/>
+    <w:rsid w:val="00EA293A"/>
+    <w:rsid w:val="00EA29E6"/>
+    <w:rsid w:val="00EA2DA2"/>
+    <w:rsid w:val="00EA34CB"/>
+    <w:rsid w:val="00EA3545"/>
+    <w:rsid w:val="00EA407F"/>
+    <w:rsid w:val="00EA44CE"/>
+    <w:rsid w:val="00EA4602"/>
+    <w:rsid w:val="00EA4692"/>
+    <w:rsid w:val="00EA47B4"/>
+    <w:rsid w:val="00EA5C39"/>
+    <w:rsid w:val="00EA5D75"/>
+    <w:rsid w:val="00EA65AF"/>
+    <w:rsid w:val="00EA6974"/>
+    <w:rsid w:val="00EA6AF8"/>
+    <w:rsid w:val="00EA74D2"/>
+    <w:rsid w:val="00EA75F5"/>
+    <w:rsid w:val="00EA7ABF"/>
+    <w:rsid w:val="00EA7B3C"/>
+    <w:rsid w:val="00EA7E0D"/>
+    <w:rsid w:val="00EB0557"/>
+    <w:rsid w:val="00EB0687"/>
+    <w:rsid w:val="00EB1511"/>
+    <w:rsid w:val="00EB21AA"/>
+    <w:rsid w:val="00EB2324"/>
+    <w:rsid w:val="00EB2728"/>
+    <w:rsid w:val="00EB3313"/>
+    <w:rsid w:val="00EB3698"/>
+    <w:rsid w:val="00EB36AD"/>
+    <w:rsid w:val="00EB406B"/>
+    <w:rsid w:val="00EB47A2"/>
+    <w:rsid w:val="00EB4B0D"/>
+    <w:rsid w:val="00EB4D85"/>
+    <w:rsid w:val="00EB6007"/>
+    <w:rsid w:val="00EB68B6"/>
+    <w:rsid w:val="00EB6DC6"/>
+    <w:rsid w:val="00EB7343"/>
+    <w:rsid w:val="00EB7942"/>
+    <w:rsid w:val="00EC0025"/>
+    <w:rsid w:val="00EC054E"/>
+    <w:rsid w:val="00EC08B5"/>
+    <w:rsid w:val="00EC0A98"/>
+    <w:rsid w:val="00EC0B31"/>
+    <w:rsid w:val="00EC0C89"/>
+    <w:rsid w:val="00EC14D8"/>
+    <w:rsid w:val="00EC3ED7"/>
+    <w:rsid w:val="00EC3EE7"/>
+    <w:rsid w:val="00EC3F66"/>
+    <w:rsid w:val="00EC4284"/>
+    <w:rsid w:val="00EC43F7"/>
+    <w:rsid w:val="00EC47DC"/>
+    <w:rsid w:val="00EC49ED"/>
+    <w:rsid w:val="00EC4AF8"/>
+    <w:rsid w:val="00EC5D3F"/>
+    <w:rsid w:val="00EC6346"/>
+    <w:rsid w:val="00EC6420"/>
+    <w:rsid w:val="00EC68E2"/>
+    <w:rsid w:val="00EC6CBA"/>
+    <w:rsid w:val="00EC6D1F"/>
+    <w:rsid w:val="00EC78BE"/>
+    <w:rsid w:val="00EC7936"/>
+    <w:rsid w:val="00EC7A80"/>
+    <w:rsid w:val="00EC7BE7"/>
+    <w:rsid w:val="00EC7D49"/>
+    <w:rsid w:val="00EC7FC1"/>
+    <w:rsid w:val="00ED008E"/>
+    <w:rsid w:val="00ED02C4"/>
+    <w:rsid w:val="00ED0544"/>
+    <w:rsid w:val="00ED0572"/>
+    <w:rsid w:val="00ED0EED"/>
+    <w:rsid w:val="00ED1314"/>
+    <w:rsid w:val="00ED16EB"/>
+    <w:rsid w:val="00ED2C32"/>
+    <w:rsid w:val="00ED31A5"/>
+    <w:rsid w:val="00ED3238"/>
+    <w:rsid w:val="00ED3C86"/>
+    <w:rsid w:val="00ED431F"/>
+    <w:rsid w:val="00ED437C"/>
+    <w:rsid w:val="00ED4D44"/>
+    <w:rsid w:val="00ED577C"/>
+    <w:rsid w:val="00ED57A1"/>
+    <w:rsid w:val="00ED59CE"/>
+    <w:rsid w:val="00ED5C21"/>
+    <w:rsid w:val="00ED5E3F"/>
+    <w:rsid w:val="00ED75FB"/>
+    <w:rsid w:val="00ED7B31"/>
+    <w:rsid w:val="00ED7C70"/>
+    <w:rsid w:val="00ED7EF4"/>
+    <w:rsid w:val="00EE1A6B"/>
+    <w:rsid w:val="00EE1EA1"/>
+    <w:rsid w:val="00EE248D"/>
+    <w:rsid w:val="00EE3172"/>
+    <w:rsid w:val="00EE336C"/>
+    <w:rsid w:val="00EE35C1"/>
+    <w:rsid w:val="00EE3BE0"/>
+    <w:rsid w:val="00EE3E72"/>
+    <w:rsid w:val="00EE4367"/>
+    <w:rsid w:val="00EE4A2D"/>
+    <w:rsid w:val="00EE4D62"/>
+    <w:rsid w:val="00EE4DCF"/>
+    <w:rsid w:val="00EE508D"/>
+    <w:rsid w:val="00EE55D0"/>
+    <w:rsid w:val="00EE6E6F"/>
+    <w:rsid w:val="00EE6EE4"/>
+    <w:rsid w:val="00EF035E"/>
+    <w:rsid w:val="00EF0DCA"/>
+    <w:rsid w:val="00EF121B"/>
+    <w:rsid w:val="00EF1F93"/>
+    <w:rsid w:val="00EF25A3"/>
+    <w:rsid w:val="00EF3164"/>
+    <w:rsid w:val="00EF3204"/>
+    <w:rsid w:val="00EF37E5"/>
+    <w:rsid w:val="00EF3831"/>
+    <w:rsid w:val="00EF3BF2"/>
+    <w:rsid w:val="00EF405D"/>
+    <w:rsid w:val="00EF5977"/>
+    <w:rsid w:val="00EF5BDA"/>
+    <w:rsid w:val="00EF5D2D"/>
+    <w:rsid w:val="00EF5DEE"/>
+    <w:rsid w:val="00EF6761"/>
+    <w:rsid w:val="00EF6942"/>
+    <w:rsid w:val="00EF764D"/>
+    <w:rsid w:val="00F00231"/>
+    <w:rsid w:val="00F00509"/>
+    <w:rsid w:val="00F00573"/>
+    <w:rsid w:val="00F00AE2"/>
+    <w:rsid w:val="00F00B51"/>
+    <w:rsid w:val="00F013DB"/>
+    <w:rsid w:val="00F01870"/>
+    <w:rsid w:val="00F01E7D"/>
+    <w:rsid w:val="00F02212"/>
+    <w:rsid w:val="00F02612"/>
+    <w:rsid w:val="00F02CB8"/>
+    <w:rsid w:val="00F032AD"/>
+    <w:rsid w:val="00F04D4E"/>
+    <w:rsid w:val="00F057B5"/>
+    <w:rsid w:val="00F059E7"/>
+    <w:rsid w:val="00F05A58"/>
+    <w:rsid w:val="00F06CC2"/>
+    <w:rsid w:val="00F07070"/>
+    <w:rsid w:val="00F0747B"/>
+    <w:rsid w:val="00F07D7F"/>
+    <w:rsid w:val="00F10167"/>
+    <w:rsid w:val="00F10884"/>
+    <w:rsid w:val="00F109FF"/>
+    <w:rsid w:val="00F10BCA"/>
+    <w:rsid w:val="00F11195"/>
+    <w:rsid w:val="00F116E7"/>
+    <w:rsid w:val="00F11D83"/>
+    <w:rsid w:val="00F11D98"/>
+    <w:rsid w:val="00F120A5"/>
+    <w:rsid w:val="00F12E15"/>
+    <w:rsid w:val="00F14560"/>
+    <w:rsid w:val="00F150DA"/>
+    <w:rsid w:val="00F15BF9"/>
+    <w:rsid w:val="00F15E2B"/>
+    <w:rsid w:val="00F160B5"/>
+    <w:rsid w:val="00F17AD8"/>
+    <w:rsid w:val="00F20637"/>
+    <w:rsid w:val="00F21060"/>
+    <w:rsid w:val="00F2184E"/>
+    <w:rsid w:val="00F22205"/>
+    <w:rsid w:val="00F2286F"/>
+    <w:rsid w:val="00F23255"/>
+    <w:rsid w:val="00F232AC"/>
+    <w:rsid w:val="00F2363C"/>
+    <w:rsid w:val="00F23771"/>
+    <w:rsid w:val="00F23830"/>
+    <w:rsid w:val="00F239E4"/>
+    <w:rsid w:val="00F23CD4"/>
+    <w:rsid w:val="00F23E33"/>
+    <w:rsid w:val="00F23EF1"/>
+    <w:rsid w:val="00F2489D"/>
+    <w:rsid w:val="00F24A05"/>
+    <w:rsid w:val="00F24CEA"/>
+    <w:rsid w:val="00F25801"/>
+    <w:rsid w:val="00F258DA"/>
+    <w:rsid w:val="00F25CF3"/>
+    <w:rsid w:val="00F2630E"/>
+    <w:rsid w:val="00F269ED"/>
+    <w:rsid w:val="00F26B98"/>
+    <w:rsid w:val="00F26C9D"/>
+    <w:rsid w:val="00F26FA9"/>
+    <w:rsid w:val="00F2798F"/>
+    <w:rsid w:val="00F27AA0"/>
+    <w:rsid w:val="00F27CC9"/>
+    <w:rsid w:val="00F27F79"/>
+    <w:rsid w:val="00F30034"/>
+    <w:rsid w:val="00F302C7"/>
+    <w:rsid w:val="00F30305"/>
+    <w:rsid w:val="00F305D7"/>
+    <w:rsid w:val="00F30854"/>
+    <w:rsid w:val="00F30942"/>
+    <w:rsid w:val="00F30A2B"/>
+    <w:rsid w:val="00F30E97"/>
+    <w:rsid w:val="00F310E4"/>
+    <w:rsid w:val="00F31493"/>
+    <w:rsid w:val="00F31839"/>
+    <w:rsid w:val="00F31FC4"/>
+    <w:rsid w:val="00F3398B"/>
+    <w:rsid w:val="00F35A73"/>
+    <w:rsid w:val="00F35A76"/>
+    <w:rsid w:val="00F35BD6"/>
+    <w:rsid w:val="00F36010"/>
+    <w:rsid w:val="00F362CF"/>
+    <w:rsid w:val="00F36599"/>
+    <w:rsid w:val="00F37247"/>
+    <w:rsid w:val="00F374D1"/>
+    <w:rsid w:val="00F3768E"/>
+    <w:rsid w:val="00F37F4C"/>
+    <w:rsid w:val="00F401C3"/>
+    <w:rsid w:val="00F41591"/>
+    <w:rsid w:val="00F41915"/>
+    <w:rsid w:val="00F42510"/>
+    <w:rsid w:val="00F4271B"/>
+    <w:rsid w:val="00F42787"/>
+    <w:rsid w:val="00F4288F"/>
+    <w:rsid w:val="00F42C6D"/>
+    <w:rsid w:val="00F43121"/>
+    <w:rsid w:val="00F433B5"/>
+    <w:rsid w:val="00F43653"/>
+    <w:rsid w:val="00F439AB"/>
+    <w:rsid w:val="00F43B6C"/>
+    <w:rsid w:val="00F43C2F"/>
+    <w:rsid w:val="00F440BB"/>
+    <w:rsid w:val="00F441A2"/>
+    <w:rsid w:val="00F44382"/>
+    <w:rsid w:val="00F44554"/>
+    <w:rsid w:val="00F449AD"/>
+    <w:rsid w:val="00F44F02"/>
+    <w:rsid w:val="00F45167"/>
+    <w:rsid w:val="00F45382"/>
+    <w:rsid w:val="00F4557A"/>
+    <w:rsid w:val="00F4557C"/>
+    <w:rsid w:val="00F45BD0"/>
+    <w:rsid w:val="00F46E52"/>
+    <w:rsid w:val="00F46EBE"/>
+    <w:rsid w:val="00F47057"/>
+    <w:rsid w:val="00F476BF"/>
+    <w:rsid w:val="00F47906"/>
+    <w:rsid w:val="00F5069B"/>
+    <w:rsid w:val="00F506BD"/>
+    <w:rsid w:val="00F519D2"/>
+    <w:rsid w:val="00F51F11"/>
+    <w:rsid w:val="00F52477"/>
+    <w:rsid w:val="00F52487"/>
+    <w:rsid w:val="00F52DB3"/>
+    <w:rsid w:val="00F536EA"/>
+    <w:rsid w:val="00F53B85"/>
+    <w:rsid w:val="00F53EF5"/>
+    <w:rsid w:val="00F53F0A"/>
+    <w:rsid w:val="00F54404"/>
+    <w:rsid w:val="00F54AE2"/>
+    <w:rsid w:val="00F550A1"/>
+    <w:rsid w:val="00F554FD"/>
+    <w:rsid w:val="00F55CAB"/>
+    <w:rsid w:val="00F5622C"/>
+    <w:rsid w:val="00F56284"/>
+    <w:rsid w:val="00F56763"/>
+    <w:rsid w:val="00F57738"/>
+    <w:rsid w:val="00F57877"/>
+    <w:rsid w:val="00F6002E"/>
+    <w:rsid w:val="00F60463"/>
+    <w:rsid w:val="00F60902"/>
+    <w:rsid w:val="00F61405"/>
+    <w:rsid w:val="00F615F4"/>
+    <w:rsid w:val="00F6189F"/>
+    <w:rsid w:val="00F61ACF"/>
+    <w:rsid w:val="00F62D7E"/>
+    <w:rsid w:val="00F63339"/>
+    <w:rsid w:val="00F63C14"/>
+    <w:rsid w:val="00F63D73"/>
+    <w:rsid w:val="00F63E00"/>
+    <w:rsid w:val="00F64EAD"/>
+    <w:rsid w:val="00F64FFA"/>
+    <w:rsid w:val="00F6523B"/>
+    <w:rsid w:val="00F65EBC"/>
+    <w:rsid w:val="00F66A74"/>
+    <w:rsid w:val="00F66CCC"/>
+    <w:rsid w:val="00F6717C"/>
+    <w:rsid w:val="00F677ED"/>
+    <w:rsid w:val="00F7010D"/>
+    <w:rsid w:val="00F70BC1"/>
+    <w:rsid w:val="00F70C94"/>
+    <w:rsid w:val="00F70D6D"/>
+    <w:rsid w:val="00F71350"/>
+    <w:rsid w:val="00F716D7"/>
+    <w:rsid w:val="00F71B10"/>
+    <w:rsid w:val="00F720DD"/>
+    <w:rsid w:val="00F72593"/>
+    <w:rsid w:val="00F7296B"/>
+    <w:rsid w:val="00F72AD7"/>
+    <w:rsid w:val="00F72F52"/>
+    <w:rsid w:val="00F73CB6"/>
+    <w:rsid w:val="00F73EEF"/>
+    <w:rsid w:val="00F7406F"/>
+    <w:rsid w:val="00F75250"/>
+    <w:rsid w:val="00F7593E"/>
+    <w:rsid w:val="00F75B49"/>
+    <w:rsid w:val="00F75DA9"/>
+    <w:rsid w:val="00F76275"/>
+    <w:rsid w:val="00F762A0"/>
+    <w:rsid w:val="00F76302"/>
+    <w:rsid w:val="00F767ED"/>
+    <w:rsid w:val="00F76BE3"/>
+    <w:rsid w:val="00F76D26"/>
+    <w:rsid w:val="00F76FF3"/>
+    <w:rsid w:val="00F770D6"/>
+    <w:rsid w:val="00F77542"/>
+    <w:rsid w:val="00F77E34"/>
+    <w:rsid w:val="00F8095D"/>
+    <w:rsid w:val="00F80967"/>
+    <w:rsid w:val="00F8097B"/>
+    <w:rsid w:val="00F80BEF"/>
+    <w:rsid w:val="00F819FD"/>
+    <w:rsid w:val="00F82448"/>
+    <w:rsid w:val="00F828F5"/>
+    <w:rsid w:val="00F8299C"/>
+    <w:rsid w:val="00F82C04"/>
+    <w:rsid w:val="00F833BC"/>
+    <w:rsid w:val="00F837A6"/>
+    <w:rsid w:val="00F8397D"/>
+    <w:rsid w:val="00F83CF7"/>
+    <w:rsid w:val="00F83FC2"/>
+    <w:rsid w:val="00F842F4"/>
+    <w:rsid w:val="00F84BF1"/>
+    <w:rsid w:val="00F8517D"/>
+    <w:rsid w:val="00F852A5"/>
+    <w:rsid w:val="00F85861"/>
+    <w:rsid w:val="00F85B4A"/>
+    <w:rsid w:val="00F85F78"/>
+    <w:rsid w:val="00F85FD6"/>
+    <w:rsid w:val="00F86761"/>
+    <w:rsid w:val="00F86BFE"/>
+    <w:rsid w:val="00F87FB5"/>
+    <w:rsid w:val="00F87FC4"/>
+    <w:rsid w:val="00F906D8"/>
+    <w:rsid w:val="00F91521"/>
+    <w:rsid w:val="00F915C8"/>
+    <w:rsid w:val="00F9227C"/>
+    <w:rsid w:val="00F93804"/>
+    <w:rsid w:val="00F94056"/>
+    <w:rsid w:val="00F948CE"/>
+    <w:rsid w:val="00F94B00"/>
+    <w:rsid w:val="00F94B89"/>
+    <w:rsid w:val="00F94DA2"/>
+    <w:rsid w:val="00F94DBE"/>
+    <w:rsid w:val="00F95908"/>
+    <w:rsid w:val="00F9598C"/>
+    <w:rsid w:val="00F96C0D"/>
+    <w:rsid w:val="00F96DE0"/>
+    <w:rsid w:val="00F9726C"/>
+    <w:rsid w:val="00F972A3"/>
+    <w:rsid w:val="00F9763D"/>
+    <w:rsid w:val="00F9789F"/>
+    <w:rsid w:val="00FA0636"/>
+    <w:rsid w:val="00FA0950"/>
+    <w:rsid w:val="00FA1221"/>
+    <w:rsid w:val="00FA185E"/>
+    <w:rsid w:val="00FA1AB2"/>
+    <w:rsid w:val="00FA1C76"/>
+    <w:rsid w:val="00FA272D"/>
+    <w:rsid w:val="00FA2B42"/>
+    <w:rsid w:val="00FA2E6C"/>
+    <w:rsid w:val="00FA3516"/>
+    <w:rsid w:val="00FA3DFD"/>
+    <w:rsid w:val="00FA3E84"/>
+    <w:rsid w:val="00FA3FA6"/>
+    <w:rsid w:val="00FA4F3E"/>
+    <w:rsid w:val="00FA5152"/>
+    <w:rsid w:val="00FA5B0B"/>
+    <w:rsid w:val="00FA5F21"/>
+    <w:rsid w:val="00FA682F"/>
+    <w:rsid w:val="00FA772D"/>
+    <w:rsid w:val="00FA7B48"/>
+    <w:rsid w:val="00FB03F6"/>
+    <w:rsid w:val="00FB09C3"/>
+    <w:rsid w:val="00FB0DC6"/>
+    <w:rsid w:val="00FB0E78"/>
+    <w:rsid w:val="00FB1351"/>
+    <w:rsid w:val="00FB1417"/>
+    <w:rsid w:val="00FB1784"/>
+    <w:rsid w:val="00FB1D60"/>
+    <w:rsid w:val="00FB2108"/>
+    <w:rsid w:val="00FB2C27"/>
+    <w:rsid w:val="00FB2D06"/>
+    <w:rsid w:val="00FB3131"/>
+    <w:rsid w:val="00FB33F1"/>
+    <w:rsid w:val="00FB3B14"/>
+    <w:rsid w:val="00FB42AE"/>
+    <w:rsid w:val="00FB5271"/>
+    <w:rsid w:val="00FB55CF"/>
+    <w:rsid w:val="00FB5747"/>
+    <w:rsid w:val="00FB58B0"/>
+    <w:rsid w:val="00FB64F6"/>
+    <w:rsid w:val="00FB7102"/>
+    <w:rsid w:val="00FB7448"/>
+    <w:rsid w:val="00FB795B"/>
+    <w:rsid w:val="00FC0890"/>
+    <w:rsid w:val="00FC0B89"/>
+    <w:rsid w:val="00FC0BD6"/>
+    <w:rsid w:val="00FC1001"/>
+    <w:rsid w:val="00FC17C8"/>
+    <w:rsid w:val="00FC18C9"/>
+    <w:rsid w:val="00FC1E56"/>
+    <w:rsid w:val="00FC223B"/>
+    <w:rsid w:val="00FC26F5"/>
+    <w:rsid w:val="00FC2746"/>
+    <w:rsid w:val="00FC27FD"/>
+    <w:rsid w:val="00FC293F"/>
+    <w:rsid w:val="00FC2AC4"/>
+    <w:rsid w:val="00FC32EC"/>
+    <w:rsid w:val="00FC43F2"/>
+    <w:rsid w:val="00FC4749"/>
+    <w:rsid w:val="00FC5FF7"/>
+    <w:rsid w:val="00FC6172"/>
+    <w:rsid w:val="00FC657D"/>
+    <w:rsid w:val="00FC6AE5"/>
+    <w:rsid w:val="00FC6C19"/>
+    <w:rsid w:val="00FC7088"/>
+    <w:rsid w:val="00FC75C6"/>
+    <w:rsid w:val="00FC7E4C"/>
+    <w:rsid w:val="00FD061F"/>
+    <w:rsid w:val="00FD076B"/>
+    <w:rsid w:val="00FD0889"/>
+    <w:rsid w:val="00FD0A5A"/>
+    <w:rsid w:val="00FD0C71"/>
+    <w:rsid w:val="00FD1285"/>
+    <w:rsid w:val="00FD1325"/>
+    <w:rsid w:val="00FD15AC"/>
+    <w:rsid w:val="00FD169B"/>
+    <w:rsid w:val="00FD17B6"/>
+    <w:rsid w:val="00FD209B"/>
+    <w:rsid w:val="00FD2AAE"/>
+    <w:rsid w:val="00FD2F0A"/>
+    <w:rsid w:val="00FD30AA"/>
+    <w:rsid w:val="00FD34F3"/>
+    <w:rsid w:val="00FD37EA"/>
+    <w:rsid w:val="00FD387B"/>
+    <w:rsid w:val="00FD3921"/>
+    <w:rsid w:val="00FD3D6E"/>
+    <w:rsid w:val="00FD458A"/>
+    <w:rsid w:val="00FD49DC"/>
+    <w:rsid w:val="00FD655D"/>
+    <w:rsid w:val="00FD6683"/>
+    <w:rsid w:val="00FD672B"/>
+    <w:rsid w:val="00FD6CD1"/>
+    <w:rsid w:val="00FD708C"/>
+    <w:rsid w:val="00FD751E"/>
+    <w:rsid w:val="00FD78DE"/>
+    <w:rsid w:val="00FD7CE3"/>
+    <w:rsid w:val="00FD7DBF"/>
+    <w:rsid w:val="00FD7F38"/>
+    <w:rsid w:val="00FE001F"/>
+    <w:rsid w:val="00FE0243"/>
+    <w:rsid w:val="00FE0426"/>
+    <w:rsid w:val="00FE1035"/>
+    <w:rsid w:val="00FE10B5"/>
+    <w:rsid w:val="00FE2E85"/>
+    <w:rsid w:val="00FE30C7"/>
+    <w:rsid w:val="00FE36A3"/>
+    <w:rsid w:val="00FE421F"/>
+    <w:rsid w:val="00FE4407"/>
+    <w:rsid w:val="00FE44FA"/>
+    <w:rsid w:val="00FE48D2"/>
+    <w:rsid w:val="00FE4C2E"/>
+    <w:rsid w:val="00FE5A6D"/>
+    <w:rsid w:val="00FE5BA0"/>
+    <w:rsid w:val="00FE61CD"/>
+    <w:rsid w:val="00FE6F41"/>
+    <w:rsid w:val="00FE7124"/>
+    <w:rsid w:val="00FE78F0"/>
+    <w:rsid w:val="00FE791B"/>
+    <w:rsid w:val="00FE7DAB"/>
+    <w:rsid w:val="00FF03A3"/>
+    <w:rsid w:val="00FF082D"/>
+    <w:rsid w:val="00FF0F85"/>
+    <w:rsid w:val="00FF106F"/>
+    <w:rsid w:val="00FF201E"/>
+    <w:rsid w:val="00FF20CB"/>
+    <w:rsid w:val="00FF22B3"/>
+    <w:rsid w:val="00FF3E04"/>
+    <w:rsid w:val="00FF460F"/>
+    <w:rsid w:val="00FF5C6F"/>
+    <w:rsid w:val="00FF6AFD"/>
+    <w:rsid w:val="00FF6BDA"/>
+    <w:rsid w:val="00FF6D76"/>
+    <w:rsid w:val="00FF6E12"/>
+    <w:rsid w:val="00FF6E9B"/>
+    <w:rsid w:val="00FF705D"/>
+    <w:rsid w:val="00FF77F9"/>
+    <w:rsid w:val="00FF7F6D"/>
+  </w:rsids>
+  <m:mathPr>
+    <m:mathFont m:val="Cambria Math"/>
+    <m:brkBin m:val="before"/>
+    <m:brkBinSub m:val="--"/>
+    <m:smallFrac m:val="0"/>
+    <m:dispDef/>
+    <m:lMargin m:val="0"/>
+    <m:rMargin m:val="0"/>
+    <m:defJc m:val="centerGroup"/>
+    <m:wrapIndent m:val="1440"/>
+    <m:intLim m:val="subSup"/>
+    <m:naryLim m:val="undOvr"/>
+  </m:mathPr>
+  <w:themeFontLang w:val="vi-VN"/>
+  <w:clrSchemeMapping w:bg1="light1" w:t1="dark1" w:bg2="light2" w:t2="dark2" w:accent1="accent1" w:accent2="accent2" w:accent3="accent3" w:accent4="accent4" w:accent5="accent5" w:accent6="accent6" w:hyperlink="hyperlink" w:followedHyperlink="followedHyperlink"/>
+  <w:shapeDefaults>
+    <o:shapedefaults v:ext="edit" spidmax="12289"/>
+    <o:shapelayout v:ext="edit">
+      <o:idmap v:ext="edit" data="1"/>
+    </o:shapelayout>
+  </w:shapeDefaults>
+  <w:decimalSymbol w:val=","/>
+  <w:listSeparator w:val=","/>
+  <w14:docId w14:val="130B1C15"/>
+  <w15:docId w15:val="{430D526F-FE72-4200-B93D-0349E8380331}"/>
+</w:settings>
+</file>
+
+<file path=word\styles.xml><?xml version="1.0" encoding="utf-8"?>
 <w:styles xmlns:mc="http://schemas.openxmlformats.org/markup-compatibility/2006" xmlns:r="http://schemas.openxmlformats.org/officeDocument/2006/relationships" xmlns:w="http://schemas.openxmlformats.org/wordprocessingml/2006/main" xmlns:w14="http://schemas.microsoft.com/office/word/2010/wordml" xmlns:w15="http://schemas.microsoft.com/office/word/2012/wordml" xmlns:w16cid="http://schemas.microsoft.com/office/word/2016/wordml/cid" xmlns:w16se="http://schemas.microsoft.com/office/word/2015/wordml/symex" mc:Ignorable="w14 w15 w16se w16cid">
   <w:docDefaults>
     <w:rPrDefault>
@@ -20398,7 +25965,7 @@
 </w:styles>
 </file>
 
-<file path=word/theme/theme1.xml><?xml version="1.0" encoding="utf-8"?>
+<file path=word\theme\theme1.xml><?xml version="1.0" encoding="utf-8"?>
 <a:theme xmlns:a="http://schemas.openxmlformats.org/drawingml/2006/main" name="Office Theme">
   <a:themeElements>
     <a:clrScheme name="Office">
@@ -20693,14 +26260,701 @@
 </a:theme>
 </file>
 
-<file path=customXml/item1.xml><?xml version="1.0" encoding="utf-8"?>
-<b:Sources xmlns:b="http://schemas.openxmlformats.org/officeDocument/2006/bibliography" xmlns="http://schemas.openxmlformats.org/officeDocument/2006/bibliography" SelectedStyle="\APASixthEditionOfficeOnline.xsl" StyleName="APA" Version="6"/>
-</file>
-
-<file path=customXml/itemProps1.xml><?xml version="1.0" encoding="utf-8"?>
-<ds:datastoreItem xmlns:ds="http://schemas.openxmlformats.org/officeDocument/2006/customXml" ds:itemID="{FFC2BB99-A74C-43FE-B994-1119C79A2F6A}">
-  <ds:schemaRefs>
-    <ds:schemaRef ds:uri="http://schemas.openxmlformats.org/officeDocument/2006/bibliography"/>
-  </ds:schemaRefs>
-</ds:datastoreItem>
+<file path=word\webSettings.xml><?xml version="1.0" encoding="utf-8"?>
+<w:webSettings xmlns:mc="http://schemas.openxmlformats.org/markup-compatibility/2006" xmlns:r="http://schemas.openxmlformats.org/officeDocument/2006/relationships" xmlns:w="http://schemas.openxmlformats.org/wordprocessingml/2006/main" xmlns:w14="http://schemas.microsoft.com/office/word/2010/wordml" xmlns:w15="http://schemas.microsoft.com/office/word/2012/wordml" xmlns:w16cid="http://schemas.microsoft.com/office/word/2016/wordml/cid" xmlns:w16se="http://schemas.microsoft.com/office/word/2015/wordml/symex" mc:Ignorable="w14 w15 w16se w16cid">
+  <w:divs>
+    <w:div w:id="3632709">
+      <w:bodyDiv w:val="1"/>
+      <w:marLeft w:val="0"/>
+      <w:marRight w:val="0"/>
+      <w:marTop w:val="0"/>
+      <w:marBottom w:val="0"/>
+      <w:divBdr>
+        <w:top w:val="none" w:sz="0" w:space="0" w:color="auto"/>
+        <w:left w:val="none" w:sz="0" w:space="0" w:color="auto"/>
+        <w:bottom w:val="none" w:sz="0" w:space="0" w:color="auto"/>
+        <w:right w:val="none" w:sz="0" w:space="0" w:color="auto"/>
+      </w:divBdr>
+    </w:div>
+    <w:div w:id="21251317">
+      <w:bodyDiv w:val="1"/>
+      <w:marLeft w:val="0"/>
+      <w:marRight w:val="0"/>
+      <w:marTop w:val="0"/>
+      <w:marBottom w:val="0"/>
+      <w:divBdr>
+        <w:top w:val="none" w:sz="0" w:space="0" w:color="auto"/>
+        <w:left w:val="none" w:sz="0" w:space="0" w:color="auto"/>
+        <w:bottom w:val="none" w:sz="0" w:space="0" w:color="auto"/>
+        <w:right w:val="none" w:sz="0" w:space="0" w:color="auto"/>
+      </w:divBdr>
+    </w:div>
+    <w:div w:id="42872166">
+      <w:bodyDiv w:val="1"/>
+      <w:marLeft w:val="0"/>
+      <w:marRight w:val="0"/>
+      <w:marTop w:val="0"/>
+      <w:marBottom w:val="0"/>
+      <w:divBdr>
+        <w:top w:val="none" w:sz="0" w:space="0" w:color="auto"/>
+        <w:left w:val="none" w:sz="0" w:space="0" w:color="auto"/>
+        <w:bottom w:val="none" w:sz="0" w:space="0" w:color="auto"/>
+        <w:right w:val="none" w:sz="0" w:space="0" w:color="auto"/>
+      </w:divBdr>
+    </w:div>
+    <w:div w:id="98838753">
+      <w:bodyDiv w:val="1"/>
+      <w:marLeft w:val="0"/>
+      <w:marRight w:val="0"/>
+      <w:marTop w:val="0"/>
+      <w:marBottom w:val="0"/>
+      <w:divBdr>
+        <w:top w:val="none" w:sz="0" w:space="0" w:color="auto"/>
+        <w:left w:val="none" w:sz="0" w:space="0" w:color="auto"/>
+        <w:bottom w:val="none" w:sz="0" w:space="0" w:color="auto"/>
+        <w:right w:val="none" w:sz="0" w:space="0" w:color="auto"/>
+      </w:divBdr>
+    </w:div>
+    <w:div w:id="101389855">
+      <w:bodyDiv w:val="1"/>
+      <w:marLeft w:val="0"/>
+      <w:marRight w:val="0"/>
+      <w:marTop w:val="0"/>
+      <w:marBottom w:val="0"/>
+      <w:divBdr>
+        <w:top w:val="none" w:sz="0" w:space="0" w:color="auto"/>
+        <w:left w:val="none" w:sz="0" w:space="0" w:color="auto"/>
+        <w:bottom w:val="none" w:sz="0" w:space="0" w:color="auto"/>
+        <w:right w:val="none" w:sz="0" w:space="0" w:color="auto"/>
+      </w:divBdr>
+    </w:div>
+    <w:div w:id="124740431">
+      <w:bodyDiv w:val="1"/>
+      <w:marLeft w:val="0"/>
+      <w:marRight w:val="0"/>
+      <w:marTop w:val="0"/>
+      <w:marBottom w:val="0"/>
+      <w:divBdr>
+        <w:top w:val="none" w:sz="0" w:space="0" w:color="auto"/>
+        <w:left w:val="none" w:sz="0" w:space="0" w:color="auto"/>
+        <w:bottom w:val="none" w:sz="0" w:space="0" w:color="auto"/>
+        <w:right w:val="none" w:sz="0" w:space="0" w:color="auto"/>
+      </w:divBdr>
+    </w:div>
+    <w:div w:id="225335798">
+      <w:bodyDiv w:val="1"/>
+      <w:marLeft w:val="0"/>
+      <w:marRight w:val="0"/>
+      <w:marTop w:val="0"/>
+      <w:marBottom w:val="0"/>
+      <w:divBdr>
+        <w:top w:val="none" w:sz="0" w:space="0" w:color="auto"/>
+        <w:left w:val="none" w:sz="0" w:space="0" w:color="auto"/>
+        <w:bottom w:val="none" w:sz="0" w:space="0" w:color="auto"/>
+        <w:right w:val="none" w:sz="0" w:space="0" w:color="auto"/>
+      </w:divBdr>
+    </w:div>
+    <w:div w:id="305202175">
+      <w:bodyDiv w:val="1"/>
+      <w:marLeft w:val="0"/>
+      <w:marRight w:val="0"/>
+      <w:marTop w:val="0"/>
+      <w:marBottom w:val="0"/>
+      <w:divBdr>
+        <w:top w:val="none" w:sz="0" w:space="0" w:color="auto"/>
+        <w:left w:val="none" w:sz="0" w:space="0" w:color="auto"/>
+        <w:bottom w:val="none" w:sz="0" w:space="0" w:color="auto"/>
+        <w:right w:val="none" w:sz="0" w:space="0" w:color="auto"/>
+      </w:divBdr>
+    </w:div>
+    <w:div w:id="311257195">
+      <w:bodyDiv w:val="1"/>
+      <w:marLeft w:val="0"/>
+      <w:marRight w:val="0"/>
+      <w:marTop w:val="0"/>
+      <w:marBottom w:val="0"/>
+      <w:divBdr>
+        <w:top w:val="none" w:sz="0" w:space="0" w:color="auto"/>
+        <w:left w:val="none" w:sz="0" w:space="0" w:color="auto"/>
+        <w:bottom w:val="none" w:sz="0" w:space="0" w:color="auto"/>
+        <w:right w:val="none" w:sz="0" w:space="0" w:color="auto"/>
+      </w:divBdr>
+    </w:div>
+    <w:div w:id="326641268">
+      <w:bodyDiv w:val="1"/>
+      <w:marLeft w:val="0"/>
+      <w:marRight w:val="0"/>
+      <w:marTop w:val="0"/>
+      <w:marBottom w:val="0"/>
+      <w:divBdr>
+        <w:top w:val="none" w:sz="0" w:space="0" w:color="auto"/>
+        <w:left w:val="none" w:sz="0" w:space="0" w:color="auto"/>
+        <w:bottom w:val="none" w:sz="0" w:space="0" w:color="auto"/>
+        <w:right w:val="none" w:sz="0" w:space="0" w:color="auto"/>
+      </w:divBdr>
+    </w:div>
+    <w:div w:id="361252904">
+      <w:bodyDiv w:val="1"/>
+      <w:marLeft w:val="0"/>
+      <w:marRight w:val="0"/>
+      <w:marTop w:val="0"/>
+      <w:marBottom w:val="0"/>
+      <w:divBdr>
+        <w:top w:val="none" w:sz="0" w:space="0" w:color="auto"/>
+        <w:left w:val="none" w:sz="0" w:space="0" w:color="auto"/>
+        <w:bottom w:val="none" w:sz="0" w:space="0" w:color="auto"/>
+        <w:right w:val="none" w:sz="0" w:space="0" w:color="auto"/>
+      </w:divBdr>
+    </w:div>
+    <w:div w:id="380598134">
+      <w:bodyDiv w:val="1"/>
+      <w:marLeft w:val="0"/>
+      <w:marRight w:val="0"/>
+      <w:marTop w:val="0"/>
+      <w:marBottom w:val="0"/>
+      <w:divBdr>
+        <w:top w:val="none" w:sz="0" w:space="0" w:color="auto"/>
+        <w:left w:val="none" w:sz="0" w:space="0" w:color="auto"/>
+        <w:bottom w:val="none" w:sz="0" w:space="0" w:color="auto"/>
+        <w:right w:val="none" w:sz="0" w:space="0" w:color="auto"/>
+      </w:divBdr>
+    </w:div>
+    <w:div w:id="392050636">
+      <w:bodyDiv w:val="1"/>
+      <w:marLeft w:val="0"/>
+      <w:marRight w:val="0"/>
+      <w:marTop w:val="0"/>
+      <w:marBottom w:val="0"/>
+      <w:divBdr>
+        <w:top w:val="none" w:sz="0" w:space="0" w:color="auto"/>
+        <w:left w:val="none" w:sz="0" w:space="0" w:color="auto"/>
+        <w:bottom w:val="none" w:sz="0" w:space="0" w:color="auto"/>
+        <w:right w:val="none" w:sz="0" w:space="0" w:color="auto"/>
+      </w:divBdr>
+    </w:div>
+    <w:div w:id="460344619">
+      <w:bodyDiv w:val="1"/>
+      <w:marLeft w:val="0"/>
+      <w:marRight w:val="0"/>
+      <w:marTop w:val="0"/>
+      <w:marBottom w:val="0"/>
+      <w:divBdr>
+        <w:top w:val="none" w:sz="0" w:space="0" w:color="auto"/>
+        <w:left w:val="none" w:sz="0" w:space="0" w:color="auto"/>
+        <w:bottom w:val="none" w:sz="0" w:space="0" w:color="auto"/>
+        <w:right w:val="none" w:sz="0" w:space="0" w:color="auto"/>
+      </w:divBdr>
+    </w:div>
+    <w:div w:id="541871574">
+      <w:bodyDiv w:val="1"/>
+      <w:marLeft w:val="0"/>
+      <w:marRight w:val="0"/>
+      <w:marTop w:val="0"/>
+      <w:marBottom w:val="0"/>
+      <w:divBdr>
+        <w:top w:val="none" w:sz="0" w:space="0" w:color="auto"/>
+        <w:left w:val="none" w:sz="0" w:space="0" w:color="auto"/>
+        <w:bottom w:val="none" w:sz="0" w:space="0" w:color="auto"/>
+        <w:right w:val="none" w:sz="0" w:space="0" w:color="auto"/>
+      </w:divBdr>
+    </w:div>
+    <w:div w:id="575164314">
+      <w:bodyDiv w:val="1"/>
+      <w:marLeft w:val="0"/>
+      <w:marRight w:val="0"/>
+      <w:marTop w:val="0"/>
+      <w:marBottom w:val="0"/>
+      <w:divBdr>
+        <w:top w:val="none" w:sz="0" w:space="0" w:color="auto"/>
+        <w:left w:val="none" w:sz="0" w:space="0" w:color="auto"/>
+        <w:bottom w:val="none" w:sz="0" w:space="0" w:color="auto"/>
+        <w:right w:val="none" w:sz="0" w:space="0" w:color="auto"/>
+      </w:divBdr>
+    </w:div>
+    <w:div w:id="633026956">
+      <w:bodyDiv w:val="1"/>
+      <w:marLeft w:val="0"/>
+      <w:marRight w:val="0"/>
+      <w:marTop w:val="0"/>
+      <w:marBottom w:val="0"/>
+      <w:divBdr>
+        <w:top w:val="none" w:sz="0" w:space="0" w:color="auto"/>
+        <w:left w:val="none" w:sz="0" w:space="0" w:color="auto"/>
+        <w:bottom w:val="none" w:sz="0" w:space="0" w:color="auto"/>
+        <w:right w:val="none" w:sz="0" w:space="0" w:color="auto"/>
+      </w:divBdr>
+    </w:div>
+    <w:div w:id="691538814">
+      <w:bodyDiv w:val="1"/>
+      <w:marLeft w:val="0"/>
+      <w:marRight w:val="0"/>
+      <w:marTop w:val="0"/>
+      <w:marBottom w:val="0"/>
+      <w:divBdr>
+        <w:top w:val="none" w:sz="0" w:space="0" w:color="auto"/>
+        <w:left w:val="none" w:sz="0" w:space="0" w:color="auto"/>
+        <w:bottom w:val="none" w:sz="0" w:space="0" w:color="auto"/>
+        <w:right w:val="none" w:sz="0" w:space="0" w:color="auto"/>
+      </w:divBdr>
+    </w:div>
+    <w:div w:id="797990264">
+      <w:bodyDiv w:val="1"/>
+      <w:marLeft w:val="0"/>
+      <w:marRight w:val="0"/>
+      <w:marTop w:val="0"/>
+      <w:marBottom w:val="0"/>
+      <w:divBdr>
+        <w:top w:val="none" w:sz="0" w:space="0" w:color="auto"/>
+        <w:left w:val="none" w:sz="0" w:space="0" w:color="auto"/>
+        <w:bottom w:val="none" w:sz="0" w:space="0" w:color="auto"/>
+        <w:right w:val="none" w:sz="0" w:space="0" w:color="auto"/>
+      </w:divBdr>
+    </w:div>
+    <w:div w:id="850335724">
+      <w:bodyDiv w:val="1"/>
+      <w:marLeft w:val="0"/>
+      <w:marRight w:val="0"/>
+      <w:marTop w:val="0"/>
+      <w:marBottom w:val="0"/>
+      <w:divBdr>
+        <w:top w:val="none" w:sz="0" w:space="0" w:color="auto"/>
+        <w:left w:val="none" w:sz="0" w:space="0" w:color="auto"/>
+        <w:bottom w:val="none" w:sz="0" w:space="0" w:color="auto"/>
+        <w:right w:val="none" w:sz="0" w:space="0" w:color="auto"/>
+      </w:divBdr>
+    </w:div>
+    <w:div w:id="883177065">
+      <w:bodyDiv w:val="1"/>
+      <w:marLeft w:val="0"/>
+      <w:marRight w:val="0"/>
+      <w:marTop w:val="0"/>
+      <w:marBottom w:val="0"/>
+      <w:divBdr>
+        <w:top w:val="none" w:sz="0" w:space="0" w:color="auto"/>
+        <w:left w:val="none" w:sz="0" w:space="0" w:color="auto"/>
+        <w:bottom w:val="none" w:sz="0" w:space="0" w:color="auto"/>
+        <w:right w:val="none" w:sz="0" w:space="0" w:color="auto"/>
+      </w:divBdr>
+    </w:div>
+    <w:div w:id="884605388">
+      <w:bodyDiv w:val="1"/>
+      <w:marLeft w:val="0"/>
+      <w:marRight w:val="0"/>
+      <w:marTop w:val="0"/>
+      <w:marBottom w:val="0"/>
+      <w:divBdr>
+        <w:top w:val="none" w:sz="0" w:space="0" w:color="auto"/>
+        <w:left w:val="none" w:sz="0" w:space="0" w:color="auto"/>
+        <w:bottom w:val="none" w:sz="0" w:space="0" w:color="auto"/>
+        <w:right w:val="none" w:sz="0" w:space="0" w:color="auto"/>
+      </w:divBdr>
+    </w:div>
+    <w:div w:id="903948431">
+      <w:bodyDiv w:val="1"/>
+      <w:marLeft w:val="0"/>
+      <w:marRight w:val="0"/>
+      <w:marTop w:val="0"/>
+      <w:marBottom w:val="0"/>
+      <w:divBdr>
+        <w:top w:val="none" w:sz="0" w:space="0" w:color="auto"/>
+        <w:left w:val="none" w:sz="0" w:space="0" w:color="auto"/>
+        <w:bottom w:val="none" w:sz="0" w:space="0" w:color="auto"/>
+        <w:right w:val="none" w:sz="0" w:space="0" w:color="auto"/>
+      </w:divBdr>
+    </w:div>
+    <w:div w:id="912469550">
+      <w:bodyDiv w:val="1"/>
+      <w:marLeft w:val="0"/>
+      <w:marRight w:val="0"/>
+      <w:marTop w:val="0"/>
+      <w:marBottom w:val="0"/>
+      <w:divBdr>
+        <w:top w:val="none" w:sz="0" w:space="0" w:color="auto"/>
+        <w:left w:val="none" w:sz="0" w:space="0" w:color="auto"/>
+        <w:bottom w:val="none" w:sz="0" w:space="0" w:color="auto"/>
+        <w:right w:val="none" w:sz="0" w:space="0" w:color="auto"/>
+      </w:divBdr>
+    </w:div>
+    <w:div w:id="964655704">
+      <w:bodyDiv w:val="1"/>
+      <w:marLeft w:val="0"/>
+      <w:marRight w:val="0"/>
+      <w:marTop w:val="0"/>
+      <w:marBottom w:val="0"/>
+      <w:divBdr>
+        <w:top w:val="none" w:sz="0" w:space="0" w:color="auto"/>
+        <w:left w:val="none" w:sz="0" w:space="0" w:color="auto"/>
+        <w:bottom w:val="none" w:sz="0" w:space="0" w:color="auto"/>
+        <w:right w:val="none" w:sz="0" w:space="0" w:color="auto"/>
+      </w:divBdr>
+    </w:div>
+    <w:div w:id="1063286272">
+      <w:bodyDiv w:val="1"/>
+      <w:marLeft w:val="0"/>
+      <w:marRight w:val="0"/>
+      <w:marTop w:val="0"/>
+      <w:marBottom w:val="0"/>
+      <w:divBdr>
+        <w:top w:val="none" w:sz="0" w:space="0" w:color="auto"/>
+        <w:left w:val="none" w:sz="0" w:space="0" w:color="auto"/>
+        <w:bottom w:val="none" w:sz="0" w:space="0" w:color="auto"/>
+        <w:right w:val="none" w:sz="0" w:space="0" w:color="auto"/>
+      </w:divBdr>
+    </w:div>
+    <w:div w:id="1066804605">
+      <w:bodyDiv w:val="1"/>
+      <w:marLeft w:val="0"/>
+      <w:marRight w:val="0"/>
+      <w:marTop w:val="0"/>
+      <w:marBottom w:val="0"/>
+      <w:divBdr>
+        <w:top w:val="none" w:sz="0" w:space="0" w:color="auto"/>
+        <w:left w:val="none" w:sz="0" w:space="0" w:color="auto"/>
+        <w:bottom w:val="none" w:sz="0" w:space="0" w:color="auto"/>
+        <w:right w:val="none" w:sz="0" w:space="0" w:color="auto"/>
+      </w:divBdr>
+    </w:div>
+    <w:div w:id="1067073870">
+      <w:bodyDiv w:val="1"/>
+      <w:marLeft w:val="0"/>
+      <w:marRight w:val="0"/>
+      <w:marTop w:val="0"/>
+      <w:marBottom w:val="0"/>
+      <w:divBdr>
+        <w:top w:val="none" w:sz="0" w:space="0" w:color="auto"/>
+        <w:left w:val="none" w:sz="0" w:space="0" w:color="auto"/>
+        <w:bottom w:val="none" w:sz="0" w:space="0" w:color="auto"/>
+        <w:right w:val="none" w:sz="0" w:space="0" w:color="auto"/>
+      </w:divBdr>
+    </w:div>
+    <w:div w:id="1141581811">
+      <w:bodyDiv w:val="1"/>
+      <w:marLeft w:val="0"/>
+      <w:marRight w:val="0"/>
+      <w:marTop w:val="0"/>
+      <w:marBottom w:val="0"/>
+      <w:divBdr>
+        <w:top w:val="none" w:sz="0" w:space="0" w:color="auto"/>
+        <w:left w:val="none" w:sz="0" w:space="0" w:color="auto"/>
+        <w:bottom w:val="none" w:sz="0" w:space="0" w:color="auto"/>
+        <w:right w:val="none" w:sz="0" w:space="0" w:color="auto"/>
+      </w:divBdr>
+    </w:div>
+    <w:div w:id="1182669484">
+      <w:bodyDiv w:val="1"/>
+      <w:marLeft w:val="0"/>
+      <w:marRight w:val="0"/>
+      <w:marTop w:val="0"/>
+      <w:marBottom w:val="0"/>
+      <w:divBdr>
+        <w:top w:val="none" w:sz="0" w:space="0" w:color="auto"/>
+        <w:left w:val="none" w:sz="0" w:space="0" w:color="auto"/>
+        <w:bottom w:val="none" w:sz="0" w:space="0" w:color="auto"/>
+        <w:right w:val="none" w:sz="0" w:space="0" w:color="auto"/>
+      </w:divBdr>
+    </w:div>
+    <w:div w:id="1191182684">
+      <w:bodyDiv w:val="1"/>
+      <w:marLeft w:val="0"/>
+      <w:marRight w:val="0"/>
+      <w:marTop w:val="0"/>
+      <w:marBottom w:val="0"/>
+      <w:divBdr>
+        <w:top w:val="none" w:sz="0" w:space="0" w:color="auto"/>
+        <w:left w:val="none" w:sz="0" w:space="0" w:color="auto"/>
+        <w:bottom w:val="none" w:sz="0" w:space="0" w:color="auto"/>
+        <w:right w:val="none" w:sz="0" w:space="0" w:color="auto"/>
+      </w:divBdr>
+    </w:div>
+    <w:div w:id="1204755941">
+      <w:bodyDiv w:val="1"/>
+      <w:marLeft w:val="0"/>
+      <w:marRight w:val="0"/>
+      <w:marTop w:val="0"/>
+      <w:marBottom w:val="0"/>
+      <w:divBdr>
+        <w:top w:val="none" w:sz="0" w:space="0" w:color="auto"/>
+        <w:left w:val="none" w:sz="0" w:space="0" w:color="auto"/>
+        <w:bottom w:val="none" w:sz="0" w:space="0" w:color="auto"/>
+        <w:right w:val="none" w:sz="0" w:space="0" w:color="auto"/>
+      </w:divBdr>
+    </w:div>
+    <w:div w:id="1209951929">
+      <w:bodyDiv w:val="1"/>
+      <w:marLeft w:val="0"/>
+      <w:marRight w:val="0"/>
+      <w:marTop w:val="0"/>
+      <w:marBottom w:val="0"/>
+      <w:divBdr>
+        <w:top w:val="none" w:sz="0" w:space="0" w:color="auto"/>
+        <w:left w:val="none" w:sz="0" w:space="0" w:color="auto"/>
+        <w:bottom w:val="none" w:sz="0" w:space="0" w:color="auto"/>
+        <w:right w:val="none" w:sz="0" w:space="0" w:color="auto"/>
+      </w:divBdr>
+    </w:div>
+    <w:div w:id="1301499383">
+      <w:bodyDiv w:val="1"/>
+      <w:marLeft w:val="0"/>
+      <w:marRight w:val="0"/>
+      <w:marTop w:val="0"/>
+      <w:marBottom w:val="0"/>
+      <w:divBdr>
+        <w:top w:val="none" w:sz="0" w:space="0" w:color="auto"/>
+        <w:left w:val="none" w:sz="0" w:space="0" w:color="auto"/>
+        <w:bottom w:val="none" w:sz="0" w:space="0" w:color="auto"/>
+        <w:right w:val="none" w:sz="0" w:space="0" w:color="auto"/>
+      </w:divBdr>
+    </w:div>
+    <w:div w:id="1323123877">
+      <w:bodyDiv w:val="1"/>
+      <w:marLeft w:val="0"/>
+      <w:marRight w:val="0"/>
+      <w:marTop w:val="0"/>
+      <w:marBottom w:val="0"/>
+      <w:divBdr>
+        <w:top w:val="none" w:sz="0" w:space="0" w:color="auto"/>
+        <w:left w:val="none" w:sz="0" w:space="0" w:color="auto"/>
+        <w:bottom w:val="none" w:sz="0" w:space="0" w:color="auto"/>
+        <w:right w:val="none" w:sz="0" w:space="0" w:color="auto"/>
+      </w:divBdr>
+    </w:div>
+    <w:div w:id="1352996249">
+      <w:bodyDiv w:val="1"/>
+      <w:marLeft w:val="0"/>
+      <w:marRight w:val="0"/>
+      <w:marTop w:val="0"/>
+      <w:marBottom w:val="0"/>
+      <w:divBdr>
+        <w:top w:val="none" w:sz="0" w:space="0" w:color="auto"/>
+        <w:left w:val="none" w:sz="0" w:space="0" w:color="auto"/>
+        <w:bottom w:val="none" w:sz="0" w:space="0" w:color="auto"/>
+        <w:right w:val="none" w:sz="0" w:space="0" w:color="auto"/>
+      </w:divBdr>
+    </w:div>
+    <w:div w:id="1361859556">
+      <w:bodyDiv w:val="1"/>
+      <w:marLeft w:val="0"/>
+      <w:marRight w:val="0"/>
+      <w:marTop w:val="0"/>
+      <w:marBottom w:val="0"/>
+      <w:divBdr>
+        <w:top w:val="none" w:sz="0" w:space="0" w:color="auto"/>
+        <w:left w:val="none" w:sz="0" w:space="0" w:color="auto"/>
+        <w:bottom w:val="none" w:sz="0" w:space="0" w:color="auto"/>
+        <w:right w:val="none" w:sz="0" w:space="0" w:color="auto"/>
+      </w:divBdr>
+    </w:div>
+    <w:div w:id="1393388574">
+      <w:bodyDiv w:val="1"/>
+      <w:marLeft w:val="0"/>
+      <w:marRight w:val="0"/>
+      <w:marTop w:val="0"/>
+      <w:marBottom w:val="0"/>
+      <w:divBdr>
+        <w:top w:val="none" w:sz="0" w:space="0" w:color="auto"/>
+        <w:left w:val="none" w:sz="0" w:space="0" w:color="auto"/>
+        <w:bottom w:val="none" w:sz="0" w:space="0" w:color="auto"/>
+        <w:right w:val="none" w:sz="0" w:space="0" w:color="auto"/>
+      </w:divBdr>
+    </w:div>
+    <w:div w:id="1428766463">
+      <w:bodyDiv w:val="1"/>
+      <w:marLeft w:val="0"/>
+      <w:marRight w:val="0"/>
+      <w:marTop w:val="0"/>
+      <w:marBottom w:val="0"/>
+      <w:divBdr>
+        <w:top w:val="none" w:sz="0" w:space="0" w:color="auto"/>
+        <w:left w:val="none" w:sz="0" w:space="0" w:color="auto"/>
+        <w:bottom w:val="none" w:sz="0" w:space="0" w:color="auto"/>
+        <w:right w:val="none" w:sz="0" w:space="0" w:color="auto"/>
+      </w:divBdr>
+    </w:div>
+    <w:div w:id="1495418668">
+      <w:bodyDiv w:val="1"/>
+      <w:marLeft w:val="0"/>
+      <w:marRight w:val="0"/>
+      <w:marTop w:val="0"/>
+      <w:marBottom w:val="0"/>
+      <w:divBdr>
+        <w:top w:val="none" w:sz="0" w:space="0" w:color="auto"/>
+        <w:left w:val="none" w:sz="0" w:space="0" w:color="auto"/>
+        <w:bottom w:val="none" w:sz="0" w:space="0" w:color="auto"/>
+        <w:right w:val="none" w:sz="0" w:space="0" w:color="auto"/>
+      </w:divBdr>
+    </w:div>
+    <w:div w:id="1504707759">
+      <w:bodyDiv w:val="1"/>
+      <w:marLeft w:val="0"/>
+      <w:marRight w:val="0"/>
+      <w:marTop w:val="0"/>
+      <w:marBottom w:val="0"/>
+      <w:divBdr>
+        <w:top w:val="none" w:sz="0" w:space="0" w:color="auto"/>
+        <w:left w:val="none" w:sz="0" w:space="0" w:color="auto"/>
+        <w:bottom w:val="none" w:sz="0" w:space="0" w:color="auto"/>
+        <w:right w:val="none" w:sz="0" w:space="0" w:color="auto"/>
+      </w:divBdr>
+    </w:div>
+    <w:div w:id="1509831222">
+      <w:bodyDiv w:val="1"/>
+      <w:marLeft w:val="0"/>
+      <w:marRight w:val="0"/>
+      <w:marTop w:val="0"/>
+      <w:marBottom w:val="0"/>
+      <w:divBdr>
+        <w:top w:val="none" w:sz="0" w:space="0" w:color="auto"/>
+        <w:left w:val="none" w:sz="0" w:space="0" w:color="auto"/>
+        <w:bottom w:val="none" w:sz="0" w:space="0" w:color="auto"/>
+        <w:right w:val="none" w:sz="0" w:space="0" w:color="auto"/>
+      </w:divBdr>
+    </w:div>
+    <w:div w:id="1662343359">
+      <w:bodyDiv w:val="1"/>
+      <w:marLeft w:val="0"/>
+      <w:marRight w:val="0"/>
+      <w:marTop w:val="0"/>
+      <w:marBottom w:val="0"/>
+      <w:divBdr>
+        <w:top w:val="none" w:sz="0" w:space="0" w:color="auto"/>
+        <w:left w:val="none" w:sz="0" w:space="0" w:color="auto"/>
+        <w:bottom w:val="none" w:sz="0" w:space="0" w:color="auto"/>
+        <w:right w:val="none" w:sz="0" w:space="0" w:color="auto"/>
+      </w:divBdr>
+    </w:div>
+    <w:div w:id="1715229625">
+      <w:bodyDiv w:val="1"/>
+      <w:marLeft w:val="0"/>
+      <w:marRight w:val="0"/>
+      <w:marTop w:val="0"/>
+      <w:marBottom w:val="0"/>
+      <w:divBdr>
+        <w:top w:val="none" w:sz="0" w:space="0" w:color="auto"/>
+        <w:left w:val="none" w:sz="0" w:space="0" w:color="auto"/>
+        <w:bottom w:val="none" w:sz="0" w:space="0" w:color="auto"/>
+        <w:right w:val="none" w:sz="0" w:space="0" w:color="auto"/>
+      </w:divBdr>
+    </w:div>
+    <w:div w:id="1783113278">
+      <w:bodyDiv w:val="1"/>
+      <w:marLeft w:val="0"/>
+      <w:marRight w:val="0"/>
+      <w:marTop w:val="0"/>
+      <w:marBottom w:val="0"/>
+      <w:divBdr>
+        <w:top w:val="none" w:sz="0" w:space="0" w:color="auto"/>
+        <w:left w:val="none" w:sz="0" w:space="0" w:color="auto"/>
+        <w:bottom w:val="none" w:sz="0" w:space="0" w:color="auto"/>
+        <w:right w:val="none" w:sz="0" w:space="0" w:color="auto"/>
+      </w:divBdr>
+    </w:div>
+    <w:div w:id="1796632836">
+      <w:bodyDiv w:val="1"/>
+      <w:marLeft w:val="0"/>
+      <w:marRight w:val="0"/>
+      <w:marTop w:val="0"/>
+      <w:marBottom w:val="0"/>
+      <w:divBdr>
+        <w:top w:val="none" w:sz="0" w:space="0" w:color="auto"/>
+        <w:left w:val="none" w:sz="0" w:space="0" w:color="auto"/>
+        <w:bottom w:val="none" w:sz="0" w:space="0" w:color="auto"/>
+        <w:right w:val="none" w:sz="0" w:space="0" w:color="auto"/>
+      </w:divBdr>
+    </w:div>
+    <w:div w:id="1818305524">
+      <w:bodyDiv w:val="1"/>
+      <w:marLeft w:val="0"/>
+      <w:marRight w:val="0"/>
+      <w:marTop w:val="0"/>
+      <w:marBottom w:val="0"/>
+      <w:divBdr>
+        <w:top w:val="none" w:sz="0" w:space="0" w:color="auto"/>
+        <w:left w:val="none" w:sz="0" w:space="0" w:color="auto"/>
+        <w:bottom w:val="none" w:sz="0" w:space="0" w:color="auto"/>
+        <w:right w:val="none" w:sz="0" w:space="0" w:color="auto"/>
+      </w:divBdr>
+    </w:div>
+    <w:div w:id="1834107246">
+      <w:bodyDiv w:val="1"/>
+      <w:marLeft w:val="0"/>
+      <w:marRight w:val="0"/>
+      <w:marTop w:val="0"/>
+      <w:marBottom w:val="0"/>
+      <w:divBdr>
+        <w:top w:val="none" w:sz="0" w:space="0" w:color="auto"/>
+        <w:left w:val="none" w:sz="0" w:space="0" w:color="auto"/>
+        <w:bottom w:val="none" w:sz="0" w:space="0" w:color="auto"/>
+        <w:right w:val="none" w:sz="0" w:space="0" w:color="auto"/>
+      </w:divBdr>
+    </w:div>
+    <w:div w:id="1891114176">
+      <w:bodyDiv w:val="1"/>
+      <w:marLeft w:val="0"/>
+      <w:marRight w:val="0"/>
+      <w:marTop w:val="0"/>
+      <w:marBottom w:val="0"/>
+      <w:divBdr>
+        <w:top w:val="none" w:sz="0" w:space="0" w:color="auto"/>
+        <w:left w:val="none" w:sz="0" w:space="0" w:color="auto"/>
+        <w:bottom w:val="none" w:sz="0" w:space="0" w:color="auto"/>
+        <w:right w:val="none" w:sz="0" w:space="0" w:color="auto"/>
+      </w:divBdr>
+    </w:div>
+    <w:div w:id="1930305080">
+      <w:bodyDiv w:val="1"/>
+      <w:marLeft w:val="0"/>
+      <w:marRight w:val="0"/>
+      <w:marTop w:val="0"/>
+      <w:marBottom w:val="0"/>
+      <w:divBdr>
+        <w:top w:val="none" w:sz="0" w:space="0" w:color="auto"/>
+        <w:left w:val="none" w:sz="0" w:space="0" w:color="auto"/>
+        <w:bottom w:val="none" w:sz="0" w:space="0" w:color="auto"/>
+        <w:right w:val="none" w:sz="0" w:space="0" w:color="auto"/>
+      </w:divBdr>
+    </w:div>
+    <w:div w:id="1973053550">
+      <w:bodyDiv w:val="1"/>
+      <w:marLeft w:val="0"/>
+      <w:marRight w:val="0"/>
+      <w:marTop w:val="0"/>
+      <w:marBottom w:val="0"/>
+      <w:divBdr>
+        <w:top w:val="none" w:sz="0" w:space="0" w:color="auto"/>
+        <w:left w:val="none" w:sz="0" w:space="0" w:color="auto"/>
+        <w:bottom w:val="none" w:sz="0" w:space="0" w:color="auto"/>
+        <w:right w:val="none" w:sz="0" w:space="0" w:color="auto"/>
+      </w:divBdr>
+    </w:div>
+    <w:div w:id="2024933347">
+      <w:bodyDiv w:val="1"/>
+      <w:marLeft w:val="0"/>
+      <w:marRight w:val="0"/>
+      <w:marTop w:val="0"/>
+      <w:marBottom w:val="0"/>
+      <w:divBdr>
+        <w:top w:val="none" w:sz="0" w:space="0" w:color="auto"/>
+        <w:left w:val="none" w:sz="0" w:space="0" w:color="auto"/>
+        <w:bottom w:val="none" w:sz="0" w:space="0" w:color="auto"/>
+        <w:right w:val="none" w:sz="0" w:space="0" w:color="auto"/>
+      </w:divBdr>
+    </w:div>
+    <w:div w:id="2125809435">
+      <w:bodyDiv w:val="1"/>
+      <w:marLeft w:val="0"/>
+      <w:marRight w:val="0"/>
+      <w:marTop w:val="0"/>
+      <w:marBottom w:val="0"/>
+      <w:divBdr>
+        <w:top w:val="none" w:sz="0" w:space="0" w:color="auto"/>
+        <w:left w:val="none" w:sz="0" w:space="0" w:color="auto"/>
+        <w:bottom w:val="none" w:sz="0" w:space="0" w:color="auto"/>
+        <w:right w:val="none" w:sz="0" w:space="0" w:color="auto"/>
+      </w:divBdr>
+    </w:div>
+  </w:divs>
+  <w:optimizeForBrowser/>
+  <w:relyOnVML/>
+  <w:allowPNG/>
+</w:webSettings>
 </file>